--- a/ProjectDescription.docx
+++ b/ProjectDescription.docx
@@ -40,9 +40,30 @@
         <w:keepLines w:val="0"/>
         <w:widowControl/>
         <w:suppressLineNumbers w:val="0"/>
-      </w:pPr>
-      <w:r>
-        <w:t xml:space="preserve">Once a patient selects a doctor, they can book an appointment by choosing from the available time slots. The system enables patients to select the date and time that works best for them, streamlining the appointment scheduling process. Upon confirming the appointment, the system stores all relevant details, including the patient’s information, the selected doctor’s information (name, specialty, fees), the scheduled date and time of the appointment, and the appointment’s status (scheduled or canceled). patients can also manage their scheduled appointments through the system. If they need to cancel an appointment, they can easily do so, and the system updates the appointment status accordingly. </w:t>
+        <w:rPr>
+          <w:rFonts w:hint="default"/>
+          <w:lang w:val="en-US"/>
+        </w:rPr>
+      </w:pPr>
+      <w:r>
+        <w:t>Once a patient selects a doctor, they can book an appointment by choosing from the available time slots. The system enables patients to select the date and time that works best for them, streamlining the appointment scheduling process. Upon confirming the appointment, the system stores all relevant details, including the patient’s information, the selected doctor’s information (name, specialty, fees</w:t>
+      </w:r>
+      <w:r>
+        <w:rPr>
+          <w:rFonts w:hint="default"/>
+          <w:lang w:val="en-US"/>
+        </w:rPr>
+        <w:t>,payment method</w:t>
+      </w:r>
+      <w:r>
+        <w:t>), the scheduled date and time of the appointment, and the appointment’s status (scheduled or canceled). patients can also manage their scheduled appointments through the system. If they need to cancel an appointment, they can easily do so, and the system updates the appointment status accordingly.</w:t>
+      </w:r>
+      <w:r>
+        <w:rPr>
+          <w:rFonts w:hint="default"/>
+          <w:lang w:val="en-US"/>
+        </w:rPr>
+        <w:t xml:space="preserve"> They can select payment method as cash or card or insurance as well.</w:t>
       </w:r>
     </w:p>
     <w:p>
@@ -54,8 +75,138 @@
         <w:suppressLineNumbers w:val="0"/>
       </w:pPr>
       <w:r>
-        <w:t xml:space="preserve">Doctors play a vital role in this system. Once registered by an operator, they can log into their accounts to view the appointments scheduled with them. They can check which patients have booked appointments, along with the corresponding date and time. Doctors are responsible for maintaining their profiles, including updating their consultation fees and availability status. They can also cancel appointments if necessary, ensuring that their schedules remain accurate. </w:t>
-      </w:r>
+        <w:t>Doctors play a vital role in this system. Once registered by an operator, they can log into their accounts to view the appointments scheduled with them. They can check which patients have booked appointments, along with the corresponding date and time. Doctors are responsible for maintaining their profiles, including updating their consultation fees and availability status. They can also cancel appointments if necessary, ensuring that their schedules remain accurate.</w:t>
+      </w:r>
+      <w:r>
+        <w:rPr>
+          <w:rFonts w:hint="default" w:ascii="Times New Roman" w:hAnsi="Times New Roman" w:eastAsia="SimSun" w:cs="Times New Roman"/>
+          <w:color w:val="000000"/>
+          <w:kern w:val="0"/>
+          <w:sz w:val="24"/>
+          <w:szCs w:val="24"/>
+          <w:lang w:val="en-US" w:eastAsia="zh-CN" w:bidi="ar"/>
+        </w:rPr>
+        <w:t xml:space="preserve">Doctors can also add presctiption, based on the </w:t>
+      </w:r>
+      <w:r>
+        <w:rPr>
+          <w:rFonts w:hint="default" w:cs="Times New Roman"/>
+          <w:color w:val="000000"/>
+          <w:kern w:val="0"/>
+          <w:sz w:val="24"/>
+          <w:szCs w:val="24"/>
+          <w:lang w:val="en-IN" w:eastAsia="zh-CN" w:bidi="ar"/>
+        </w:rPr>
+        <w:t>patient's</w:t>
+      </w:r>
+      <w:r>
+        <w:rPr>
+          <w:rFonts w:hint="default" w:ascii="Times New Roman" w:hAnsi="Times New Roman" w:eastAsia="SimSun" w:cs="Times New Roman"/>
+          <w:color w:val="000000"/>
+          <w:kern w:val="0"/>
+          <w:sz w:val="24"/>
+          <w:szCs w:val="24"/>
+          <w:lang w:val="en-US" w:eastAsia="zh-CN" w:bidi="ar"/>
+        </w:rPr>
+        <w:t xml:space="preserve"> </w:t>
+      </w:r>
+      <w:r>
+        <w:rPr>
+          <w:rFonts w:hint="default" w:cs="Times New Roman"/>
+          <w:color w:val="000000"/>
+          <w:kern w:val="0"/>
+          <w:sz w:val="24"/>
+          <w:szCs w:val="24"/>
+          <w:lang w:val="en-IN" w:eastAsia="zh-CN" w:bidi="ar"/>
+        </w:rPr>
+        <w:t xml:space="preserve">condition. </w:t>
+      </w:r>
+      <w:r>
+        <w:rPr>
+          <w:rFonts w:hint="default" w:ascii="Times New Roman" w:hAnsi="Times New Roman" w:eastAsia="SimSun" w:cs="Times New Roman"/>
+          <w:color w:val="000000"/>
+          <w:kern w:val="0"/>
+          <w:sz w:val="24"/>
+          <w:szCs w:val="24"/>
+          <w:lang w:val="en-US" w:eastAsia="zh-CN" w:bidi="ar"/>
+        </w:rPr>
+        <w:t xml:space="preserve">If the doctor </w:t>
+      </w:r>
+      <w:r>
+        <w:rPr>
+          <w:rFonts w:hint="default" w:cs="Times New Roman"/>
+          <w:color w:val="000000"/>
+          <w:kern w:val="0"/>
+          <w:sz w:val="24"/>
+          <w:szCs w:val="24"/>
+          <w:lang w:val="en-IN" w:eastAsia="zh-CN" w:bidi="ar"/>
+        </w:rPr>
+        <w:t>isn't</w:t>
+      </w:r>
+      <w:r>
+        <w:rPr>
+          <w:rFonts w:hint="default" w:ascii="Times New Roman" w:hAnsi="Times New Roman" w:eastAsia="SimSun" w:cs="Times New Roman"/>
+          <w:color w:val="000000"/>
+          <w:kern w:val="0"/>
+          <w:sz w:val="24"/>
+          <w:szCs w:val="24"/>
+          <w:lang w:val="en-US" w:eastAsia="zh-CN" w:bidi="ar"/>
+        </w:rPr>
+        <w:t xml:space="preserve"> available on </w:t>
+      </w:r>
+      <w:r>
+        <w:rPr>
+          <w:rFonts w:hint="default" w:cs="Times New Roman"/>
+          <w:color w:val="000000"/>
+          <w:kern w:val="0"/>
+          <w:sz w:val="24"/>
+          <w:szCs w:val="24"/>
+          <w:lang w:val="en-IN" w:eastAsia="zh-CN" w:bidi="ar"/>
+        </w:rPr>
+        <w:t xml:space="preserve">a </w:t>
+      </w:r>
+      <w:r>
+        <w:rPr>
+          <w:rFonts w:hint="default" w:ascii="Times New Roman" w:hAnsi="Times New Roman" w:eastAsia="SimSun" w:cs="Times New Roman"/>
+          <w:color w:val="000000"/>
+          <w:kern w:val="0"/>
+          <w:sz w:val="24"/>
+          <w:szCs w:val="24"/>
+          <w:lang w:val="en-US" w:eastAsia="zh-CN" w:bidi="ar"/>
+        </w:rPr>
+        <w:t xml:space="preserve">particular </w:t>
+      </w:r>
+      <w:r>
+        <w:rPr>
+          <w:rFonts w:hint="default" w:cs="Times New Roman"/>
+          <w:color w:val="000000"/>
+          <w:kern w:val="0"/>
+          <w:sz w:val="24"/>
+          <w:szCs w:val="24"/>
+          <w:lang w:val="en-IN" w:eastAsia="zh-CN" w:bidi="ar"/>
+        </w:rPr>
+        <w:t>day,</w:t>
+      </w:r>
+      <w:r>
+        <w:rPr>
+          <w:rFonts w:hint="default" w:ascii="Times New Roman" w:hAnsi="Times New Roman" w:eastAsia="SimSun" w:cs="Times New Roman"/>
+          <w:color w:val="000000"/>
+          <w:kern w:val="0"/>
+          <w:sz w:val="24"/>
+          <w:szCs w:val="24"/>
+          <w:lang w:val="en-US" w:eastAsia="zh-CN" w:bidi="ar"/>
+        </w:rPr>
+        <w:t xml:space="preserve"> all the appointments for the doctor on that particular day will be cancelled.</w:t>
+      </w:r>
+    </w:p>
+    <w:p>
+      <w:pPr>
+        <w:pStyle w:val="4"/>
+        <w:keepNext w:val="0"/>
+        <w:keepLines w:val="0"/>
+        <w:widowControl/>
+        <w:suppressLineNumbers w:val="0"/>
+      </w:pPr>
     </w:p>
     <w:p>
       <w:pPr>
@@ -166,7 +317,7 @@
           </mc:Choice>
           <mc:Fallback>
             <w:pict>
-              <v:rect id="Rectangle 818388106" o:spid="_x0000_s1026" o:spt="1" style="position:absolute;left:0pt;margin-left:-7.95pt;margin-top:4.55pt;height:698.5pt;width:501.65pt;mso-position-horizontal-relative:margin;z-index:251659264;v-text-anchor:middle;mso-width-relative:page;mso-height-relative:page;" fillcolor="#FFFFFF [3201]" filled="t" stroked="t" coordsize="21600,21600" o:gfxdata="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">
+              <v:rect id="Rectangle 818388106" o:spid="_x0000_s1026" o:spt="1" style="position:absolute;left:0pt;margin-left:-7.95pt;margin-top:4.55pt;height:698.5pt;width:501.65pt;mso-position-horizontal-relative:margin;z-index:251659264;v-text-anchor:middle;mso-width-relative:page;mso-height-relative:page;" fillcolor="#FFFFFF [3201]" filled="t" stroked="t" coordsize="21600,21600" o:gfxdata="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">
                 <v:fill on="t" focussize="0,0"/>
                 <v:stroke weight="1.5pt" color="#000000 [3200]" miterlimit="8" joinstyle="miter"/>
                 <v:imagedata o:title=""/>
@@ -203,15 +354,6 @@
           <w:color w:val="222222"/>
         </w:rPr>
       </w:pPr>
-    </w:p>
-    <w:p>
-      <w:pPr>
-        <w:rPr>
-          <w:rStyle w:val="5"/>
-          <w:rFonts w:ascii="Helvetica" w:hAnsi="Helvetica"/>
-          <w:color w:val="222222"/>
-        </w:rPr>
-      </w:pPr>
       <w:r>
         <w:rPr>
           <w:rFonts w:ascii="Helvetica" w:hAnsi="Helvetica"/>
@@ -222,18 +364,18 @@
         <mc:AlternateContent>
           <mc:Choice Requires="wps">
             <w:drawing>
-              <wp:anchor distT="0" distB="0" distL="114300" distR="114300" simplePos="0" relativeHeight="251668480" behindDoc="0" locked="0" layoutInCell="1" allowOverlap="1">
+              <wp:anchor distT="0" distB="0" distL="114300" distR="114300" simplePos="0" relativeHeight="251673600" behindDoc="0" locked="0" layoutInCell="1" allowOverlap="1">
                 <wp:simplePos x="0" y="0"/>
                 <wp:positionH relativeFrom="column">
-                  <wp:posOffset>2340610</wp:posOffset>
+                  <wp:posOffset>6864985</wp:posOffset>
                 </wp:positionH>
                 <wp:positionV relativeFrom="paragraph">
-                  <wp:posOffset>86360</wp:posOffset>
+                  <wp:posOffset>26035</wp:posOffset>
                 </wp:positionV>
                 <wp:extent cx="1281430" cy="1480820"/>
                 <wp:effectExtent l="6350" t="6350" r="7620" b="17780"/>
                 <wp:wrapNone/>
-                <wp:docPr id="2" name="Rectangle 1814699117"/>
+                <wp:docPr id="14" name="Rectangle 1814699117"/>
                 <wp:cNvGraphicFramePr/>
                 <a:graphic xmlns:a="http://schemas.openxmlformats.org/drawingml/2006/main">
                   <a:graphicData uri="http://schemas.microsoft.com/office/word/2010/wordprocessingShape">
@@ -424,7 +566,7 @@
           </mc:Choice>
           <mc:Fallback>
             <w:pict>
-              <v:rect id="Rectangle 1814699117" o:spid="_x0000_s1026" o:spt="1" style="position:absolute;left:0pt;margin-left:184.3pt;margin-top:6.8pt;height:116.6pt;width:100.9pt;z-index:251668480;v-text-anchor:middle;mso-width-relative:page;mso-height-relative:page;" fillcolor="#FFFFFF [3201]" filled="t" stroked="t" coordsize="21600,21600" o:gfxdata="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">
+              <v:rect id="Rectangle 1814699117" o:spid="_x0000_s1026" o:spt="1" style="position:absolute;left:0pt;margin-left:540.55pt;margin-top:2.05pt;height:116.6pt;width:100.9pt;z-index:251673600;v-text-anchor:middle;mso-width-relative:page;mso-height-relative:page;" fillcolor="#FFFFFF [3201]" filled="t" stroked="t" coordsize="21600,21600" o:gfxdata="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">
                 <v:fill on="t" focussize="0,0"/>
                 <v:stroke weight="1pt" color="#000000 [3200]" miterlimit="8" joinstyle="miter"/>
                 <v:imagedata o:title=""/>
@@ -604,18 +746,18 @@
         <mc:AlternateContent>
           <mc:Choice Requires="wps">
             <w:drawing>
-              <wp:anchor distT="0" distB="0" distL="114300" distR="114300" simplePos="0" relativeHeight="251660288" behindDoc="0" locked="0" layoutInCell="1" allowOverlap="1">
+              <wp:anchor distT="0" distB="0" distL="114300" distR="114300" simplePos="0" relativeHeight="251672576" behindDoc="0" locked="0" layoutInCell="1" allowOverlap="1">
                 <wp:simplePos x="0" y="0"/>
                 <wp:positionH relativeFrom="column">
-                  <wp:posOffset>151130</wp:posOffset>
+                  <wp:posOffset>2394585</wp:posOffset>
                 </wp:positionH>
                 <wp:positionV relativeFrom="paragraph">
-                  <wp:posOffset>2540</wp:posOffset>
+                  <wp:posOffset>168910</wp:posOffset>
                 </wp:positionV>
                 <wp:extent cx="1106170" cy="1480820"/>
                 <wp:effectExtent l="6350" t="6350" r="11430" b="17780"/>
                 <wp:wrapNone/>
-                <wp:docPr id="27" name="Rectangle 1814699117"/>
+                <wp:docPr id="15" name="Rectangle 1814699117"/>
                 <wp:cNvGraphicFramePr/>
                 <a:graphic xmlns:a="http://schemas.openxmlformats.org/drawingml/2006/main">
                   <a:graphicData uri="http://schemas.microsoft.com/office/word/2010/wordprocessingShape">
@@ -653,7 +795,7 @@
                                 <w:rFonts w:hint="default" w:eastAsia="+Body"/>
                                 <w:b/>
                                 <w:bCs/>
-                                <w:lang w:val="en-IN"/>
+                                <w:lang w:val="en-US"/>
                               </w:rPr>
                             </w:pPr>
                             <w:r>
@@ -661,9 +803,9 @@
                                 <w:rFonts w:hint="default" w:eastAsia="+Body"/>
                                 <w:b/>
                                 <w:bCs/>
-                                <w:lang w:val="en-IN"/>
-                              </w:rPr>
-                              <w:t>Operator</w:t>
+                                <w:lang w:val="en-US"/>
+                              </w:rPr>
+                              <w:t>Admin</w:t>
                             </w:r>
                           </w:p>
                           <w:p>
@@ -755,26 +897,6 @@
                                 <w:lang w:val="en-IN"/>
                               </w:rPr>
                               <w:t>password</w:t>
-                            </w:r>
-                          </w:p>
-                          <w:p>
-                            <w:pPr>
-                              <w:jc w:val="both"/>
-                              <w:rPr>
-                                <w:rFonts w:hint="default" w:eastAsia="+Body"/>
-                                <w:b w:val="0"/>
-                                <w:bCs w:val="0"/>
-                                <w:lang w:val="en-IN"/>
-                              </w:rPr>
-                            </w:pPr>
-                            <w:r>
-                              <w:rPr>
-                                <w:rFonts w:hint="default" w:eastAsia="+Body"/>
-                                <w:b w:val="0"/>
-                                <w:bCs w:val="0"/>
-                                <w:lang w:val="en-IN"/>
-                              </w:rPr>
-                              <w:t>role</w:t>
                             </w:r>
                           </w:p>
                           <w:p>
@@ -835,7 +957,7 @@
           </mc:Choice>
           <mc:Fallback>
             <w:pict>
-              <v:rect id="Rectangle 1814699117" o:spid="_x0000_s1026" o:spt="1" style="position:absolute;left:0pt;margin-left:11.9pt;margin-top:0.2pt;height:116.6pt;width:87.1pt;z-index:251660288;v-text-anchor:middle;mso-width-relative:page;mso-height-relative:page;" fillcolor="#FFFFFF [3201]" filled="t" stroked="t" coordsize="21600,21600" o:gfxdata="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">
+              <v:rect id="Rectangle 1814699117" o:spid="_x0000_s1026" o:spt="1" style="position:absolute;left:0pt;margin-left:188.55pt;margin-top:13.3pt;height:116.6pt;width:87.1pt;z-index:251672576;v-text-anchor:middle;mso-width-relative:page;mso-height-relative:page;" fillcolor="#FFFFFF [3201]" filled="t" stroked="t" coordsize="21600,21600" o:gfxdata="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">
                 <v:fill on="t" focussize="0,0"/>
                 <v:stroke weight="1pt" color="#000000 [3200]" miterlimit="8" joinstyle="miter"/>
                 <v:imagedata o:title=""/>
@@ -849,7 +971,7 @@
                           <w:rFonts w:hint="default" w:eastAsia="+Body"/>
                           <w:b/>
                           <w:bCs/>
-                          <w:lang w:val="en-IN"/>
+                          <w:lang w:val="en-US"/>
                         </w:rPr>
                       </w:pPr>
                       <w:r>
@@ -857,9 +979,9 @@
                           <w:rFonts w:hint="default" w:eastAsia="+Body"/>
                           <w:b/>
                           <w:bCs/>
-                          <w:lang w:val="en-IN"/>
-                        </w:rPr>
-                        <w:t>Operator</w:t>
+                          <w:lang w:val="en-US"/>
+                        </w:rPr>
+                        <w:t>Admin</w:t>
                       </w:r>
                     </w:p>
                     <w:p>
@@ -951,26 +1073,6 @@
                           <w:lang w:val="en-IN"/>
                         </w:rPr>
                         <w:t>password</w:t>
-                      </w:r>
-                    </w:p>
-                    <w:p>
-                      <w:pPr>
-                        <w:jc w:val="both"/>
-                        <w:rPr>
-                          <w:rFonts w:hint="default" w:eastAsia="+Body"/>
-                          <w:b w:val="0"/>
-                          <w:bCs w:val="0"/>
-                          <w:lang w:val="en-IN"/>
-                        </w:rPr>
-                      </w:pPr>
-                      <w:r>
-                        <w:rPr>
-                          <w:rFonts w:hint="default" w:eastAsia="+Body"/>
-                          <w:b w:val="0"/>
-                          <w:bCs w:val="0"/>
-                          <w:lang w:val="en-IN"/>
-                        </w:rPr>
-                        <w:t>role</w:t>
                       </w:r>
                     </w:p>
                     <w:p>
@@ -1025,121 +1127,927 @@
           </mc:Fallback>
         </mc:AlternateContent>
       </w:r>
-    </w:p>
-    <w:p>
-      <w:pPr>
-        <w:rPr>
-          <w:rStyle w:val="5"/>
-          <w:rFonts w:ascii="Helvetica" w:hAnsi="Helvetica"/>
-          <w:color w:val="222222"/>
-        </w:rPr>
-      </w:pPr>
-    </w:p>
-    <w:p>
-      <w:pPr>
-        <w:rPr>
-          <w:rStyle w:val="5"/>
-          <w:rFonts w:ascii="Helvetica" w:hAnsi="Helvetica"/>
-          <w:color w:val="222222"/>
-        </w:rPr>
-      </w:pPr>
-    </w:p>
-    <w:p>
-      <w:pPr>
-        <w:rPr>
-          <w:rStyle w:val="5"/>
-          <w:rFonts w:ascii="Helvetica" w:hAnsi="Helvetica"/>
-          <w:color w:val="222222"/>
-        </w:rPr>
-      </w:pPr>
-    </w:p>
-    <w:p>
-      <w:pPr>
-        <w:rPr>
-          <w:rStyle w:val="5"/>
-          <w:rFonts w:ascii="Helvetica" w:hAnsi="Helvetica"/>
-          <w:color w:val="222222"/>
-        </w:rPr>
-      </w:pPr>
-    </w:p>
-    <w:p>
-      <w:pPr>
-        <w:rPr>
-          <w:rStyle w:val="5"/>
-          <w:rFonts w:ascii="Helvetica" w:hAnsi="Helvetica"/>
-          <w:color w:val="222222"/>
-        </w:rPr>
-      </w:pPr>
-    </w:p>
-    <w:p>
-      <w:pPr>
-        <w:rPr>
-          <w:rStyle w:val="5"/>
-          <w:rFonts w:ascii="Helvetica" w:hAnsi="Helvetica"/>
-          <w:color w:val="222222"/>
-        </w:rPr>
-      </w:pPr>
-    </w:p>
-    <w:p>
-      <w:pPr>
-        <w:rPr>
-          <w:rStyle w:val="5"/>
-          <w:rFonts w:ascii="Helvetica" w:hAnsi="Helvetica"/>
-          <w:color w:val="222222"/>
-          <w:u w:val="single"/>
-        </w:rPr>
-      </w:pPr>
-      <w:r>
-        <w:rPr>
-          <w:rStyle w:val="5"/>
-          <w:rFonts w:ascii="Helvetica" w:hAnsi="Helvetica"/>
-          <w:color w:val="222222"/>
-          <w:u w:val="single"/>
-        </w:rPr>
-        <w:t>Document Data Model(2) for DVDs rental</w:t>
-      </w:r>
-    </w:p>
-    <w:p>
-      <w:pPr>
-        <w:rPr>
-          <w:rStyle w:val="5"/>
-          <w:rFonts w:ascii="Helvetica" w:hAnsi="Helvetica"/>
-          <w:color w:val="222222"/>
-          <w:u w:val="single"/>
-        </w:rPr>
-      </w:pPr>
       <w:r>
         <w:rPr>
           <w:rFonts w:ascii="Helvetica" w:hAnsi="Helvetica"/>
           <w:b/>
           <w:bCs/>
           <w:color w:val="222222"/>
-          <w:u w:val="single"/>
         </w:rPr>
         <mc:AlternateContent>
           <mc:Choice Requires="wps">
             <w:drawing>
-              <wp:anchor distT="0" distB="0" distL="114300" distR="114300" simplePos="0" relativeHeight="251666432" behindDoc="0" locked="0" layoutInCell="1" allowOverlap="1">
+              <wp:anchor distT="0" distB="0" distL="114300" distR="114300" simplePos="0" relativeHeight="251668480" behindDoc="0" locked="0" layoutInCell="1" allowOverlap="1">
                 <wp:simplePos x="0" y="0"/>
                 <wp:positionH relativeFrom="column">
-                  <wp:posOffset>709295</wp:posOffset>
+                  <wp:posOffset>4538980</wp:posOffset>
                 </wp:positionH>
                 <wp:positionV relativeFrom="paragraph">
-                  <wp:posOffset>66675</wp:posOffset>
+                  <wp:posOffset>67945</wp:posOffset>
                 </wp:positionV>
-                <wp:extent cx="8255" cy="1162050"/>
-                <wp:effectExtent l="6350" t="0" r="23495" b="0"/>
+                <wp:extent cx="1281430" cy="1725295"/>
+                <wp:effectExtent l="6350" t="6350" r="7620" b="20955"/>
                 <wp:wrapNone/>
-                <wp:docPr id="4" name="Straight Connector 3"/>
+                <wp:docPr id="2" name="Rectangle 1814699117"/>
                 <wp:cNvGraphicFramePr/>
                 <a:graphic xmlns:a="http://schemas.openxmlformats.org/drawingml/2006/main">
                   <a:graphicData uri="http://schemas.microsoft.com/office/word/2010/wordprocessingShape">
                     <wps:wsp>
-                      <wps:cNvCnPr/>
+                      <wps:cNvSpPr/>
                       <wps:spPr>
-                        <a:xfrm flipH="1" flipV="1">
+                        <a:xfrm>
                           <a:off x="0" y="0"/>
-                          <a:ext cx="8255" cy="1162050"/>
+                          <a:ext cx="1281430" cy="1725295"/>
+                        </a:xfrm>
+                        <a:prstGeom prst="rect">
+                          <a:avLst/>
+                        </a:prstGeom>
+                      </wps:spPr>
+                      <wps:style>
+                        <a:lnRef idx="2">
+                          <a:schemeClr val="dk1"/>
+                        </a:lnRef>
+                        <a:fillRef idx="1">
+                          <a:schemeClr val="lt1"/>
+                        </a:fillRef>
+                        <a:effectRef idx="0">
+                          <a:schemeClr val="dk1"/>
+                        </a:effectRef>
+                        <a:fontRef idx="minor">
+                          <a:schemeClr val="dk1"/>
+                        </a:fontRef>
+                      </wps:style>
+                      <wps:txbx>
+                        <w:txbxContent>
+                          <w:p>
+                            <w:pPr>
+                              <w:jc w:val="both"/>
+                              <w:rPr>
+                                <w:rFonts w:hint="default" w:eastAsia="+Body"/>
+                                <w:b/>
+                                <w:bCs/>
+                                <w:lang w:val="en-IN"/>
+                              </w:rPr>
+                            </w:pPr>
+                            <w:r>
+                              <w:rPr>
+                                <w:rFonts w:hint="default" w:eastAsia="+Body"/>
+                                <w:b/>
+                                <w:bCs/>
+                                <w:lang w:val="en-IN"/>
+                              </w:rPr>
+                              <w:t>Prescription</w:t>
+                            </w:r>
+                          </w:p>
+                          <w:p>
+                            <w:pPr>
+                              <w:jc w:val="both"/>
+                              <w:rPr>
+                                <w:rFonts w:hint="default" w:eastAsia="+Body"/>
+                                <w:b/>
+                                <w:bCs/>
+                                <w:lang w:val="en-IN"/>
+                              </w:rPr>
+                            </w:pPr>
+                          </w:p>
+                          <w:p>
+                            <w:pPr>
+                              <w:jc w:val="both"/>
+                              <w:rPr>
+                                <w:rFonts w:hint="default" w:eastAsia="+Body"/>
+                                <w:b w:val="0"/>
+                                <w:bCs w:val="0"/>
+                                <w:lang w:val="en-IN"/>
+                              </w:rPr>
+                            </w:pPr>
+                            <w:r>
+                              <w:rPr>
+                                <w:rFonts w:hint="default" w:eastAsia="+Body"/>
+                                <w:b w:val="0"/>
+                                <w:bCs w:val="0"/>
+                                <w:lang w:val="en-IN"/>
+                              </w:rPr>
+                              <w:t>_id</w:t>
+                            </w:r>
+                          </w:p>
+                          <w:p>
+                            <w:pPr>
+                              <w:jc w:val="both"/>
+                              <w:rPr>
+                                <w:rFonts w:hint="default" w:eastAsia="+Body"/>
+                                <w:b w:val="0"/>
+                                <w:bCs w:val="0"/>
+                                <w:lang w:val="en-IN"/>
+                              </w:rPr>
+                            </w:pPr>
+                            <w:r>
+                              <w:rPr>
+                                <w:rFonts w:hint="default" w:eastAsia="+Body"/>
+                                <w:b w:val="0"/>
+                                <w:bCs w:val="0"/>
+                                <w:lang w:val="en-IN"/>
+                              </w:rPr>
+                              <w:t>medicines</w:t>
+                            </w:r>
+                          </w:p>
+                          <w:p>
+                            <w:pPr>
+                              <w:jc w:val="both"/>
+                              <w:rPr>
+                                <w:rFonts w:hint="default" w:eastAsia="+Body"/>
+                                <w:b w:val="0"/>
+                                <w:bCs w:val="0"/>
+                                <w:lang w:val="en-US"/>
+                              </w:rPr>
+                            </w:pPr>
+                            <w:r>
+                              <w:rPr>
+                                <w:rFonts w:hint="default" w:eastAsia="+Body"/>
+                                <w:b w:val="0"/>
+                                <w:bCs w:val="0"/>
+                                <w:lang w:val="en-US"/>
+                              </w:rPr>
+                              <w:t>pharmacyStore</w:t>
+                            </w:r>
+                          </w:p>
+                          <w:p>
+                            <w:pPr>
+                              <w:jc w:val="both"/>
+                              <w:rPr>
+                                <w:rFonts w:hint="default" w:eastAsia="+Body"/>
+                                <w:lang w:val="en-US"/>
+                              </w:rPr>
+                            </w:pPr>
+                            <w:r>
+                              <w:rPr>
+                                <w:rFonts w:hint="default" w:eastAsia="+Body"/>
+                                <w:lang w:val="en-US"/>
+                              </w:rPr>
+                              <w:t>startDate</w:t>
+                            </w:r>
+                          </w:p>
+                          <w:p>
+                            <w:pPr>
+                              <w:jc w:val="both"/>
+                              <w:rPr>
+                                <w:rFonts w:hint="default" w:eastAsia="+Body"/>
+                                <w:lang w:val="en-US"/>
+                              </w:rPr>
+                            </w:pPr>
+                            <w:r>
+                              <w:rPr>
+                                <w:rFonts w:hint="default" w:eastAsia="+Body"/>
+                                <w:lang w:val="en-US"/>
+                              </w:rPr>
+                              <w:t>endDate</w:t>
+                            </w:r>
+                          </w:p>
+                          <w:p>
+                            <w:pPr>
+                              <w:jc w:val="both"/>
+                              <w:rPr>
+                                <w:rFonts w:hint="default" w:eastAsia="+Body"/>
+                                <w:lang w:val="en-IN"/>
+                              </w:rPr>
+                            </w:pPr>
+                          </w:p>
+                          <w:p>
+                            <w:pPr>
+                              <w:jc w:val="both"/>
+                              <w:rPr>
+                                <w:rFonts w:hint="default" w:eastAsia="+Body"/>
+                                <w:lang w:val="en-IN"/>
+                              </w:rPr>
+                            </w:pPr>
+                          </w:p>
+                          <w:p>
+                            <w:pPr>
+                              <w:jc w:val="both"/>
+                              <w:rPr>
+                                <w:rFonts w:hint="default" w:eastAsia="+Body"/>
+                                <w:lang w:val="en-IN"/>
+                              </w:rPr>
+                            </w:pPr>
+                          </w:p>
+                          <w:p>
+                            <w:pPr>
+                              <w:jc w:val="both"/>
+                              <w:rPr>
+                                <w:rFonts w:hint="default" w:eastAsia="+Body"/>
+                                <w:lang w:val="en-IN"/>
+                              </w:rPr>
+                            </w:pPr>
+                          </w:p>
+                        </w:txbxContent>
+                      </wps:txbx>
+                      <wps:bodyPr rot="0" spcFirstLastPara="0" vertOverflow="overflow" horzOverflow="overflow" vert="horz" wrap="square" lIns="91440" tIns="45720" rIns="91440" bIns="45720" numCol="1" spcCol="0" rtlCol="0" fromWordArt="0" anchor="ctr" anchorCtr="0" forceAA="0" compatLnSpc="1">
+                        <a:noAutofit/>
+                      </wps:bodyPr>
+                    </wps:wsp>
+                  </a:graphicData>
+                </a:graphic>
+              </wp:anchor>
+            </w:drawing>
+          </mc:Choice>
+          <mc:Fallback>
+            <w:pict>
+              <v:rect id="Rectangle 1814699117" o:spid="_x0000_s1026" o:spt="1" style="position:absolute;left:0pt;margin-left:357.4pt;margin-top:5.35pt;height:135.85pt;width:100.9pt;z-index:251668480;v-text-anchor:middle;mso-width-relative:page;mso-height-relative:page;" fillcolor="#FFFFFF [3201]" filled="t" stroked="t" coordsize="21600,21600" o:gfxdata="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">
+                <v:fill on="t" focussize="0,0"/>
+                <v:stroke weight="1pt" color="#000000 [3200]" miterlimit="8" joinstyle="miter"/>
+                <v:imagedata o:title=""/>
+                <o:lock v:ext="edit" aspectratio="f"/>
+                <v:textbox>
+                  <w:txbxContent>
+                    <w:p>
+                      <w:pPr>
+                        <w:jc w:val="both"/>
+                        <w:rPr>
+                          <w:rFonts w:hint="default" w:eastAsia="+Body"/>
+                          <w:b/>
+                          <w:bCs/>
+                          <w:lang w:val="en-IN"/>
+                        </w:rPr>
+                      </w:pPr>
+                      <w:r>
+                        <w:rPr>
+                          <w:rFonts w:hint="default" w:eastAsia="+Body"/>
+                          <w:b/>
+                          <w:bCs/>
+                          <w:lang w:val="en-IN"/>
+                        </w:rPr>
+                        <w:t>Prescription</w:t>
+                      </w:r>
+                    </w:p>
+                    <w:p>
+                      <w:pPr>
+                        <w:jc w:val="both"/>
+                        <w:rPr>
+                          <w:rFonts w:hint="default" w:eastAsia="+Body"/>
+                          <w:b/>
+                          <w:bCs/>
+                          <w:lang w:val="en-IN"/>
+                        </w:rPr>
+                      </w:pPr>
+                    </w:p>
+                    <w:p>
+                      <w:pPr>
+                        <w:jc w:val="both"/>
+                        <w:rPr>
+                          <w:rFonts w:hint="default" w:eastAsia="+Body"/>
+                          <w:b w:val="0"/>
+                          <w:bCs w:val="0"/>
+                          <w:lang w:val="en-IN"/>
+                        </w:rPr>
+                      </w:pPr>
+                      <w:r>
+                        <w:rPr>
+                          <w:rFonts w:hint="default" w:eastAsia="+Body"/>
+                          <w:b w:val="0"/>
+                          <w:bCs w:val="0"/>
+                          <w:lang w:val="en-IN"/>
+                        </w:rPr>
+                        <w:t>_id</w:t>
+                      </w:r>
+                    </w:p>
+                    <w:p>
+                      <w:pPr>
+                        <w:jc w:val="both"/>
+                        <w:rPr>
+                          <w:rFonts w:hint="default" w:eastAsia="+Body"/>
+                          <w:b w:val="0"/>
+                          <w:bCs w:val="0"/>
+                          <w:lang w:val="en-IN"/>
+                        </w:rPr>
+                      </w:pPr>
+                      <w:r>
+                        <w:rPr>
+                          <w:rFonts w:hint="default" w:eastAsia="+Body"/>
+                          <w:b w:val="0"/>
+                          <w:bCs w:val="0"/>
+                          <w:lang w:val="en-IN"/>
+                        </w:rPr>
+                        <w:t>medicines</w:t>
+                      </w:r>
+                    </w:p>
+                    <w:p>
+                      <w:pPr>
+                        <w:jc w:val="both"/>
+                        <w:rPr>
+                          <w:rFonts w:hint="default" w:eastAsia="+Body"/>
+                          <w:b w:val="0"/>
+                          <w:bCs w:val="0"/>
+                          <w:lang w:val="en-US"/>
+                        </w:rPr>
+                      </w:pPr>
+                      <w:r>
+                        <w:rPr>
+                          <w:rFonts w:hint="default" w:eastAsia="+Body"/>
+                          <w:b w:val="0"/>
+                          <w:bCs w:val="0"/>
+                          <w:lang w:val="en-US"/>
+                        </w:rPr>
+                        <w:t>pharmacyStore</w:t>
+                      </w:r>
+                    </w:p>
+                    <w:p>
+                      <w:pPr>
+                        <w:jc w:val="both"/>
+                        <w:rPr>
+                          <w:rFonts w:hint="default" w:eastAsia="+Body"/>
+                          <w:lang w:val="en-US"/>
+                        </w:rPr>
+                      </w:pPr>
+                      <w:r>
+                        <w:rPr>
+                          <w:rFonts w:hint="default" w:eastAsia="+Body"/>
+                          <w:lang w:val="en-US"/>
+                        </w:rPr>
+                        <w:t>startDate</w:t>
+                      </w:r>
+                    </w:p>
+                    <w:p>
+                      <w:pPr>
+                        <w:jc w:val="both"/>
+                        <w:rPr>
+                          <w:rFonts w:hint="default" w:eastAsia="+Body"/>
+                          <w:lang w:val="en-US"/>
+                        </w:rPr>
+                      </w:pPr>
+                      <w:r>
+                        <w:rPr>
+                          <w:rFonts w:hint="default" w:eastAsia="+Body"/>
+                          <w:lang w:val="en-US"/>
+                        </w:rPr>
+                        <w:t>endDate</w:t>
+                      </w:r>
+                    </w:p>
+                    <w:p>
+                      <w:pPr>
+                        <w:jc w:val="both"/>
+                        <w:rPr>
+                          <w:rFonts w:hint="default" w:eastAsia="+Body"/>
+                          <w:lang w:val="en-IN"/>
+                        </w:rPr>
+                      </w:pPr>
+                    </w:p>
+                    <w:p>
+                      <w:pPr>
+                        <w:jc w:val="both"/>
+                        <w:rPr>
+                          <w:rFonts w:hint="default" w:eastAsia="+Body"/>
+                          <w:lang w:val="en-IN"/>
+                        </w:rPr>
+                      </w:pPr>
+                    </w:p>
+                    <w:p>
+                      <w:pPr>
+                        <w:jc w:val="both"/>
+                        <w:rPr>
+                          <w:rFonts w:hint="default" w:eastAsia="+Body"/>
+                          <w:lang w:val="en-IN"/>
+                        </w:rPr>
+                      </w:pPr>
+                    </w:p>
+                    <w:p>
+                      <w:pPr>
+                        <w:jc w:val="both"/>
+                        <w:rPr>
+                          <w:rFonts w:hint="default" w:eastAsia="+Body"/>
+                          <w:lang w:val="en-IN"/>
+                        </w:rPr>
+                      </w:pPr>
+                    </w:p>
+                  </w:txbxContent>
+                </v:textbox>
+              </v:rect>
+            </w:pict>
+          </mc:Fallback>
+        </mc:AlternateContent>
+      </w:r>
+    </w:p>
+    <w:p>
+      <w:pPr>
+        <w:rPr>
+          <w:rStyle w:val="5"/>
+          <w:rFonts w:ascii="Helvetica" w:hAnsi="Helvetica"/>
+          <w:color w:val="222222"/>
+        </w:rPr>
+      </w:pPr>
+      <w:r>
+        <w:rPr>
+          <w:rFonts w:ascii="Helvetica" w:hAnsi="Helvetica"/>
+          <w:b/>
+          <w:bCs/>
+          <w:color w:val="222222"/>
+        </w:rPr>
+        <mc:AlternateContent>
+          <mc:Choice Requires="wps">
+            <w:drawing>
+              <wp:anchor distT="0" distB="0" distL="114300" distR="114300" simplePos="0" relativeHeight="251660288" behindDoc="0" locked="0" layoutInCell="1" allowOverlap="1">
+                <wp:simplePos x="0" y="0"/>
+                <wp:positionH relativeFrom="column">
+                  <wp:posOffset>151130</wp:posOffset>
+                </wp:positionH>
+                <wp:positionV relativeFrom="paragraph">
+                  <wp:posOffset>2540</wp:posOffset>
+                </wp:positionV>
+                <wp:extent cx="1106170" cy="1639570"/>
+                <wp:effectExtent l="6350" t="6350" r="11430" b="11430"/>
+                <wp:wrapNone/>
+                <wp:docPr id="27" name="Rectangle 1814699117"/>
+                <wp:cNvGraphicFramePr/>
+                <a:graphic xmlns:a="http://schemas.openxmlformats.org/drawingml/2006/main">
+                  <a:graphicData uri="http://schemas.microsoft.com/office/word/2010/wordprocessingShape">
+                    <wps:wsp>
+                      <wps:cNvSpPr/>
+                      <wps:spPr>
+                        <a:xfrm>
+                          <a:off x="0" y="0"/>
+                          <a:ext cx="1106170" cy="1639570"/>
+                        </a:xfrm>
+                        <a:prstGeom prst="rect">
+                          <a:avLst/>
+                        </a:prstGeom>
+                      </wps:spPr>
+                      <wps:style>
+                        <a:lnRef idx="2">
+                          <a:schemeClr val="dk1"/>
+                        </a:lnRef>
+                        <a:fillRef idx="1">
+                          <a:schemeClr val="lt1"/>
+                        </a:fillRef>
+                        <a:effectRef idx="0">
+                          <a:schemeClr val="dk1"/>
+                        </a:effectRef>
+                        <a:fontRef idx="minor">
+                          <a:schemeClr val="dk1"/>
+                        </a:fontRef>
+                      </wps:style>
+                      <wps:txbx>
+                        <w:txbxContent>
+                          <w:p>
+                            <w:pPr>
+                              <w:jc w:val="both"/>
+                              <w:rPr>
+                                <w:rFonts w:hint="default" w:eastAsia="+Body"/>
+                                <w:b/>
+                                <w:bCs/>
+                                <w:lang w:val="en-IN"/>
+                              </w:rPr>
+                            </w:pPr>
+                            <w:r>
+                              <w:rPr>
+                                <w:rFonts w:hint="default" w:eastAsia="+Body"/>
+                                <w:b/>
+                                <w:bCs/>
+                                <w:lang w:val="en-IN"/>
+                              </w:rPr>
+                              <w:t>Operator</w:t>
+                            </w:r>
+                          </w:p>
+                          <w:p>
+                            <w:pPr>
+                              <w:jc w:val="both"/>
+                              <w:rPr>
+                                <w:rFonts w:hint="default" w:eastAsia="+Body"/>
+                                <w:b/>
+                                <w:bCs/>
+                                <w:lang w:val="en-IN"/>
+                              </w:rPr>
+                            </w:pPr>
+                          </w:p>
+                          <w:p>
+                            <w:pPr>
+                              <w:jc w:val="both"/>
+                              <w:rPr>
+                                <w:rFonts w:hint="default" w:eastAsia="+Body"/>
+                                <w:b w:val="0"/>
+                                <w:bCs w:val="0"/>
+                                <w:lang w:val="en-IN"/>
+                              </w:rPr>
+                            </w:pPr>
+                            <w:r>
+                              <w:rPr>
+                                <w:rFonts w:hint="default" w:eastAsia="+Body"/>
+                                <w:b w:val="0"/>
+                                <w:bCs w:val="0"/>
+                                <w:lang w:val="en-IN"/>
+                              </w:rPr>
+                              <w:t>_id</w:t>
+                            </w:r>
+                          </w:p>
+                          <w:p>
+                            <w:pPr>
+                              <w:jc w:val="both"/>
+                              <w:rPr>
+                                <w:rFonts w:hint="default" w:eastAsia="+Body"/>
+                                <w:b w:val="0"/>
+                                <w:bCs w:val="0"/>
+                                <w:lang w:val="en-IN"/>
+                              </w:rPr>
+                            </w:pPr>
+                            <w:r>
+                              <w:rPr>
+                                <w:rFonts w:hint="default" w:eastAsia="+Body"/>
+                                <w:b w:val="0"/>
+                                <w:bCs w:val="0"/>
+                                <w:lang w:val="en-IN"/>
+                              </w:rPr>
+                              <w:t>name</w:t>
+                            </w:r>
+                          </w:p>
+                          <w:p>
+                            <w:pPr>
+                              <w:jc w:val="both"/>
+                              <w:rPr>
+                                <w:rFonts w:hint="default" w:eastAsia="+Body"/>
+                                <w:b w:val="0"/>
+                                <w:bCs w:val="0"/>
+                                <w:lang w:val="en-IN"/>
+                              </w:rPr>
+                            </w:pPr>
+                            <w:r>
+                              <w:rPr>
+                                <w:rFonts w:hint="default" w:eastAsia="+Body"/>
+                                <w:b w:val="0"/>
+                                <w:bCs w:val="0"/>
+                                <w:lang w:val="en-IN"/>
+                              </w:rPr>
+                              <w:t>email</w:t>
+                            </w:r>
+                          </w:p>
+                          <w:p>
+                            <w:pPr>
+                              <w:jc w:val="both"/>
+                              <w:rPr>
+                                <w:rFonts w:hint="default" w:eastAsia="+Body"/>
+                                <w:b w:val="0"/>
+                                <w:bCs w:val="0"/>
+                                <w:lang w:val="en-IN"/>
+                              </w:rPr>
+                            </w:pPr>
+                            <w:r>
+                              <w:rPr>
+                                <w:rFonts w:hint="default" w:eastAsia="+Body"/>
+                                <w:b w:val="0"/>
+                                <w:bCs w:val="0"/>
+                                <w:lang w:val="en-IN"/>
+                              </w:rPr>
+                              <w:t>Password</w:t>
+                            </w:r>
+                          </w:p>
+                          <w:p>
+                            <w:pPr>
+                              <w:jc w:val="both"/>
+                              <w:rPr>
+                                <w:rFonts w:hint="default" w:eastAsia="+Body"/>
+                                <w:b w:val="0"/>
+                                <w:bCs w:val="0"/>
+                                <w:lang w:val="en-US"/>
+                              </w:rPr>
+                            </w:pPr>
+                            <w:r>
+                              <w:rPr>
+                                <w:rFonts w:hint="default" w:eastAsia="+Body"/>
+                                <w:b w:val="0"/>
+                                <w:bCs w:val="0"/>
+                                <w:lang w:val="en-US"/>
+                              </w:rPr>
+                              <w:t>createdBy</w:t>
+                            </w:r>
+                          </w:p>
+                          <w:p>
+                            <w:pPr>
+                              <w:jc w:val="both"/>
+                              <w:rPr>
+                                <w:rFonts w:hint="default" w:eastAsia="+Body"/>
+                                <w:b w:val="0"/>
+                                <w:bCs w:val="0"/>
+                                <w:lang w:val="en-IN"/>
+                              </w:rPr>
+                            </w:pPr>
+                            <w:r>
+                              <w:rPr>
+                                <w:rFonts w:hint="default" w:eastAsia="+Body"/>
+                                <w:b w:val="0"/>
+                                <w:bCs w:val="0"/>
+                                <w:lang w:val="en-IN"/>
+                              </w:rPr>
+                              <w:t>role</w:t>
+                            </w:r>
+                          </w:p>
+                          <w:p>
+                            <w:pPr>
+                              <w:jc w:val="both"/>
+                              <w:rPr>
+                                <w:rFonts w:hint="default" w:eastAsia="+Body"/>
+                                <w:lang w:val="en-IN"/>
+                              </w:rPr>
+                            </w:pPr>
+                          </w:p>
+                          <w:p>
+                            <w:pPr>
+                              <w:jc w:val="both"/>
+                              <w:rPr>
+                                <w:rFonts w:hint="default" w:eastAsia="+Body"/>
+                                <w:lang w:val="en-IN"/>
+                              </w:rPr>
+                            </w:pPr>
+                          </w:p>
+                          <w:p>
+                            <w:pPr>
+                              <w:jc w:val="both"/>
+                              <w:rPr>
+                                <w:rFonts w:hint="default" w:eastAsia="+Body"/>
+                                <w:lang w:val="en-IN"/>
+                              </w:rPr>
+                            </w:pPr>
+                          </w:p>
+                          <w:p>
+                            <w:pPr>
+                              <w:jc w:val="both"/>
+                              <w:rPr>
+                                <w:rFonts w:hint="default" w:eastAsia="+Body"/>
+                                <w:lang w:val="en-IN"/>
+                              </w:rPr>
+                            </w:pPr>
+                          </w:p>
+                          <w:p>
+                            <w:pPr>
+                              <w:jc w:val="both"/>
+                              <w:rPr>
+                                <w:rFonts w:hint="default" w:eastAsia="+Body"/>
+                                <w:lang w:val="en-IN"/>
+                              </w:rPr>
+                            </w:pPr>
+                          </w:p>
+                        </w:txbxContent>
+                      </wps:txbx>
+                      <wps:bodyPr rot="0" spcFirstLastPara="0" vertOverflow="overflow" horzOverflow="overflow" vert="horz" wrap="square" lIns="91440" tIns="45720" rIns="91440" bIns="45720" numCol="1" spcCol="0" rtlCol="0" fromWordArt="0" anchor="ctr" anchorCtr="0" forceAA="0" compatLnSpc="1">
+                        <a:noAutofit/>
+                      </wps:bodyPr>
+                    </wps:wsp>
+                  </a:graphicData>
+                </a:graphic>
+              </wp:anchor>
+            </w:drawing>
+          </mc:Choice>
+          <mc:Fallback>
+            <w:pict>
+              <v:rect id="Rectangle 1814699117" o:spid="_x0000_s1026" o:spt="1" style="position:absolute;left:0pt;margin-left:11.9pt;margin-top:0.2pt;height:129.1pt;width:87.1pt;z-index:251660288;v-text-anchor:middle;mso-width-relative:page;mso-height-relative:page;" fillcolor="#FFFFFF [3201]" filled="t" stroked="t" coordsize="21600,21600" o:gfxdata="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">
+                <v:fill on="t" focussize="0,0"/>
+                <v:stroke weight="1pt" color="#000000 [3200]" miterlimit="8" joinstyle="miter"/>
+                <v:imagedata o:title=""/>
+                <o:lock v:ext="edit" aspectratio="f"/>
+                <v:textbox>
+                  <w:txbxContent>
+                    <w:p>
+                      <w:pPr>
+                        <w:jc w:val="both"/>
+                        <w:rPr>
+                          <w:rFonts w:hint="default" w:eastAsia="+Body"/>
+                          <w:b/>
+                          <w:bCs/>
+                          <w:lang w:val="en-IN"/>
+                        </w:rPr>
+                      </w:pPr>
+                      <w:r>
+                        <w:rPr>
+                          <w:rFonts w:hint="default" w:eastAsia="+Body"/>
+                          <w:b/>
+                          <w:bCs/>
+                          <w:lang w:val="en-IN"/>
+                        </w:rPr>
+                        <w:t>Operator</w:t>
+                      </w:r>
+                    </w:p>
+                    <w:p>
+                      <w:pPr>
+                        <w:jc w:val="both"/>
+                        <w:rPr>
+                          <w:rFonts w:hint="default" w:eastAsia="+Body"/>
+                          <w:b/>
+                          <w:bCs/>
+                          <w:lang w:val="en-IN"/>
+                        </w:rPr>
+                      </w:pPr>
+                    </w:p>
+                    <w:p>
+                      <w:pPr>
+                        <w:jc w:val="both"/>
+                        <w:rPr>
+                          <w:rFonts w:hint="default" w:eastAsia="+Body"/>
+                          <w:b w:val="0"/>
+                          <w:bCs w:val="0"/>
+                          <w:lang w:val="en-IN"/>
+                        </w:rPr>
+                      </w:pPr>
+                      <w:r>
+                        <w:rPr>
+                          <w:rFonts w:hint="default" w:eastAsia="+Body"/>
+                          <w:b w:val="0"/>
+                          <w:bCs w:val="0"/>
+                          <w:lang w:val="en-IN"/>
+                        </w:rPr>
+                        <w:t>_id</w:t>
+                      </w:r>
+                    </w:p>
+                    <w:p>
+                      <w:pPr>
+                        <w:jc w:val="both"/>
+                        <w:rPr>
+                          <w:rFonts w:hint="default" w:eastAsia="+Body"/>
+                          <w:b w:val="0"/>
+                          <w:bCs w:val="0"/>
+                          <w:lang w:val="en-IN"/>
+                        </w:rPr>
+                      </w:pPr>
+                      <w:r>
+                        <w:rPr>
+                          <w:rFonts w:hint="default" w:eastAsia="+Body"/>
+                          <w:b w:val="0"/>
+                          <w:bCs w:val="0"/>
+                          <w:lang w:val="en-IN"/>
+                        </w:rPr>
+                        <w:t>name</w:t>
+                      </w:r>
+                    </w:p>
+                    <w:p>
+                      <w:pPr>
+                        <w:jc w:val="both"/>
+                        <w:rPr>
+                          <w:rFonts w:hint="default" w:eastAsia="+Body"/>
+                          <w:b w:val="0"/>
+                          <w:bCs w:val="0"/>
+                          <w:lang w:val="en-IN"/>
+                        </w:rPr>
+                      </w:pPr>
+                      <w:r>
+                        <w:rPr>
+                          <w:rFonts w:hint="default" w:eastAsia="+Body"/>
+                          <w:b w:val="0"/>
+                          <w:bCs w:val="0"/>
+                          <w:lang w:val="en-IN"/>
+                        </w:rPr>
+                        <w:t>email</w:t>
+                      </w:r>
+                    </w:p>
+                    <w:p>
+                      <w:pPr>
+                        <w:jc w:val="both"/>
+                        <w:rPr>
+                          <w:rFonts w:hint="default" w:eastAsia="+Body"/>
+                          <w:b w:val="0"/>
+                          <w:bCs w:val="0"/>
+                          <w:lang w:val="en-IN"/>
+                        </w:rPr>
+                      </w:pPr>
+                      <w:r>
+                        <w:rPr>
+                          <w:rFonts w:hint="default" w:eastAsia="+Body"/>
+                          <w:b w:val="0"/>
+                          <w:bCs w:val="0"/>
+                          <w:lang w:val="en-IN"/>
+                        </w:rPr>
+                        <w:t>Password</w:t>
+                      </w:r>
+                    </w:p>
+                    <w:p>
+                      <w:pPr>
+                        <w:jc w:val="both"/>
+                        <w:rPr>
+                          <w:rFonts w:hint="default" w:eastAsia="+Body"/>
+                          <w:b w:val="0"/>
+                          <w:bCs w:val="0"/>
+                          <w:lang w:val="en-US"/>
+                        </w:rPr>
+                      </w:pPr>
+                      <w:r>
+                        <w:rPr>
+                          <w:rFonts w:hint="default" w:eastAsia="+Body"/>
+                          <w:b w:val="0"/>
+                          <w:bCs w:val="0"/>
+                          <w:lang w:val="en-US"/>
+                        </w:rPr>
+                        <w:t>createdBy</w:t>
+                      </w:r>
+                    </w:p>
+                    <w:p>
+                      <w:pPr>
+                        <w:jc w:val="both"/>
+                        <w:rPr>
+                          <w:rFonts w:hint="default" w:eastAsia="+Body"/>
+                          <w:b w:val="0"/>
+                          <w:bCs w:val="0"/>
+                          <w:lang w:val="en-IN"/>
+                        </w:rPr>
+                      </w:pPr>
+                      <w:r>
+                        <w:rPr>
+                          <w:rFonts w:hint="default" w:eastAsia="+Body"/>
+                          <w:b w:val="0"/>
+                          <w:bCs w:val="0"/>
+                          <w:lang w:val="en-IN"/>
+                        </w:rPr>
+                        <w:t>role</w:t>
+                      </w:r>
+                    </w:p>
+                    <w:p>
+                      <w:pPr>
+                        <w:jc w:val="both"/>
+                        <w:rPr>
+                          <w:rFonts w:hint="default" w:eastAsia="+Body"/>
+                          <w:lang w:val="en-IN"/>
+                        </w:rPr>
+                      </w:pPr>
+                    </w:p>
+                    <w:p>
+                      <w:pPr>
+                        <w:jc w:val="both"/>
+                        <w:rPr>
+                          <w:rFonts w:hint="default" w:eastAsia="+Body"/>
+                          <w:lang w:val="en-IN"/>
+                        </w:rPr>
+                      </w:pPr>
+                    </w:p>
+                    <w:p>
+                      <w:pPr>
+                        <w:jc w:val="both"/>
+                        <w:rPr>
+                          <w:rFonts w:hint="default" w:eastAsia="+Body"/>
+                          <w:lang w:val="en-IN"/>
+                        </w:rPr>
+                      </w:pPr>
+                    </w:p>
+                    <w:p>
+                      <w:pPr>
+                        <w:jc w:val="both"/>
+                        <w:rPr>
+                          <w:rFonts w:hint="default" w:eastAsia="+Body"/>
+                          <w:lang w:val="en-IN"/>
+                        </w:rPr>
+                      </w:pPr>
+                    </w:p>
+                    <w:p>
+                      <w:pPr>
+                        <w:jc w:val="both"/>
+                        <w:rPr>
+                          <w:rFonts w:hint="default" w:eastAsia="+Body"/>
+                          <w:lang w:val="en-IN"/>
+                        </w:rPr>
+                      </w:pPr>
+                    </w:p>
+                  </w:txbxContent>
+                </v:textbox>
+              </v:rect>
+            </w:pict>
+          </mc:Fallback>
+        </mc:AlternateContent>
+      </w:r>
+    </w:p>
+    <w:p>
+      <w:pPr>
+        <w:rPr>
+          <w:rStyle w:val="5"/>
+          <w:rFonts w:ascii="Helvetica" w:hAnsi="Helvetica"/>
+          <w:color w:val="222222"/>
+        </w:rPr>
+      </w:pPr>
+      <w:r>
+        <w:rPr>
+          <w:rFonts w:ascii="Helvetica" w:hAnsi="Helvetica"/>
+          <w:b/>
+          <w:bCs/>
+          <w:color w:val="222222"/>
+          <w:u w:val="single"/>
+        </w:rPr>
+        <mc:AlternateContent>
+          <mc:Choice Requires="wps">
+            <w:drawing>
+              <wp:anchor distT="0" distB="0" distL="114300" distR="114300" simplePos="0" relativeHeight="251674624" behindDoc="0" locked="0" layoutInCell="1" allowOverlap="1">
+                <wp:simplePos x="0" y="0"/>
+                <wp:positionH relativeFrom="column">
+                  <wp:posOffset>1257300</wp:posOffset>
+                </wp:positionH>
+                <wp:positionV relativeFrom="paragraph">
+                  <wp:posOffset>558800</wp:posOffset>
+                </wp:positionV>
+                <wp:extent cx="1137285" cy="88265"/>
+                <wp:effectExtent l="635" t="6350" r="5080" b="19685"/>
+                <wp:wrapNone/>
+                <wp:docPr id="16" name="Straight Connector 3"/>
+                <wp:cNvGraphicFramePr/>
+                <a:graphic xmlns:a="http://schemas.openxmlformats.org/drawingml/2006/main">
+                  <a:graphicData uri="http://schemas.microsoft.com/office/word/2010/wordprocessingShape">
+                    <wps:wsp>
+                      <wps:cNvCnPr>
+                        <a:stCxn id="15" idx="1"/>
+                        <a:endCxn id="27" idx="3"/>
+                      </wps:cNvCnPr>
+                      <wps:spPr>
+                        <a:xfrm flipH="1">
+                          <a:off x="0" y="0"/>
+                          <a:ext cx="1137285" cy="88265"/>
                         </a:xfrm>
                         <a:prstGeom prst="line">
                           <a:avLst/>
@@ -1169,7 +2077,154 @@
           </mc:Choice>
           <mc:Fallback>
             <w:pict>
-              <v:line id="Straight Connector 3" o:spid="_x0000_s1026" o:spt="20" style="position:absolute;left:0pt;flip:x y;margin-left:55.85pt;margin-top:5.25pt;height:91.5pt;width:0.65pt;z-index:251666432;mso-width-relative:page;mso-height-relative:page;" filled="f" stroked="t" coordsize="21600,21600" o:gfxdata="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">
+              <v:line id="Straight Connector 3" o:spid="_x0000_s1026" o:spt="20" style="position:absolute;left:0pt;flip:x;margin-left:99pt;margin-top:44pt;height:6.95pt;width:89.55pt;z-index:251674624;mso-width-relative:page;mso-height-relative:page;" filled="f" stroked="t" coordsize="21600,21600" o:gfxdata="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">
+                <v:fill on="f" focussize="0,0"/>
+                <v:stroke weight="1pt" color="#000000 [3200]" miterlimit="8" joinstyle="miter"/>
+                <v:imagedata o:title=""/>
+                <o:lock v:ext="edit" aspectratio="f"/>
+              </v:line>
+            </w:pict>
+          </mc:Fallback>
+        </mc:AlternateContent>
+      </w:r>
+    </w:p>
+    <w:p>
+      <w:pPr>
+        <w:rPr>
+          <w:rStyle w:val="5"/>
+          <w:rFonts w:ascii="Helvetica" w:hAnsi="Helvetica"/>
+          <w:color w:val="222222"/>
+        </w:rPr>
+      </w:pPr>
+    </w:p>
+    <w:p>
+      <w:pPr>
+        <w:rPr>
+          <w:rStyle w:val="5"/>
+          <w:rFonts w:ascii="Helvetica" w:hAnsi="Helvetica"/>
+          <w:color w:val="222222"/>
+        </w:rPr>
+      </w:pPr>
+    </w:p>
+    <w:p>
+      <w:pPr>
+        <w:rPr>
+          <w:rStyle w:val="5"/>
+          <w:rFonts w:ascii="Helvetica" w:hAnsi="Helvetica"/>
+          <w:color w:val="222222"/>
+        </w:rPr>
+      </w:pPr>
+    </w:p>
+    <w:p>
+      <w:pPr>
+        <w:rPr>
+          <w:rStyle w:val="5"/>
+          <w:rFonts w:ascii="Helvetica" w:hAnsi="Helvetica"/>
+          <w:color w:val="222222"/>
+        </w:rPr>
+      </w:pPr>
+    </w:p>
+    <w:p>
+      <w:pPr>
+        <w:rPr>
+          <w:rStyle w:val="5"/>
+          <w:rFonts w:ascii="Helvetica" w:hAnsi="Helvetica"/>
+          <w:color w:val="222222"/>
+        </w:rPr>
+      </w:pPr>
+    </w:p>
+    <w:p>
+      <w:pPr>
+        <w:rPr>
+          <w:rStyle w:val="5"/>
+          <w:rFonts w:ascii="Helvetica" w:hAnsi="Helvetica"/>
+          <w:color w:val="222222"/>
+          <w:u w:val="single"/>
+        </w:rPr>
+      </w:pPr>
+      <w:r>
+        <w:rPr>
+          <w:rStyle w:val="5"/>
+          <w:rFonts w:ascii="Helvetica" w:hAnsi="Helvetica"/>
+          <w:color w:val="222222"/>
+          <w:u w:val="single"/>
+        </w:rPr>
+        <w:t>Document Data Model(2) for DVDs rental</w:t>
+      </w:r>
+    </w:p>
+    <w:p>
+      <w:pPr>
+        <w:rPr>
+          <w:rStyle w:val="5"/>
+          <w:rFonts w:ascii="Helvetica" w:hAnsi="Helvetica"/>
+          <w:color w:val="222222"/>
+          <w:u w:val="single"/>
+        </w:rPr>
+      </w:pPr>
+      <w:r>
+        <w:rPr>
+          <w:rFonts w:ascii="Helvetica" w:hAnsi="Helvetica"/>
+          <w:b/>
+          <w:bCs/>
+          <w:color w:val="222222"/>
+          <w:u w:val="single"/>
+        </w:rPr>
+        <mc:AlternateContent>
+          <mc:Choice Requires="wps">
+            <w:drawing>
+              <wp:anchor distT="0" distB="0" distL="114300" distR="114300" simplePos="0" relativeHeight="251666432" behindDoc="0" locked="0" layoutInCell="1" allowOverlap="1">
+                <wp:simplePos x="0" y="0"/>
+                <wp:positionH relativeFrom="column">
+                  <wp:posOffset>704215</wp:posOffset>
+                </wp:positionH>
+                <wp:positionV relativeFrom="paragraph">
+                  <wp:posOffset>240030</wp:posOffset>
+                </wp:positionV>
+                <wp:extent cx="13335" cy="988695"/>
+                <wp:effectExtent l="6350" t="0" r="18415" b="1905"/>
+                <wp:wrapNone/>
+                <wp:docPr id="4" name="Straight Connector 3"/>
+                <wp:cNvGraphicFramePr/>
+                <a:graphic xmlns:a="http://schemas.openxmlformats.org/drawingml/2006/main">
+                  <a:graphicData uri="http://schemas.microsoft.com/office/word/2010/wordprocessingShape">
+                    <wps:wsp>
+                      <wps:cNvCnPr>
+                        <a:endCxn id="27" idx="2"/>
+                      </wps:cNvCnPr>
+                      <wps:spPr>
+                        <a:xfrm flipH="1" flipV="1">
+                          <a:off x="0" y="0"/>
+                          <a:ext cx="13335" cy="988695"/>
+                        </a:xfrm>
+                        <a:prstGeom prst="line">
+                          <a:avLst/>
+                        </a:prstGeom>
+                        <a:ln w="12700"/>
+                      </wps:spPr>
+                      <wps:style>
+                        <a:lnRef idx="1">
+                          <a:schemeClr val="dk1"/>
+                        </a:lnRef>
+                        <a:fillRef idx="0">
+                          <a:schemeClr val="dk1"/>
+                        </a:fillRef>
+                        <a:effectRef idx="0">
+                          <a:schemeClr val="dk1"/>
+                        </a:effectRef>
+                        <a:fontRef idx="minor">
+                          <a:schemeClr val="tx1"/>
+                        </a:fontRef>
+                      </wps:style>
+                      <wps:bodyPr/>
+                    </wps:wsp>
+                  </a:graphicData>
+                </a:graphic>
+              </wp:anchor>
+            </w:drawing>
+          </mc:Choice>
+          <mc:Fallback>
+            <w:pict>
+              <v:line id="Straight Connector 3" o:spid="_x0000_s1026" o:spt="20" style="position:absolute;left:0pt;flip:x y;margin-left:55.45pt;margin-top:18.9pt;height:77.85pt;width:1.05pt;z-index:251666432;mso-width-relative:page;mso-height-relative:page;" filled="f" stroked="t" coordsize="21600,21600" o:gfxdata="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">
                 <v:fill on="f" focussize="0,0"/>
                 <v:stroke weight="1pt" color="#000000 [3200]" miterlimit="8" joinstyle="miter"/>
                 <v:imagedata o:title=""/>
@@ -1272,7 +2327,7 @@
           </mc:Choice>
           <mc:Fallback>
             <w:pict>
-              <v:line id="Straight Connector 3" o:spid="_x0000_s1026" o:spt="20" style="position:absolute;left:0pt;margin-left:97.15pt;margin-top:194.8pt;height:1.95pt;width:90.85pt;z-index:251664384;mso-width-relative:page;mso-height-relative:page;" filled="f" stroked="t" coordsize="21600,21600" o:gfxdata="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">
+              <v:line id="Straight Connector 3" o:spid="_x0000_s1026" o:spt="20" style="position:absolute;left:0pt;margin-left:97.15pt;margin-top:194.8pt;height:1.95pt;width:90.85pt;z-index:251664384;mso-width-relative:page;mso-height-relative:page;" filled="f" stroked="t" coordsize="21600,21600" o:gfxdata="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">
                 <v:fill on="f" focussize="0,0"/>
                 <v:stroke weight="1pt" color="#000000 [3200]" miterlimit="8" joinstyle="miter"/>
                 <v:imagedata o:title=""/>
@@ -1806,7 +2861,7 @@
           </mc:Choice>
           <mc:Fallback>
             <w:pict>
-              <v:rect id="Rectangle 1814699117" o:spid="_x0000_s1026" o:spt="1" style="position:absolute;left:0pt;margin-left:10.05pt;margin-top:12.65pt;height:281.5pt;width:87.1pt;z-index:251662336;v-text-anchor:middle;mso-width-relative:page;mso-height-relative:page;" fillcolor="#FFFFFF [3201]" filled="t" stroked="t" coordsize="21600,21600" o:gfxdata="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">
+              <v:rect id="Rectangle 1814699117" o:spid="_x0000_s1026" o:spt="1" style="position:absolute;left:0pt;margin-left:10.05pt;margin-top:12.65pt;height:281.5pt;width:87.1pt;z-index:251662336;v-text-anchor:middle;mso-width-relative:page;mso-height-relative:page;" fillcolor="#FFFFFF [3201]" filled="t" stroked="t" coordsize="21600,21600" o:gfxdata="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">
                 <v:fill on="t" focussize="0,0"/>
                 <v:stroke weight="1pt" color="#000000 [3200]" miterlimit="8" joinstyle="miter"/>
                 <v:imagedata o:title=""/>
@@ -2537,9 +3592,38 @@
                                 <w:rFonts w:hint="default" w:eastAsia="+Body"/>
                                 <w:b w:val="0"/>
                                 <w:bCs w:val="0"/>
-                                <w:lang w:val="en-IN"/>
-                              </w:rPr>
-                              <w:t>role</w:t>
+                                <w:lang w:val="en-US"/>
+                              </w:rPr>
+                              <w:t>r</w:t>
+                            </w:r>
+                            <w:r>
+                              <w:rPr>
+                                <w:rFonts w:hint="default" w:eastAsia="+Body"/>
+                                <w:b w:val="0"/>
+                                <w:bCs w:val="0"/>
+                                <w:lang w:val="en-IN"/>
+                              </w:rPr>
+                              <w:t>ole</w:t>
+                            </w:r>
+                          </w:p>
+                          <w:p>
+                            <w:pPr>
+                              <w:jc w:val="both"/>
+                              <w:rPr>
+                                <w:rFonts w:hint="default" w:eastAsia="+Body"/>
+                                <w:b w:val="0"/>
+                                <w:bCs w:val="0"/>
+                                <w:lang w:val="en-US"/>
+                              </w:rPr>
+                            </w:pPr>
+                            <w:r>
+                              <w:rPr>
+                                <w:rFonts w:hint="default" w:eastAsia="+Body"/>
+                                <w:b w:val="0"/>
+                                <w:bCs w:val="0"/>
+                                <w:lang w:val="en-US"/>
+                              </w:rPr>
+                              <w:t>paymentId</w:t>
                             </w:r>
                           </w:p>
                           <w:p>
@@ -2611,7 +3695,7 @@
           </mc:Choice>
           <mc:Fallback>
             <w:pict>
-              <v:rect id="Rectangle 1814699117" o:spid="_x0000_s1026" o:spt="1" style="position:absolute;left:0pt;margin-left:366pt;margin-top:3.35pt;height:216.2pt;width:87.1pt;z-index:251661312;v-text-anchor:middle;mso-width-relative:page;mso-height-relative:page;" fillcolor="#FFFFFF [3201]" filled="t" stroked="t" coordsize="21600,21600" o:gfxdata="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">
+              <v:rect id="Rectangle 1814699117" o:spid="_x0000_s1026" o:spt="1" style="position:absolute;left:0pt;margin-left:366pt;margin-top:3.35pt;height:216.2pt;width:87.1pt;z-index:251661312;v-text-anchor:middle;mso-width-relative:page;mso-height-relative:page;" fillcolor="#FFFFFF [3201]" filled="t" stroked="t" coordsize="21600,21600" o:gfxdata="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">
                 <v:fill on="t" focussize="0,0"/>
                 <v:stroke weight="1pt" color="#000000 [3200]" miterlimit="8" joinstyle="miter"/>
                 <v:imagedata o:title=""/>
@@ -2844,9 +3928,38 @@
                           <w:rFonts w:hint="default" w:eastAsia="+Body"/>
                           <w:b w:val="0"/>
                           <w:bCs w:val="0"/>
-                          <w:lang w:val="en-IN"/>
-                        </w:rPr>
-                        <w:t>role</w:t>
+                          <w:lang w:val="en-US"/>
+                        </w:rPr>
+                        <w:t>r</w:t>
+                      </w:r>
+                      <w:r>
+                        <w:rPr>
+                          <w:rFonts w:hint="default" w:eastAsia="+Body"/>
+                          <w:b w:val="0"/>
+                          <w:bCs w:val="0"/>
+                          <w:lang w:val="en-IN"/>
+                        </w:rPr>
+                        <w:t>ole</w:t>
+                      </w:r>
+                    </w:p>
+                    <w:p>
+                      <w:pPr>
+                        <w:jc w:val="both"/>
+                        <w:rPr>
+                          <w:rFonts w:hint="default" w:eastAsia="+Body"/>
+                          <w:b w:val="0"/>
+                          <w:bCs w:val="0"/>
+                          <w:lang w:val="en-US"/>
+                        </w:rPr>
+                      </w:pPr>
+                      <w:r>
+                        <w:rPr>
+                          <w:rFonts w:hint="default" w:eastAsia="+Body"/>
+                          <w:b w:val="0"/>
+                          <w:bCs w:val="0"/>
+                          <w:lang w:val="en-US"/>
+                        </w:rPr>
+                        <w:t>paymentId</w:t>
                       </w:r>
                     </w:p>
                     <w:p>
@@ -2930,8 +4043,8 @@
                 <wp:positionV relativeFrom="paragraph">
                   <wp:posOffset>38735</wp:posOffset>
                 </wp:positionV>
-                <wp:extent cx="1198245" cy="2982595"/>
-                <wp:effectExtent l="6350" t="6350" r="14605" b="20955"/>
+                <wp:extent cx="1198245" cy="3166745"/>
+                <wp:effectExtent l="6350" t="6350" r="14605" b="8255"/>
                 <wp:wrapNone/>
                 <wp:docPr id="35" name="Rectangle 1814699117"/>
                 <wp:cNvGraphicFramePr/>
@@ -2942,7 +4055,7 @@
                       <wps:spPr>
                         <a:xfrm>
                           <a:off x="0" y="0"/>
-                          <a:ext cx="1198245" cy="2982595"/>
+                          <a:ext cx="1198245" cy="3166745"/>
                         </a:xfrm>
                         <a:prstGeom prst="rect">
                           <a:avLst/>
@@ -3052,7 +4165,7 @@
                                 <w:bCs w:val="0"/>
                                 <w:lang w:val="en-IN"/>
                               </w:rPr>
-                              <w:t>userId</w:t>
+                              <w:t>patientId</w:t>
                             </w:r>
                           </w:p>
                           <w:p>
@@ -3112,7 +4225,47 @@
                                 <w:bCs w:val="0"/>
                                 <w:lang w:val="en-IN"/>
                               </w:rPr>
-                              <w:t>userData</w:t>
+                              <w:t>patientData</w:t>
+                            </w:r>
+                          </w:p>
+                          <w:p>
+                            <w:pPr>
+                              <w:jc w:val="both"/>
+                              <w:rPr>
+                                <w:rFonts w:hint="default" w:eastAsia="+Body"/>
+                                <w:b w:val="0"/>
+                                <w:bCs w:val="0"/>
+                                <w:lang w:val="en-US"/>
+                              </w:rPr>
+                            </w:pPr>
+                            <w:r>
+                              <w:rPr>
+                                <w:rFonts w:hint="default" w:eastAsia="+Body"/>
+                                <w:b w:val="0"/>
+                                <w:bCs w:val="0"/>
+                                <w:lang w:val="en-US"/>
+                              </w:rPr>
+                              <w:t>Reason</w:t>
+                            </w:r>
+                          </w:p>
+                          <w:p>
+                            <w:pPr>
+                              <w:jc w:val="both"/>
+                              <w:rPr>
+                                <w:rFonts w:hint="default" w:eastAsia="+Body"/>
+                                <w:b w:val="0"/>
+                                <w:bCs w:val="0"/>
+                                <w:lang w:val="en-US"/>
+                              </w:rPr>
+                            </w:pPr>
+                            <w:r>
+                              <w:rPr>
+                                <w:rFonts w:hint="default" w:eastAsia="+Body"/>
+                                <w:b w:val="0"/>
+                                <w:bCs w:val="0"/>
+                                <w:lang w:val="en-US"/>
+                              </w:rPr>
+                              <w:t>prescriptionId</w:t>
                             </w:r>
                           </w:p>
                           <w:p>
@@ -3282,7 +4435,7 @@
           </mc:Choice>
           <mc:Fallback>
             <w:pict>
-              <v:rect id="Rectangle 1814699117" o:spid="_x0000_s1026" o:spt="1" style="position:absolute;left:0pt;margin-left:188.25pt;margin-top:3.05pt;height:234.85pt;width:94.35pt;z-index:251663360;v-text-anchor:middle;mso-width-relative:page;mso-height-relative:page;" fillcolor="#FFFFFF [3201]" filled="t" stroked="t" coordsize="21600,21600" o:gfxdata="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">
+              <v:rect id="Rectangle 1814699117" o:spid="_x0000_s1026" o:spt="1" style="position:absolute;left:0pt;margin-left:188.25pt;margin-top:3.05pt;height:249.35pt;width:94.35pt;z-index:251663360;v-text-anchor:middle;mso-width-relative:page;mso-height-relative:page;" fillcolor="#FFFFFF [3201]" filled="t" stroked="t" coordsize="21600,21600" o:gfxdata="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">
                 <v:fill on="t" focussize="0,0"/>
                 <v:stroke weight="1pt" color="#000000 [3200]" miterlimit="8" joinstyle="miter"/>
                 <v:imagedata o:title=""/>
@@ -3377,7 +4530,7 @@
                           <w:bCs w:val="0"/>
                           <w:lang w:val="en-IN"/>
                         </w:rPr>
-                        <w:t>userId</w:t>
+                        <w:t>patientId</w:t>
                       </w:r>
                     </w:p>
                     <w:p>
@@ -3437,7 +4590,47 @@
                           <w:bCs w:val="0"/>
                           <w:lang w:val="en-IN"/>
                         </w:rPr>
-                        <w:t>userData</w:t>
+                        <w:t>patientData</w:t>
+                      </w:r>
+                    </w:p>
+                    <w:p>
+                      <w:pPr>
+                        <w:jc w:val="both"/>
+                        <w:rPr>
+                          <w:rFonts w:hint="default" w:eastAsia="+Body"/>
+                          <w:b w:val="0"/>
+                          <w:bCs w:val="0"/>
+                          <w:lang w:val="en-US"/>
+                        </w:rPr>
+                      </w:pPr>
+                      <w:r>
+                        <w:rPr>
+                          <w:rFonts w:hint="default" w:eastAsia="+Body"/>
+                          <w:b w:val="0"/>
+                          <w:bCs w:val="0"/>
+                          <w:lang w:val="en-US"/>
+                        </w:rPr>
+                        <w:t>Reason</w:t>
+                      </w:r>
+                    </w:p>
+                    <w:p>
+                      <w:pPr>
+                        <w:jc w:val="both"/>
+                        <w:rPr>
+                          <w:rFonts w:hint="default" w:eastAsia="+Body"/>
+                          <w:b w:val="0"/>
+                          <w:bCs w:val="0"/>
+                          <w:lang w:val="en-US"/>
+                        </w:rPr>
+                      </w:pPr>
+                      <w:r>
+                        <w:rPr>
+                          <w:rFonts w:hint="default" w:eastAsia="+Body"/>
+                          <w:b w:val="0"/>
+                          <w:bCs w:val="0"/>
+                          <w:lang w:val="en-US"/>
+                        </w:rPr>
+                        <w:t>prescriptionId</w:t>
                       </w:r>
                     </w:p>
                     <w:p>
@@ -3615,13 +4808,13 @@
               <wp:anchor distT="0" distB="0" distL="114300" distR="114300" simplePos="0" relativeHeight="251669504" behindDoc="0" locked="0" layoutInCell="1" allowOverlap="1">
                 <wp:simplePos x="0" y="0"/>
                 <wp:positionH relativeFrom="column">
-                  <wp:posOffset>2981325</wp:posOffset>
+                  <wp:posOffset>2990215</wp:posOffset>
                 </wp:positionH>
                 <wp:positionV relativeFrom="paragraph">
-                  <wp:posOffset>-1236980</wp:posOffset>
+                  <wp:posOffset>-1010920</wp:posOffset>
                 </wp:positionV>
-                <wp:extent cx="8890" cy="1275715"/>
-                <wp:effectExtent l="6350" t="0" r="22860" b="635"/>
+                <wp:extent cx="2189480" cy="1049655"/>
+                <wp:effectExtent l="2540" t="5715" r="17780" b="11430"/>
                 <wp:wrapNone/>
                 <wp:docPr id="3" name="Straight Connector 3"/>
                 <wp:cNvGraphicFramePr/>
@@ -3633,9 +4826,9 @@
                         <a:endCxn id="2" idx="2"/>
                       </wps:cNvCnPr>
                       <wps:spPr>
-                        <a:xfrm flipH="1" flipV="1">
+                        <a:xfrm flipV="1">
                           <a:off x="0" y="0"/>
-                          <a:ext cx="8890" cy="1275715"/>
+                          <a:ext cx="2189480" cy="1049655"/>
                         </a:xfrm>
                         <a:prstGeom prst="line">
                           <a:avLst/>
@@ -3665,7 +4858,7 @@
           </mc:Choice>
           <mc:Fallback>
             <w:pict>
-              <v:line id="_x0000_s1026" o:spid="_x0000_s1026" o:spt="20" style="position:absolute;left:0pt;flip:x y;margin-left:234.75pt;margin-top:-97.4pt;height:100.45pt;width:0.7pt;z-index:251669504;mso-width-relative:page;mso-height-relative:page;" filled="f" stroked="t" coordsize="21600,21600" o:gfxdata="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">
+              <v:line id="_x0000_s1026" o:spid="_x0000_s1026" o:spt="20" style="position:absolute;left:0pt;flip:y;margin-left:235.45pt;margin-top:-79.6pt;height:82.65pt;width:172.4pt;z-index:251669504;mso-width-relative:page;mso-height-relative:page;" filled="f" stroked="t" coordsize="21600,21600" o:gfxdata="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">
                 <v:fill on="f" focussize="0,0"/>
                 <v:stroke weight="1pt" color="#000000 [3200]" miterlimit="8" joinstyle="miter"/>
                 <v:imagedata o:title=""/>
@@ -3802,7 +4995,7 @@
                   <wp:posOffset>3589020</wp:posOffset>
                 </wp:positionH>
                 <wp:positionV relativeFrom="paragraph">
-                  <wp:posOffset>-420370</wp:posOffset>
+                  <wp:posOffset>-328295</wp:posOffset>
                 </wp:positionV>
                 <wp:extent cx="1129030" cy="22860"/>
                 <wp:effectExtent l="0" t="6350" r="13970" b="8890"/>
@@ -3848,7 +5041,7 @@
           </mc:Choice>
           <mc:Fallback>
             <w:pict>
-              <v:line id="Straight Connector 3" o:spid="_x0000_s1026" o:spt="20" style="position:absolute;left:0pt;flip:y;margin-left:282.6pt;margin-top:-33.1pt;height:1.8pt;width:88.9pt;z-index:251665408;mso-width-relative:page;mso-height-relative:page;" filled="f" stroked="t" coordsize="21600,21600" o:gfxdata="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">
+              <v:line id="Straight Connector 3" o:spid="_x0000_s1026" o:spt="20" style="position:absolute;left:0pt;flip:y;margin-left:282.6pt;margin-top:-25.85pt;height:1.8pt;width:88.9pt;z-index:251665408;mso-width-relative:page;mso-height-relative:page;" filled="f" stroked="t" coordsize="21600,21600" o:gfxdata="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">
                 <v:fill on="f" focussize="0,0"/>
                 <v:stroke weight="1pt" color="#000000 [3200]" miterlimit="8" joinstyle="miter"/>
                 <v:imagedata o:title=""/>
@@ -3928,6 +5121,80 @@
           <w:u w:val="single"/>
         </w:rPr>
       </w:pPr>
+      <w:r>
+        <w:rPr>
+          <w:rFonts w:ascii="Helvetica" w:hAnsi="Helvetica"/>
+          <w:b/>
+          <w:bCs/>
+          <w:color w:val="222222"/>
+          <w:u w:val="single"/>
+        </w:rPr>
+        <mc:AlternateContent>
+          <mc:Choice Requires="wps">
+            <w:drawing>
+              <wp:anchor distT="0" distB="0" distL="114300" distR="114300" simplePos="0" relativeHeight="251676672" behindDoc="0" locked="0" layoutInCell="1" allowOverlap="1">
+                <wp:simplePos x="0" y="0"/>
+                <wp:positionH relativeFrom="column">
+                  <wp:posOffset>5201285</wp:posOffset>
+                </wp:positionH>
+                <wp:positionV relativeFrom="paragraph">
+                  <wp:posOffset>-366395</wp:posOffset>
+                </wp:positionV>
+                <wp:extent cx="12065" cy="962025"/>
+                <wp:effectExtent l="6350" t="0" r="19685" b="9525"/>
+                <wp:wrapNone/>
+                <wp:docPr id="18" name="Straight Connector 3"/>
+                <wp:cNvGraphicFramePr/>
+                <a:graphic xmlns:a="http://schemas.openxmlformats.org/drawingml/2006/main">
+                  <a:graphicData uri="http://schemas.microsoft.com/office/word/2010/wordprocessingShape">
+                    <wps:wsp>
+                      <wps:cNvCnPr>
+                        <a:stCxn id="17" idx="0"/>
+                        <a:endCxn id="33" idx="2"/>
+                      </wps:cNvCnPr>
+                      <wps:spPr>
+                        <a:xfrm flipH="1" flipV="1">
+                          <a:off x="0" y="0"/>
+                          <a:ext cx="12065" cy="962025"/>
+                        </a:xfrm>
+                        <a:prstGeom prst="line">
+                          <a:avLst/>
+                        </a:prstGeom>
+                        <a:ln w="12700"/>
+                      </wps:spPr>
+                      <wps:style>
+                        <a:lnRef idx="1">
+                          <a:schemeClr val="dk1"/>
+                        </a:lnRef>
+                        <a:fillRef idx="0">
+                          <a:schemeClr val="dk1"/>
+                        </a:fillRef>
+                        <a:effectRef idx="0">
+                          <a:schemeClr val="dk1"/>
+                        </a:effectRef>
+                        <a:fontRef idx="minor">
+                          <a:schemeClr val="tx1"/>
+                        </a:fontRef>
+                      </wps:style>
+                      <wps:bodyPr/>
+                    </wps:wsp>
+                  </a:graphicData>
+                </a:graphic>
+              </wp:anchor>
+            </w:drawing>
+          </mc:Choice>
+          <mc:Fallback>
+            <w:pict>
+              <v:line id="Straight Connector 3" o:spid="_x0000_s1026" o:spt="20" style="position:absolute;left:0pt;flip:x y;margin-left:409.55pt;margin-top:-28.85pt;height:75.75pt;width:0.95pt;z-index:251676672;mso-width-relative:page;mso-height-relative:page;" filled="f" stroked="t" coordsize="21600,21600" o:gfxdata="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">
+                <v:fill on="f" focussize="0,0"/>
+                <v:stroke weight="1pt" color="#000000 [3200]" miterlimit="8" joinstyle="miter"/>
+                <v:imagedata o:title=""/>
+                <o:lock v:ext="edit" aspectratio="f"/>
+              </v:line>
+            </w:pict>
+          </mc:Fallback>
+        </mc:AlternateContent>
+      </w:r>
     </w:p>
     <w:p>
       <w:pPr>
@@ -3979,18 +5246,18 @@
         <mc:AlternateContent>
           <mc:Choice Requires="wps">
             <w:drawing>
-              <wp:anchor distT="0" distB="0" distL="114300" distR="114300" simplePos="0" relativeHeight="251670528" behindDoc="0" locked="0" layoutInCell="1" allowOverlap="1">
+              <wp:anchor distT="0" distB="0" distL="114300" distR="114300" simplePos="0" relativeHeight="251675648" behindDoc="0" locked="0" layoutInCell="1" allowOverlap="1">
                 <wp:simplePos x="0" y="0"/>
                 <wp:positionH relativeFrom="column">
-                  <wp:posOffset>2160270</wp:posOffset>
+                  <wp:posOffset>4587240</wp:posOffset>
                 </wp:positionH>
                 <wp:positionV relativeFrom="paragraph">
-                  <wp:posOffset>65405</wp:posOffset>
+                  <wp:posOffset>74930</wp:posOffset>
                 </wp:positionV>
-                <wp:extent cx="1106170" cy="1480820"/>
-                <wp:effectExtent l="6350" t="6350" r="11430" b="17780"/>
+                <wp:extent cx="1252220" cy="1480820"/>
+                <wp:effectExtent l="6350" t="6350" r="17780" b="17780"/>
                 <wp:wrapNone/>
-                <wp:docPr id="6" name="Rectangle 1814699117"/>
+                <wp:docPr id="17" name="Rectangle 1814699117"/>
                 <wp:cNvGraphicFramePr/>
                 <a:graphic xmlns:a="http://schemas.openxmlformats.org/drawingml/2006/main">
                   <a:graphicData uri="http://schemas.microsoft.com/office/word/2010/wordprocessingShape">
@@ -3999,7 +5266,7 @@
                       <wps:spPr>
                         <a:xfrm>
                           <a:off x="0" y="0"/>
-                          <a:ext cx="1106170" cy="1480820"/>
+                          <a:ext cx="1252220" cy="1480820"/>
                         </a:xfrm>
                         <a:prstGeom prst="rect">
                           <a:avLst/>
@@ -4028,7 +5295,7 @@
                                 <w:rFonts w:hint="default" w:eastAsia="+Body"/>
                                 <w:b/>
                                 <w:bCs/>
-                                <w:lang w:val="en-IN"/>
+                                <w:lang w:val="en-US"/>
                               </w:rPr>
                             </w:pPr>
                             <w:r>
@@ -4036,9 +5303,9 @@
                                 <w:rFonts w:hint="default" w:eastAsia="+Body"/>
                                 <w:b/>
                                 <w:bCs/>
-                                <w:lang w:val="en-IN"/>
-                              </w:rPr>
-                              <w:t>TimeSlot</w:t>
+                                <w:lang w:val="en-US"/>
+                              </w:rPr>
+                              <w:t>Payment</w:t>
                             </w:r>
                           </w:p>
                           <w:p>
@@ -4079,7 +5346,7 @@
                                 <w:rFonts w:hint="default" w:eastAsia="+Body"/>
                                 <w:b w:val="0"/>
                                 <w:bCs w:val="0"/>
-                                <w:lang w:val="en-IN"/>
+                                <w:lang w:val="en-US"/>
                               </w:rPr>
                             </w:pPr>
                             <w:r>
@@ -4087,9 +5354,9 @@
                                 <w:rFonts w:hint="default" w:eastAsia="+Body"/>
                                 <w:b w:val="0"/>
                                 <w:bCs w:val="0"/>
-                                <w:lang w:val="en-IN"/>
-                              </w:rPr>
-                              <w:t>availableDays</w:t>
+                                <w:lang w:val="en-US"/>
+                              </w:rPr>
+                              <w:t>cardDetails</w:t>
                             </w:r>
                           </w:p>
                           <w:p>
@@ -4099,7 +5366,7 @@
                                 <w:rFonts w:hint="default" w:eastAsia="+Body"/>
                                 <w:b w:val="0"/>
                                 <w:bCs w:val="0"/>
-                                <w:lang w:val="en-IN"/>
+                                <w:lang w:val="en-US"/>
                               </w:rPr>
                             </w:pPr>
                             <w:r>
@@ -4107,27 +5374,9 @@
                                 <w:rFonts w:hint="default" w:eastAsia="+Body"/>
                                 <w:b w:val="0"/>
                                 <w:bCs w:val="0"/>
-                                <w:lang w:val="en-IN"/>
-                              </w:rPr>
-                              <w:t>startTime</w:t>
-                            </w:r>
-                          </w:p>
-                          <w:p>
-                            <w:pPr>
-                              <w:jc w:val="both"/>
-                              <w:rPr>
-                                <w:rFonts w:hint="default" w:eastAsia="+Body"/>
-                                <w:lang w:val="en-IN"/>
-                              </w:rPr>
-                            </w:pPr>
-                            <w:r>
-                              <w:rPr>
-                                <w:rFonts w:hint="default" w:eastAsia="+Body"/>
-                                <w:b w:val="0"/>
-                                <w:bCs w:val="0"/>
-                                <w:lang w:val="en-IN"/>
-                              </w:rPr>
-                              <w:t>endTime</w:t>
+                                <w:lang w:val="en-US"/>
+                              </w:rPr>
+                              <w:t>insuranceId</w:t>
                             </w:r>
                           </w:p>
                           <w:p>
@@ -4179,7 +5428,358 @@
           </mc:Choice>
           <mc:Fallback>
             <w:pict>
-              <v:rect id="Rectangle 1814699117" o:spid="_x0000_s1026" o:spt="1" style="position:absolute;left:0pt;margin-left:170.1pt;margin-top:5.15pt;height:116.6pt;width:87.1pt;z-index:251670528;v-text-anchor:middle;mso-width-relative:page;mso-height-relative:page;" fillcolor="#FFFFFF [3201]" filled="t" stroked="t" coordsize="21600,21600" o:gfxdata="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">
+              <v:rect id="Rectangle 1814699117" o:spid="_x0000_s1026" o:spt="1" style="position:absolute;left:0pt;margin-left:361.2pt;margin-top:5.9pt;height:116.6pt;width:98.6pt;z-index:251675648;v-text-anchor:middle;mso-width-relative:page;mso-height-relative:page;" fillcolor="#FFFFFF [3201]" filled="t" stroked="t" coordsize="21600,21600" o:gfxdata="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">
+                <v:fill on="t" focussize="0,0"/>
+                <v:stroke weight="1pt" color="#000000 [3200]" miterlimit="8" joinstyle="miter"/>
+                <v:imagedata o:title=""/>
+                <o:lock v:ext="edit" aspectratio="f"/>
+                <v:textbox>
+                  <w:txbxContent>
+                    <w:p>
+                      <w:pPr>
+                        <w:jc w:val="both"/>
+                        <w:rPr>
+                          <w:rFonts w:hint="default" w:eastAsia="+Body"/>
+                          <w:b/>
+                          <w:bCs/>
+                          <w:lang w:val="en-US"/>
+                        </w:rPr>
+                      </w:pPr>
+                      <w:r>
+                        <w:rPr>
+                          <w:rFonts w:hint="default" w:eastAsia="+Body"/>
+                          <w:b/>
+                          <w:bCs/>
+                          <w:lang w:val="en-US"/>
+                        </w:rPr>
+                        <w:t>Payment</w:t>
+                      </w:r>
+                    </w:p>
+                    <w:p>
+                      <w:pPr>
+                        <w:jc w:val="both"/>
+                        <w:rPr>
+                          <w:rFonts w:hint="default" w:eastAsia="+Body"/>
+                          <w:b/>
+                          <w:bCs/>
+                          <w:lang w:val="en-IN"/>
+                        </w:rPr>
+                      </w:pPr>
+                    </w:p>
+                    <w:p>
+                      <w:pPr>
+                        <w:jc w:val="both"/>
+                        <w:rPr>
+                          <w:rFonts w:hint="default" w:eastAsia="+Body"/>
+                          <w:b w:val="0"/>
+                          <w:bCs w:val="0"/>
+                          <w:lang w:val="en-IN"/>
+                        </w:rPr>
+                      </w:pPr>
+                      <w:r>
+                        <w:rPr>
+                          <w:rFonts w:hint="default" w:eastAsia="+Body"/>
+                          <w:b w:val="0"/>
+                          <w:bCs w:val="0"/>
+                          <w:lang w:val="en-IN"/>
+                        </w:rPr>
+                        <w:t>_id</w:t>
+                      </w:r>
+                    </w:p>
+                    <w:p>
+                      <w:pPr>
+                        <w:jc w:val="both"/>
+                        <w:rPr>
+                          <w:rFonts w:hint="default" w:eastAsia="+Body"/>
+                          <w:b w:val="0"/>
+                          <w:bCs w:val="0"/>
+                          <w:lang w:val="en-US"/>
+                        </w:rPr>
+                      </w:pPr>
+                      <w:r>
+                        <w:rPr>
+                          <w:rFonts w:hint="default" w:eastAsia="+Body"/>
+                          <w:b w:val="0"/>
+                          <w:bCs w:val="0"/>
+                          <w:lang w:val="en-US"/>
+                        </w:rPr>
+                        <w:t>cardDetails</w:t>
+                      </w:r>
+                    </w:p>
+                    <w:p>
+                      <w:pPr>
+                        <w:jc w:val="both"/>
+                        <w:rPr>
+                          <w:rFonts w:hint="default" w:eastAsia="+Body"/>
+                          <w:b w:val="0"/>
+                          <w:bCs w:val="0"/>
+                          <w:lang w:val="en-US"/>
+                        </w:rPr>
+                      </w:pPr>
+                      <w:r>
+                        <w:rPr>
+                          <w:rFonts w:hint="default" w:eastAsia="+Body"/>
+                          <w:b w:val="0"/>
+                          <w:bCs w:val="0"/>
+                          <w:lang w:val="en-US"/>
+                        </w:rPr>
+                        <w:t>insuranceId</w:t>
+                      </w:r>
+                    </w:p>
+                    <w:p>
+                      <w:pPr>
+                        <w:jc w:val="both"/>
+                        <w:rPr>
+                          <w:rFonts w:hint="default" w:eastAsia="+Body"/>
+                          <w:lang w:val="en-IN"/>
+                        </w:rPr>
+                      </w:pPr>
+                    </w:p>
+                    <w:p>
+                      <w:pPr>
+                        <w:jc w:val="both"/>
+                        <w:rPr>
+                          <w:rFonts w:hint="default" w:eastAsia="+Body"/>
+                          <w:lang w:val="en-IN"/>
+                        </w:rPr>
+                      </w:pPr>
+                    </w:p>
+                    <w:p>
+                      <w:pPr>
+                        <w:jc w:val="both"/>
+                        <w:rPr>
+                          <w:rFonts w:hint="default" w:eastAsia="+Body"/>
+                          <w:lang w:val="en-IN"/>
+                        </w:rPr>
+                      </w:pPr>
+                    </w:p>
+                    <w:p>
+                      <w:pPr>
+                        <w:jc w:val="both"/>
+                        <w:rPr>
+                          <w:rFonts w:hint="default" w:eastAsia="+Body"/>
+                          <w:lang w:val="en-IN"/>
+                        </w:rPr>
+                      </w:pPr>
+                    </w:p>
+                  </w:txbxContent>
+                </v:textbox>
+              </v:rect>
+            </w:pict>
+          </mc:Fallback>
+        </mc:AlternateContent>
+      </w:r>
+      <w:r>
+        <w:rPr>
+          <w:rFonts w:ascii="Helvetica" w:hAnsi="Helvetica"/>
+          <w:b/>
+          <w:bCs/>
+          <w:color w:val="222222"/>
+        </w:rPr>
+        <mc:AlternateContent>
+          <mc:Choice Requires="wps">
+            <w:drawing>
+              <wp:anchor distT="0" distB="0" distL="114300" distR="114300" simplePos="0" relativeHeight="251670528" behindDoc="0" locked="0" layoutInCell="1" allowOverlap="1">
+                <wp:simplePos x="0" y="0"/>
+                <wp:positionH relativeFrom="column">
+                  <wp:posOffset>2160270</wp:posOffset>
+                </wp:positionH>
+                <wp:positionV relativeFrom="paragraph">
+                  <wp:posOffset>65405</wp:posOffset>
+                </wp:positionV>
+                <wp:extent cx="1252220" cy="1480820"/>
+                <wp:effectExtent l="6350" t="6350" r="17780" b="17780"/>
+                <wp:wrapNone/>
+                <wp:docPr id="6" name="Rectangle 1814699117"/>
+                <wp:cNvGraphicFramePr/>
+                <a:graphic xmlns:a="http://schemas.openxmlformats.org/drawingml/2006/main">
+                  <a:graphicData uri="http://schemas.microsoft.com/office/word/2010/wordprocessingShape">
+                    <wps:wsp>
+                      <wps:cNvSpPr/>
+                      <wps:spPr>
+                        <a:xfrm>
+                          <a:off x="0" y="0"/>
+                          <a:ext cx="1252220" cy="1480820"/>
+                        </a:xfrm>
+                        <a:prstGeom prst="rect">
+                          <a:avLst/>
+                        </a:prstGeom>
+                      </wps:spPr>
+                      <wps:style>
+                        <a:lnRef idx="2">
+                          <a:schemeClr val="dk1"/>
+                        </a:lnRef>
+                        <a:fillRef idx="1">
+                          <a:schemeClr val="lt1"/>
+                        </a:fillRef>
+                        <a:effectRef idx="0">
+                          <a:schemeClr val="dk1"/>
+                        </a:effectRef>
+                        <a:fontRef idx="minor">
+                          <a:schemeClr val="dk1"/>
+                        </a:fontRef>
+                      </wps:style>
+                      <wps:txbx>
+                        <w:txbxContent>
+                          <w:p>
+                            <w:pPr>
+                              <w:jc w:val="both"/>
+                              <w:rPr>
+                                <w:rFonts w:hint="default" w:eastAsia="+Body"/>
+                                <w:b/>
+                                <w:bCs/>
+                                <w:lang w:val="en-IN"/>
+                              </w:rPr>
+                            </w:pPr>
+                            <w:r>
+                              <w:rPr>
+                                <w:rFonts w:hint="default" w:eastAsia="+Body"/>
+                                <w:b/>
+                                <w:bCs/>
+                                <w:lang w:val="en-IN"/>
+                              </w:rPr>
+                              <w:t>TimeSlot</w:t>
+                            </w:r>
+                          </w:p>
+                          <w:p>
+                            <w:pPr>
+                              <w:jc w:val="both"/>
+                              <w:rPr>
+                                <w:rFonts w:hint="default" w:eastAsia="+Body"/>
+                                <w:b/>
+                                <w:bCs/>
+                                <w:lang w:val="en-IN"/>
+                              </w:rPr>
+                            </w:pPr>
+                          </w:p>
+                          <w:p>
+                            <w:pPr>
+                              <w:jc w:val="both"/>
+                              <w:rPr>
+                                <w:rFonts w:hint="default" w:eastAsia="+Body"/>
+                                <w:b w:val="0"/>
+                                <w:bCs w:val="0"/>
+                                <w:lang w:val="en-IN"/>
+                              </w:rPr>
+                            </w:pPr>
+                            <w:r>
+                              <w:rPr>
+                                <w:rFonts w:hint="default" w:eastAsia="+Body"/>
+                                <w:b w:val="0"/>
+                                <w:bCs w:val="0"/>
+                                <w:lang w:val="en-IN"/>
+                              </w:rPr>
+                              <w:t>_id</w:t>
+                            </w:r>
+                          </w:p>
+                          <w:p>
+                            <w:pPr>
+                              <w:jc w:val="both"/>
+                              <w:rPr>
+                                <w:rFonts w:hint="default" w:eastAsia="+Body"/>
+                                <w:b w:val="0"/>
+                                <w:bCs w:val="0"/>
+                                <w:lang w:val="en-IN"/>
+                              </w:rPr>
+                            </w:pPr>
+                            <w:r>
+                              <w:rPr>
+                                <w:rFonts w:hint="default" w:eastAsia="+Body"/>
+                                <w:b w:val="0"/>
+                                <w:bCs w:val="0"/>
+                                <w:lang w:val="en-IN"/>
+                              </w:rPr>
+                              <w:t>availableDays</w:t>
+                            </w:r>
+                          </w:p>
+                          <w:p>
+                            <w:pPr>
+                              <w:jc w:val="both"/>
+                              <w:rPr>
+                                <w:rFonts w:hint="default" w:eastAsia="+Body"/>
+                                <w:b w:val="0"/>
+                                <w:bCs w:val="0"/>
+                                <w:lang w:val="en-IN"/>
+                              </w:rPr>
+                            </w:pPr>
+                            <w:r>
+                              <w:rPr>
+                                <w:rFonts w:hint="default" w:eastAsia="+Body"/>
+                                <w:b w:val="0"/>
+                                <w:bCs w:val="0"/>
+                                <w:lang w:val="en-IN"/>
+                              </w:rPr>
+                              <w:t>startTime</w:t>
+                            </w:r>
+                          </w:p>
+                          <w:p>
+                            <w:pPr>
+                              <w:jc w:val="both"/>
+                              <w:rPr>
+                                <w:rFonts w:hint="default" w:eastAsia="+Body"/>
+                                <w:lang w:val="en-IN"/>
+                              </w:rPr>
+                            </w:pPr>
+                            <w:r>
+                              <w:rPr>
+                                <w:rFonts w:hint="default" w:eastAsia="+Body"/>
+                                <w:b w:val="0"/>
+                                <w:bCs w:val="0"/>
+                                <w:lang w:val="en-IN"/>
+                              </w:rPr>
+                              <w:t>endTime</w:t>
+                            </w:r>
+                          </w:p>
+                          <w:p>
+                            <w:pPr>
+                              <w:jc w:val="both"/>
+                              <w:rPr>
+                                <w:rFonts w:hint="default" w:eastAsia="+Body"/>
+                                <w:lang w:val="en-IN"/>
+                              </w:rPr>
+                            </w:pPr>
+                          </w:p>
+                          <w:p>
+                            <w:pPr>
+                              <w:jc w:val="both"/>
+                              <w:rPr>
+                                <w:rFonts w:hint="default" w:eastAsia="+Body"/>
+                                <w:lang w:val="en-IN"/>
+                              </w:rPr>
+                            </w:pPr>
+                          </w:p>
+                          <w:p>
+                            <w:pPr>
+                              <w:jc w:val="both"/>
+                              <w:rPr>
+                                <w:rFonts w:hint="default" w:eastAsia="+Body"/>
+                                <w:lang w:val="en-IN"/>
+                              </w:rPr>
+                            </w:pPr>
+                          </w:p>
+                          <w:p>
+                            <w:pPr>
+                              <w:jc w:val="both"/>
+                              <w:rPr>
+                                <w:rFonts w:hint="default" w:eastAsia="+Body"/>
+                                <w:lang w:val="en-IN"/>
+                              </w:rPr>
+                            </w:pPr>
+                          </w:p>
+                        </w:txbxContent>
+                      </wps:txbx>
+                      <wps:bodyPr rot="0" spcFirstLastPara="0" vertOverflow="overflow" horzOverflow="overflow" vert="horz" wrap="square" lIns="91440" tIns="45720" rIns="91440" bIns="45720" numCol="1" spcCol="0" rtlCol="0" fromWordArt="0" anchor="ctr" anchorCtr="0" forceAA="0" compatLnSpc="1">
+                        <a:noAutofit/>
+                      </wps:bodyPr>
+                    </wps:wsp>
+                  </a:graphicData>
+                </a:graphic>
+              </wp:anchor>
+            </w:drawing>
+          </mc:Choice>
+          <mc:Fallback>
+            <w:pict>
+              <v:rect id="Rectangle 1814699117" o:spid="_x0000_s1026" o:spt="1" style="position:absolute;left:0pt;margin-left:170.1pt;margin-top:5.15pt;height:116.6pt;width:98.6pt;z-index:251670528;v-text-anchor:middle;mso-width-relative:page;mso-height-relative:page;" fillcolor="#FFFFFF [3201]" filled="t" stroked="t" coordsize="21600,21600" o:gfxdata="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">
                 <v:fill on="t" focussize="0,0"/>
                 <v:stroke weight="1pt" color="#000000 [3200]" miterlimit="8" joinstyle="miter"/>
                 <v:imagedata o:title=""/>
@@ -5577,6 +7177,27 @@
           <w:rFonts w:hint="default" w:eastAsia="+Body"/>
           <w:b w:val="0"/>
           <w:bCs w:val="0"/>
+          <w:lang w:val="en-US"/>
+        </w:rPr>
+      </w:pPr>
+      <w:r>
+        <w:rPr>
+          <w:rFonts w:hint="default" w:eastAsia="+Body"/>
+          <w:b w:val="0"/>
+          <w:bCs w:val="0"/>
+          <w:lang w:val="en-US"/>
+        </w:rPr>
+        <w:t>createdBy(AdminID)</w:t>
+      </w:r>
+    </w:p>
+    <w:p>
+      <w:pPr>
+        <w:ind w:left="720" w:leftChars="0" w:firstLine="720" w:firstLineChars="0"/>
+        <w:jc w:val="both"/>
+        <w:rPr>
+          <w:rFonts w:hint="default" w:eastAsia="+Body"/>
+          <w:b w:val="0"/>
+          <w:bCs w:val="0"/>
           <w:lang w:val="en-IN"/>
         </w:rPr>
       </w:pPr>
@@ -5611,17 +7232,6 @@
           <w:color w:val="222222"/>
         </w:rPr>
       </w:pPr>
-    </w:p>
-    <w:p>
-      <w:pPr>
-        <w:rPr>
-          <w:rStyle w:val="5"/>
-          <w:rFonts w:ascii="Helvetica" w:hAnsi="Helvetica"/>
-          <w:b w:val="0"/>
-          <w:bCs w:val="0"/>
-          <w:color w:val="222222"/>
-        </w:rPr>
-      </w:pPr>
       <w:r>
         <w:rPr>
           <w:rStyle w:val="5"/>
@@ -5654,17 +7264,17 @@
           <w:color w:val="222222"/>
           <w:lang w:val="en-IN"/>
         </w:rPr>
-        <w:t>User</w:t>
-      </w:r>
-      <w:r>
-        <w:rPr>
-          <w:rStyle w:val="5"/>
-          <w:rFonts w:ascii="Helvetica" w:hAnsi="Helvetica"/>
-          <w:b w:val="0"/>
-          <w:bCs w:val="0"/>
-          <w:color w:val="222222"/>
-        </w:rPr>
-        <w:t xml:space="preserve"> contains:</w:t>
+        <w:t xml:space="preserve">Patient </w:t>
+      </w:r>
+      <w:r>
+        <w:rPr>
+          <w:rStyle w:val="5"/>
+          <w:rFonts w:ascii="Helvetica" w:hAnsi="Helvetica"/>
+          <w:b w:val="0"/>
+          <w:bCs w:val="0"/>
+          <w:color w:val="222222"/>
+        </w:rPr>
+        <w:t>contains:</w:t>
       </w:r>
     </w:p>
     <w:p>
@@ -5901,6 +7511,39 @@
     </w:p>
     <w:p>
       <w:pPr>
+        <w:ind w:left="720" w:leftChars="0" w:firstLine="720" w:firstLineChars="0"/>
+        <w:jc w:val="both"/>
+        <w:rPr>
+          <w:rFonts w:hint="default" w:eastAsia="+Body"/>
+          <w:b w:val="0"/>
+          <w:bCs w:val="0"/>
+          <w:lang w:val="en-US"/>
+        </w:rPr>
+      </w:pPr>
+      <w:r>
+        <w:rPr>
+          <w:rFonts w:hint="default" w:eastAsia="+Body"/>
+          <w:b w:val="0"/>
+          <w:bCs w:val="0"/>
+          <w:lang w:val="en-US"/>
+        </w:rPr>
+        <w:t xml:space="preserve">paymentId(PaymentID) </w:t>
+      </w:r>
+    </w:p>
+    <w:p>
+      <w:pPr>
+        <w:ind w:left="720" w:leftChars="0" w:firstLine="720" w:firstLineChars="0"/>
+        <w:jc w:val="both"/>
+        <w:rPr>
+          <w:rFonts w:hint="default" w:eastAsia="+Body"/>
+          <w:b w:val="0"/>
+          <w:bCs w:val="0"/>
+          <w:lang w:val="en-IN"/>
+        </w:rPr>
+      </w:pPr>
+    </w:p>
+    <w:p>
+      <w:pPr>
         <w:rPr>
           <w:rStyle w:val="5"/>
           <w:rFonts w:ascii="Helvetica" w:hAnsi="Helvetica"/>
@@ -6090,7 +7733,7 @@
           <w:bCs w:val="0"/>
           <w:lang w:val="en-IN"/>
         </w:rPr>
-        <w:t>UserId(User ID)</w:t>
+        <w:t>patientId(patientID)</w:t>
       </w:r>
     </w:p>
     <w:p>
@@ -6153,7 +7796,7 @@
           <w:bCs w:val="0"/>
           <w:lang w:val="en-IN"/>
         </w:rPr>
-        <w:t>userData</w:t>
+        <w:t>patientData</w:t>
       </w:r>
     </w:p>
     <w:p>
@@ -6196,6 +7839,48 @@
           <w:lang w:val="en-IN"/>
         </w:rPr>
         <w:t>Amount</w:t>
+      </w:r>
+    </w:p>
+    <w:p>
+      <w:pPr>
+        <w:ind w:left="720" w:leftChars="0" w:firstLine="720" w:firstLineChars="0"/>
+        <w:jc w:val="both"/>
+        <w:rPr>
+          <w:rFonts w:hint="default" w:eastAsia="+Body"/>
+          <w:b w:val="0"/>
+          <w:bCs w:val="0"/>
+          <w:lang w:val="en-US"/>
+        </w:rPr>
+      </w:pPr>
+      <w:r>
+        <w:rPr>
+          <w:rFonts w:hint="default" w:eastAsia="+Body"/>
+          <w:b w:val="0"/>
+          <w:bCs w:val="0"/>
+          <w:lang w:val="en-US"/>
+        </w:rPr>
+        <w:t>Reason</w:t>
+      </w:r>
+    </w:p>
+    <w:p>
+      <w:pPr>
+        <w:ind w:left="720" w:leftChars="0" w:firstLine="720" w:firstLineChars="0"/>
+        <w:jc w:val="both"/>
+        <w:rPr>
+          <w:rFonts w:hint="default" w:eastAsia="+Body"/>
+          <w:b w:val="0"/>
+          <w:bCs w:val="0"/>
+          <w:lang w:val="en-US"/>
+        </w:rPr>
+      </w:pPr>
+      <w:r>
+        <w:rPr>
+          <w:rFonts w:hint="default" w:eastAsia="+Body"/>
+          <w:b w:val="0"/>
+          <w:bCs w:val="0"/>
+          <w:lang w:val="en-US"/>
+        </w:rPr>
+        <w:t>prescriptionID(PrescriptionID)</w:t>
       </w:r>
     </w:p>
     <w:p>
@@ -6389,7 +8074,7 @@
           <w:bCs w:val="0"/>
           <w:lang w:val="en-IN"/>
         </w:rPr>
-        <w:t>appointmentId</w:t>
+        <w:t>Medicines</w:t>
       </w:r>
     </w:p>
     <w:p>
@@ -6400,26 +8085,161 @@
           <w:rFonts w:hint="default" w:eastAsia="+Body"/>
           <w:b w:val="0"/>
           <w:bCs w:val="0"/>
-          <w:lang w:val="en-IN"/>
-        </w:rPr>
-      </w:pPr>
-      <w:r>
-        <w:rPr>
-          <w:rFonts w:hint="default" w:eastAsia="+Body"/>
-          <w:b w:val="0"/>
-          <w:bCs w:val="0"/>
-          <w:lang w:val="en-IN"/>
-        </w:rPr>
-        <w:t>medicines</w:t>
-      </w:r>
-    </w:p>
-    <w:p>
-      <w:pPr>
-        <w:jc w:val="both"/>
-        <w:rPr>
-          <w:rFonts w:hint="default" w:eastAsia="+Body"/>
-          <w:b w:val="0"/>
-          <w:bCs w:val="0"/>
+          <w:lang w:val="en-US"/>
+        </w:rPr>
+      </w:pPr>
+      <w:r>
+        <w:rPr>
+          <w:rFonts w:hint="default" w:eastAsia="+Body"/>
+          <w:b w:val="0"/>
+          <w:bCs w:val="0"/>
+          <w:lang w:val="en-US"/>
+        </w:rPr>
+        <w:t>pharmacyStore</w:t>
+      </w:r>
+    </w:p>
+    <w:p>
+      <w:pPr>
+        <w:ind w:firstLine="1320" w:firstLineChars="550"/>
+        <w:jc w:val="both"/>
+        <w:rPr>
+          <w:rFonts w:hint="default" w:eastAsia="+Body"/>
+          <w:lang w:val="en-US"/>
+        </w:rPr>
+      </w:pPr>
+      <w:r>
+        <w:rPr>
+          <w:rFonts w:hint="default" w:eastAsia="+Body"/>
+          <w:lang w:val="en-US"/>
+        </w:rPr>
+        <w:t>startDate</w:t>
+      </w:r>
+    </w:p>
+    <w:p>
+      <w:pPr>
+        <w:ind w:firstLine="1320" w:firstLineChars="550"/>
+        <w:jc w:val="both"/>
+        <w:rPr>
+          <w:rFonts w:hint="default" w:eastAsia="+Body"/>
+          <w:lang w:val="en-US"/>
+        </w:rPr>
+      </w:pPr>
+      <w:r>
+        <w:rPr>
+          <w:rFonts w:hint="default" w:eastAsia="+Body"/>
+          <w:lang w:val="en-US"/>
+        </w:rPr>
+        <w:t>endDate</w:t>
+      </w:r>
+    </w:p>
+    <w:p>
+      <w:pPr>
+        <w:ind w:firstLine="1320" w:firstLineChars="550"/>
+        <w:jc w:val="both"/>
+        <w:rPr>
+          <w:rFonts w:hint="default" w:eastAsia="+Body"/>
+          <w:b w:val="0"/>
+          <w:bCs w:val="0"/>
+          <w:lang w:val="en-IN"/>
+        </w:rPr>
+      </w:pPr>
+    </w:p>
+    <w:p>
+      <w:pPr>
+        <w:ind w:firstLine="1320" w:firstLineChars="550"/>
+        <w:jc w:val="both"/>
+        <w:rPr>
+          <w:rFonts w:hint="default" w:eastAsia="+Body"/>
+          <w:b w:val="0"/>
+          <w:bCs w:val="0"/>
+          <w:lang w:val="en-IN"/>
+        </w:rPr>
+      </w:pPr>
+    </w:p>
+    <w:p>
+      <w:pPr>
+        <w:ind w:firstLine="1320" w:firstLineChars="550"/>
+        <w:jc w:val="both"/>
+        <w:rPr>
+          <w:rFonts w:hint="default" w:eastAsia="+Body"/>
+          <w:b w:val="0"/>
+          <w:bCs w:val="0"/>
+          <w:lang w:val="en-IN"/>
+        </w:rPr>
+      </w:pPr>
+    </w:p>
+    <w:p>
+      <w:pPr>
+        <w:ind w:firstLine="1320" w:firstLineChars="550"/>
+        <w:jc w:val="both"/>
+        <w:rPr>
+          <w:rFonts w:hint="default" w:eastAsia="+Body"/>
+          <w:b w:val="0"/>
+          <w:bCs w:val="0"/>
+          <w:lang w:val="en-IN"/>
+        </w:rPr>
+      </w:pPr>
+    </w:p>
+    <w:p>
+      <w:pPr>
+        <w:ind w:firstLine="1320" w:firstLineChars="550"/>
+        <w:jc w:val="both"/>
+        <w:rPr>
+          <w:rFonts w:hint="default" w:eastAsia="+Body"/>
+          <w:b w:val="0"/>
+          <w:bCs w:val="0"/>
+          <w:lang w:val="en-IN"/>
+        </w:rPr>
+      </w:pPr>
+    </w:p>
+    <w:p>
+      <w:pPr>
+        <w:jc w:val="both"/>
+        <w:rPr>
+          <w:rFonts w:hint="default" w:eastAsia="+Body"/>
+          <w:b/>
+          <w:bCs/>
+          <w:lang w:val="en-IN"/>
+        </w:rPr>
+      </w:pPr>
+      <w:r>
+        <w:rPr>
+          <w:rFonts w:hint="default" w:eastAsia="+Body"/>
+          <w:b/>
+          <w:bCs/>
+          <w:lang w:val="en-IN"/>
+        </w:rPr>
+        <w:t xml:space="preserve">Collection 6-TimeSlot </w:t>
+      </w:r>
+      <w:r>
+        <w:rPr>
+          <w:rStyle w:val="5"/>
+          <w:rFonts w:ascii="Helvetica" w:hAnsi="Helvetica"/>
+          <w:b w:val="0"/>
+          <w:bCs w:val="0"/>
+          <w:color w:val="222222"/>
+        </w:rPr>
+        <w:t>contains</w:t>
+      </w:r>
+      <w:r>
+        <w:rPr>
+          <w:rStyle w:val="5"/>
+          <w:rFonts w:hint="default" w:ascii="Helvetica" w:hAnsi="Helvetica"/>
+          <w:b w:val="0"/>
+          <w:bCs w:val="0"/>
+          <w:color w:val="222222"/>
+          <w:lang w:val="en-IN"/>
+        </w:rPr>
+        <w:t>:</w:t>
+      </w:r>
+    </w:p>
+    <w:p>
+      <w:pPr>
+        <w:jc w:val="both"/>
+        <w:rPr>
+          <w:rFonts w:hint="default" w:eastAsia="+Body"/>
+          <w:b/>
+          <w:bCs/>
           <w:lang w:val="en-IN"/>
         </w:rPr>
       </w:pPr>
@@ -6435,6 +8255,15 @@
           <w:lang w:val="en-IN"/>
         </w:rPr>
       </w:pPr>
+      <w:r>
+        <w:rPr>
+          <w:rFonts w:hint="default" w:eastAsia="+Body"/>
+          <w:b w:val="0"/>
+          <w:bCs w:val="0"/>
+          <w:lang w:val="en-IN"/>
+        </w:rPr>
+        <w:t>Id</w:t>
+      </w:r>
     </w:p>
     <w:p>
       <w:pPr>
@@ -6447,6 +8276,15 @@
           <w:lang w:val="en-IN"/>
         </w:rPr>
       </w:pPr>
+      <w:r>
+        <w:rPr>
+          <w:rFonts w:hint="default" w:eastAsia="+Body"/>
+          <w:b w:val="0"/>
+          <w:bCs w:val="0"/>
+          <w:lang w:val="en-IN"/>
+        </w:rPr>
+        <w:t>availableDays</w:t>
+      </w:r>
     </w:p>
     <w:p>
       <w:pPr>
@@ -6459,6 +8297,15 @@
           <w:lang w:val="en-IN"/>
         </w:rPr>
       </w:pPr>
+      <w:r>
+        <w:rPr>
+          <w:rFonts w:hint="default" w:eastAsia="+Body"/>
+          <w:b w:val="0"/>
+          <w:bCs w:val="0"/>
+          <w:lang w:val="en-IN"/>
+        </w:rPr>
+        <w:t>startTime</w:t>
+      </w:r>
     </w:p>
     <w:p>
       <w:pPr>
@@ -6471,146 +8318,183 @@
           <w:lang w:val="en-IN"/>
         </w:rPr>
       </w:pPr>
-    </w:p>
-    <w:p>
-      <w:pPr>
-        <w:jc w:val="both"/>
-        <w:rPr>
-          <w:rFonts w:hint="default" w:eastAsia="+Body"/>
-          <w:b w:val="0"/>
-          <w:bCs w:val="0"/>
-          <w:lang w:val="en-IN"/>
-        </w:rPr>
-      </w:pPr>
-    </w:p>
-    <w:p>
-      <w:pPr>
-        <w:jc w:val="both"/>
-        <w:rPr>
-          <w:rFonts w:hint="default" w:eastAsia="+Body"/>
-          <w:b w:val="0"/>
-          <w:bCs w:val="0"/>
-          <w:lang w:val="en-IN"/>
-        </w:rPr>
-      </w:pPr>
-    </w:p>
-    <w:p>
-      <w:pPr>
-        <w:jc w:val="both"/>
-        <w:rPr>
-          <w:rFonts w:hint="default" w:eastAsia="+Body"/>
-          <w:b w:val="0"/>
-          <w:bCs w:val="0"/>
-          <w:lang w:val="en-IN"/>
-        </w:rPr>
-      </w:pPr>
-    </w:p>
-    <w:p>
-      <w:pPr>
-        <w:jc w:val="both"/>
-        <w:rPr>
-          <w:rFonts w:hint="default" w:eastAsia="+Body"/>
-          <w:b w:val="0"/>
-          <w:bCs w:val="0"/>
-          <w:lang w:val="en-IN"/>
-        </w:rPr>
-      </w:pPr>
-    </w:p>
-    <w:p>
-      <w:pPr>
-        <w:jc w:val="both"/>
-        <w:rPr>
-          <w:rFonts w:hint="default" w:eastAsia="+Body"/>
-          <w:b w:val="0"/>
-          <w:bCs w:val="0"/>
-          <w:lang w:val="en-IN"/>
-        </w:rPr>
-      </w:pPr>
-    </w:p>
-    <w:p>
-      <w:pPr>
-        <w:jc w:val="both"/>
-        <w:rPr>
-          <w:rFonts w:hint="default" w:eastAsia="+Body"/>
-          <w:b w:val="0"/>
-          <w:bCs w:val="0"/>
-          <w:lang w:val="en-IN"/>
-        </w:rPr>
-      </w:pPr>
-    </w:p>
-    <w:p>
-      <w:pPr>
-        <w:jc w:val="both"/>
-        <w:rPr>
-          <w:rFonts w:hint="default" w:eastAsia="+Body"/>
-          <w:b w:val="0"/>
-          <w:bCs w:val="0"/>
-          <w:lang w:val="en-IN"/>
-        </w:rPr>
-      </w:pPr>
-    </w:p>
-    <w:p>
-      <w:pPr>
-        <w:jc w:val="both"/>
-        <w:rPr>
-          <w:rFonts w:hint="default" w:eastAsia="+Body"/>
-          <w:b w:val="0"/>
-          <w:bCs w:val="0"/>
-          <w:lang w:val="en-IN"/>
-        </w:rPr>
-      </w:pPr>
-    </w:p>
-    <w:p>
-      <w:pPr>
-        <w:jc w:val="both"/>
-        <w:rPr>
-          <w:rFonts w:hint="default" w:eastAsia="+Body"/>
-          <w:b w:val="0"/>
-          <w:bCs w:val="0"/>
-          <w:lang w:val="en-IN"/>
-        </w:rPr>
-      </w:pPr>
-    </w:p>
-    <w:p>
-      <w:pPr>
-        <w:jc w:val="both"/>
-        <w:rPr>
-          <w:rFonts w:hint="default" w:eastAsia="+Body"/>
-          <w:b w:val="0"/>
-          <w:bCs w:val="0"/>
-          <w:lang w:val="en-IN"/>
-        </w:rPr>
-      </w:pPr>
-    </w:p>
-    <w:p>
-      <w:pPr>
-        <w:jc w:val="both"/>
-        <w:rPr>
-          <w:rFonts w:hint="default" w:eastAsia="+Body"/>
-          <w:b w:val="0"/>
-          <w:bCs w:val="0"/>
-          <w:lang w:val="en-IN"/>
-        </w:rPr>
-      </w:pPr>
-    </w:p>
-    <w:p>
-      <w:pPr>
-        <w:jc w:val="both"/>
-        <w:rPr>
-          <w:rFonts w:hint="default" w:eastAsia="+Body"/>
-          <w:b w:val="0"/>
-          <w:bCs w:val="0"/>
-          <w:lang w:val="en-IN"/>
-        </w:rPr>
-      </w:pPr>
-    </w:p>
-    <w:p>
-      <w:pPr>
-        <w:jc w:val="both"/>
-        <w:rPr>
-          <w:rFonts w:hint="default" w:eastAsia="+Body"/>
-          <w:b w:val="0"/>
-          <w:bCs w:val="0"/>
+      <w:r>
+        <w:rPr>
+          <w:rFonts w:hint="default" w:eastAsia="+Body"/>
+          <w:b w:val="0"/>
+          <w:bCs w:val="0"/>
+          <w:lang w:val="en-IN"/>
+        </w:rPr>
+        <w:t>endTime</w:t>
+      </w:r>
+    </w:p>
+    <w:p>
+      <w:pPr>
+        <w:jc w:val="both"/>
+        <w:rPr>
+          <w:rFonts w:hint="default" w:eastAsia="+Body"/>
+          <w:b w:val="0"/>
+          <w:bCs w:val="0"/>
+          <w:lang w:val="en-IN"/>
+        </w:rPr>
+      </w:pPr>
+    </w:p>
+    <w:p>
+      <w:pPr>
+        <w:jc w:val="both"/>
+        <w:rPr>
+          <w:rFonts w:hint="default" w:eastAsia="+Body"/>
+          <w:b w:val="0"/>
+          <w:bCs w:val="0"/>
+          <w:lang w:val="en-IN"/>
+        </w:rPr>
+      </w:pPr>
+    </w:p>
+    <w:p>
+      <w:pPr>
+        <w:jc w:val="both"/>
+        <w:rPr>
+          <w:rFonts w:hint="default" w:eastAsia="+Body"/>
+          <w:b w:val="0"/>
+          <w:bCs w:val="0"/>
+          <w:lang w:val="en-IN"/>
+        </w:rPr>
+      </w:pPr>
+    </w:p>
+    <w:p>
+      <w:pPr>
+        <w:jc w:val="both"/>
+        <w:rPr>
+          <w:rFonts w:hint="default" w:eastAsia="+Body"/>
+          <w:b w:val="0"/>
+          <w:bCs w:val="0"/>
+          <w:lang w:val="en-IN"/>
+        </w:rPr>
+      </w:pPr>
+    </w:p>
+    <w:p>
+      <w:pPr>
+        <w:jc w:val="both"/>
+        <w:rPr>
+          <w:rFonts w:hint="default" w:eastAsia="+Body"/>
+          <w:b w:val="0"/>
+          <w:bCs w:val="0"/>
+          <w:lang w:val="en-IN"/>
+        </w:rPr>
+      </w:pPr>
+    </w:p>
+    <w:p>
+      <w:pPr>
+        <w:jc w:val="both"/>
+        <w:rPr>
+          <w:rFonts w:hint="default" w:eastAsia="+Body"/>
+          <w:b w:val="0"/>
+          <w:bCs w:val="0"/>
+          <w:lang w:val="en-IN"/>
+        </w:rPr>
+      </w:pPr>
+    </w:p>
+    <w:p>
+      <w:pPr>
+        <w:jc w:val="both"/>
+        <w:rPr>
+          <w:rFonts w:hint="default" w:eastAsia="+Body"/>
+          <w:b w:val="0"/>
+          <w:bCs w:val="0"/>
+          <w:lang w:val="en-IN"/>
+        </w:rPr>
+      </w:pPr>
+    </w:p>
+    <w:p>
+      <w:pPr>
+        <w:jc w:val="both"/>
+        <w:rPr>
+          <w:rFonts w:hint="default" w:eastAsia="+Body"/>
+          <w:b w:val="0"/>
+          <w:bCs w:val="0"/>
+          <w:lang w:val="en-IN"/>
+        </w:rPr>
+      </w:pPr>
+    </w:p>
+    <w:p>
+      <w:pPr>
+        <w:jc w:val="both"/>
+        <w:rPr>
+          <w:rStyle w:val="5"/>
+          <w:rFonts w:hint="default" w:ascii="Helvetica" w:hAnsi="Helvetica"/>
+          <w:b w:val="0"/>
+          <w:bCs w:val="0"/>
+          <w:color w:val="222222"/>
+          <w:lang w:val="en-IN"/>
+        </w:rPr>
+      </w:pPr>
+      <w:r>
+        <w:rPr>
+          <w:rFonts w:hint="default" w:eastAsia="+Body"/>
+          <w:b/>
+          <w:bCs/>
+          <w:lang w:val="en-IN"/>
+        </w:rPr>
+        <w:t xml:space="preserve">Collection </w:t>
+      </w:r>
+      <w:r>
+        <w:rPr>
+          <w:rFonts w:hint="default" w:eastAsia="+Body"/>
+          <w:b/>
+          <w:bCs/>
+          <w:lang w:val="en-US"/>
+        </w:rPr>
+        <w:t>7</w:t>
+      </w:r>
+      <w:r>
+        <w:rPr>
+          <w:rFonts w:hint="default" w:eastAsia="+Body"/>
+          <w:b/>
+          <w:bCs/>
+          <w:lang w:val="en-IN"/>
+        </w:rPr>
+        <w:t>-</w:t>
+      </w:r>
+      <w:r>
+        <w:rPr>
+          <w:rFonts w:hint="default" w:eastAsia="+Body"/>
+          <w:b/>
+          <w:bCs/>
+          <w:lang w:val="en-US"/>
+        </w:rPr>
+        <w:t xml:space="preserve">Admin </w:t>
+      </w:r>
+      <w:r>
+        <w:rPr>
+          <w:rStyle w:val="5"/>
+          <w:rFonts w:ascii="Helvetica" w:hAnsi="Helvetica"/>
+          <w:b w:val="0"/>
+          <w:bCs w:val="0"/>
+          <w:color w:val="222222"/>
+        </w:rPr>
+        <w:t>contains</w:t>
+      </w:r>
+      <w:r>
+        <w:rPr>
+          <w:rStyle w:val="5"/>
+          <w:rFonts w:hint="default" w:ascii="Helvetica" w:hAnsi="Helvetica"/>
+          <w:b w:val="0"/>
+          <w:bCs w:val="0"/>
+          <w:color w:val="222222"/>
+          <w:lang w:val="en-IN"/>
+        </w:rPr>
+        <w:t>:</w:t>
+      </w:r>
+    </w:p>
+    <w:p>
+      <w:pPr>
+        <w:jc w:val="both"/>
+        <w:rPr>
+          <w:rStyle w:val="5"/>
+          <w:rFonts w:hint="default" w:ascii="Helvetica" w:hAnsi="Helvetica"/>
+          <w:b w:val="0"/>
+          <w:bCs w:val="0"/>
+          <w:color w:val="222222"/>
           <w:lang w:val="en-IN"/>
         </w:rPr>
       </w:pPr>
@@ -6626,23 +8510,595 @@
           <w:lang w:val="en-IN"/>
         </w:rPr>
       </w:pPr>
-    </w:p>
-    <w:p>
-      <w:pPr>
-        <w:jc w:val="both"/>
-        <w:rPr>
-          <w:rFonts w:hint="default" w:eastAsia="+Body"/>
-          <w:b w:val="0"/>
-          <w:bCs w:val="0"/>
-          <w:lang w:val="en-IN"/>
-        </w:rPr>
-      </w:pPr>
-    </w:p>
-    <w:p>
-      <w:pPr>
+      <w:r>
+        <w:rPr>
+          <w:rFonts w:hint="default" w:eastAsia="+Body"/>
+          <w:b w:val="0"/>
+          <w:bCs w:val="0"/>
+          <w:lang w:val="en-IN"/>
+        </w:rPr>
+        <w:t>_id</w:t>
+      </w:r>
+    </w:p>
+    <w:p>
+      <w:pPr>
+        <w:ind w:left="720" w:leftChars="0" w:firstLine="720" w:firstLineChars="0"/>
+        <w:jc w:val="both"/>
+        <w:rPr>
+          <w:rFonts w:hint="default" w:eastAsia="+Body"/>
+          <w:b w:val="0"/>
+          <w:bCs w:val="0"/>
+          <w:lang w:val="en-IN"/>
+        </w:rPr>
+      </w:pPr>
+      <w:r>
+        <w:rPr>
+          <w:rFonts w:hint="default" w:eastAsia="+Body"/>
+          <w:b w:val="0"/>
+          <w:bCs w:val="0"/>
+          <w:lang w:val="en-IN"/>
+        </w:rPr>
+        <w:t>name</w:t>
+      </w:r>
+    </w:p>
+    <w:p>
+      <w:pPr>
+        <w:ind w:left="720" w:leftChars="0" w:firstLine="720" w:firstLineChars="0"/>
+        <w:jc w:val="both"/>
+        <w:rPr>
+          <w:rFonts w:hint="default" w:eastAsia="+Body"/>
+          <w:b w:val="0"/>
+          <w:bCs w:val="0"/>
+          <w:lang w:val="en-IN"/>
+        </w:rPr>
+      </w:pPr>
+      <w:r>
+        <w:rPr>
+          <w:rFonts w:hint="default" w:eastAsia="+Body"/>
+          <w:b w:val="0"/>
+          <w:bCs w:val="0"/>
+          <w:lang w:val="en-IN"/>
+        </w:rPr>
+        <w:t>email</w:t>
+      </w:r>
+    </w:p>
+    <w:p>
+      <w:pPr>
+        <w:ind w:left="720" w:leftChars="0" w:firstLine="720" w:firstLineChars="0"/>
+        <w:jc w:val="both"/>
+        <w:rPr>
+          <w:rFonts w:hint="default" w:eastAsia="+Body"/>
+          <w:b w:val="0"/>
+          <w:bCs w:val="0"/>
+          <w:lang w:val="en-IN"/>
+        </w:rPr>
+      </w:pPr>
+      <w:r>
+        <w:rPr>
+          <w:rFonts w:hint="default" w:eastAsia="+Body"/>
+          <w:b w:val="0"/>
+          <w:bCs w:val="0"/>
+          <w:lang w:val="en-IN"/>
+        </w:rPr>
+        <w:t>password</w:t>
+      </w:r>
+    </w:p>
+    <w:p>
+      <w:pPr>
+        <w:jc w:val="both"/>
+        <w:rPr>
+          <w:rFonts w:hint="default" w:eastAsia="+Body"/>
+          <w:b w:val="0"/>
+          <w:bCs w:val="0"/>
+          <w:lang w:val="en-IN"/>
+        </w:rPr>
+      </w:pPr>
+    </w:p>
+    <w:p>
+      <w:pPr>
+        <w:jc w:val="both"/>
+        <w:rPr>
+          <w:rFonts w:hint="default" w:eastAsia="+Body"/>
+          <w:b w:val="0"/>
+          <w:bCs w:val="0"/>
+          <w:lang w:val="en-IN"/>
+        </w:rPr>
+      </w:pPr>
+    </w:p>
+    <w:p>
+      <w:pPr>
+        <w:jc w:val="both"/>
+        <w:rPr>
+          <w:rFonts w:hint="default" w:eastAsia="+Body"/>
+          <w:b w:val="0"/>
+          <w:bCs w:val="0"/>
+          <w:lang w:val="en-IN"/>
+        </w:rPr>
+      </w:pPr>
+    </w:p>
+    <w:p>
+      <w:pPr>
+        <w:jc w:val="both"/>
         <w:rPr>
           <w:rStyle w:val="5"/>
           <w:rFonts w:hint="default" w:ascii="Helvetica" w:hAnsi="Helvetica"/>
+          <w:b w:val="0"/>
+          <w:bCs w:val="0"/>
+          <w:color w:val="222222"/>
+          <w:lang w:val="en-IN"/>
+        </w:rPr>
+      </w:pPr>
+      <w:r>
+        <w:rPr>
+          <w:rFonts w:hint="default" w:eastAsia="+Body"/>
+          <w:b/>
+          <w:bCs/>
+          <w:lang w:val="en-IN"/>
+        </w:rPr>
+        <w:t xml:space="preserve">Collection </w:t>
+      </w:r>
+      <w:r>
+        <w:rPr>
+          <w:rFonts w:hint="default" w:eastAsia="+Body"/>
+          <w:b/>
+          <w:bCs/>
+          <w:lang w:val="en-US"/>
+        </w:rPr>
+        <w:t>8</w:t>
+      </w:r>
+      <w:r>
+        <w:rPr>
+          <w:rFonts w:hint="default" w:eastAsia="+Body"/>
+          <w:b/>
+          <w:bCs/>
+          <w:lang w:val="en-IN"/>
+        </w:rPr>
+        <w:t>-</w:t>
+      </w:r>
+      <w:r>
+        <w:rPr>
+          <w:rFonts w:hint="default" w:eastAsia="+Body"/>
+          <w:b/>
+          <w:bCs/>
+          <w:lang w:val="en-US"/>
+        </w:rPr>
+        <w:t xml:space="preserve"> Payment </w:t>
+      </w:r>
+      <w:r>
+        <w:rPr>
+          <w:rStyle w:val="5"/>
+          <w:rFonts w:ascii="Helvetica" w:hAnsi="Helvetica"/>
+          <w:b w:val="0"/>
+          <w:bCs w:val="0"/>
+          <w:color w:val="222222"/>
+        </w:rPr>
+        <w:t>contains</w:t>
+      </w:r>
+      <w:r>
+        <w:rPr>
+          <w:rStyle w:val="5"/>
+          <w:rFonts w:hint="default" w:ascii="Helvetica" w:hAnsi="Helvetica"/>
+          <w:b w:val="0"/>
+          <w:bCs w:val="0"/>
+          <w:color w:val="222222"/>
+          <w:lang w:val="en-IN"/>
+        </w:rPr>
+        <w:t>:</w:t>
+      </w:r>
+    </w:p>
+    <w:p>
+      <w:pPr>
+        <w:jc w:val="both"/>
+        <w:rPr>
+          <w:rFonts w:hint="default" w:eastAsia="+Body"/>
+          <w:b/>
+          <w:bCs/>
+          <w:lang w:val="en-IN"/>
+        </w:rPr>
+      </w:pPr>
+    </w:p>
+    <w:p>
+      <w:pPr>
+        <w:ind w:left="720" w:leftChars="0" w:firstLine="720" w:firstLineChars="0"/>
+        <w:jc w:val="both"/>
+        <w:rPr>
+          <w:rFonts w:hint="default" w:eastAsia="+Body"/>
+          <w:b w:val="0"/>
+          <w:bCs w:val="0"/>
+          <w:lang w:val="en-IN"/>
+        </w:rPr>
+      </w:pPr>
+      <w:r>
+        <w:rPr>
+          <w:rFonts w:hint="default" w:eastAsia="+Body"/>
+          <w:b w:val="0"/>
+          <w:bCs w:val="0"/>
+          <w:lang w:val="en-IN"/>
+        </w:rPr>
+        <w:t>_id</w:t>
+      </w:r>
+    </w:p>
+    <w:p>
+      <w:pPr>
+        <w:ind w:left="720" w:leftChars="0" w:firstLine="720" w:firstLineChars="0"/>
+        <w:jc w:val="both"/>
+        <w:rPr>
+          <w:rFonts w:hint="default" w:eastAsia="+Body"/>
+          <w:b w:val="0"/>
+          <w:bCs w:val="0"/>
+          <w:lang w:val="en-US"/>
+        </w:rPr>
+      </w:pPr>
+      <w:r>
+        <w:rPr>
+          <w:rFonts w:hint="default" w:eastAsia="+Body"/>
+          <w:b w:val="0"/>
+          <w:bCs w:val="0"/>
+          <w:lang w:val="en-US"/>
+        </w:rPr>
+        <w:t>cardDetails</w:t>
+      </w:r>
+    </w:p>
+    <w:p>
+      <w:pPr>
+        <w:ind w:left="720" w:leftChars="0" w:firstLine="720" w:firstLineChars="0"/>
+        <w:jc w:val="both"/>
+        <w:rPr>
+          <w:rFonts w:hint="default" w:eastAsia="+Body"/>
+          <w:b w:val="0"/>
+          <w:bCs w:val="0"/>
+          <w:lang w:val="en-US"/>
+        </w:rPr>
+      </w:pPr>
+      <w:r>
+        <w:rPr>
+          <w:rFonts w:hint="default" w:eastAsia="+Body"/>
+          <w:b w:val="0"/>
+          <w:bCs w:val="0"/>
+          <w:lang w:val="en-US"/>
+        </w:rPr>
+        <w:t>insuranceId</w:t>
+      </w:r>
+    </w:p>
+    <w:p>
+      <w:pPr>
+        <w:jc w:val="both"/>
+        <w:rPr>
+          <w:rFonts w:hint="default" w:eastAsia="+Body"/>
+          <w:b/>
+          <w:bCs/>
+          <w:lang w:val="en-IN"/>
+        </w:rPr>
+      </w:pPr>
+    </w:p>
+    <w:p>
+      <w:pPr>
+        <w:jc w:val="both"/>
+        <w:rPr>
+          <w:rFonts w:hint="default" w:eastAsia="+Body"/>
+          <w:b w:val="0"/>
+          <w:bCs w:val="0"/>
+          <w:lang w:val="en-IN"/>
+        </w:rPr>
+      </w:pPr>
+    </w:p>
+    <w:p>
+      <w:pPr>
+        <w:ind w:left="720" w:leftChars="0" w:firstLine="720" w:firstLineChars="0"/>
+        <w:jc w:val="both"/>
+        <w:rPr>
+          <w:rFonts w:hint="default" w:eastAsia="+Body"/>
+          <w:b w:val="0"/>
+          <w:bCs w:val="0"/>
+          <w:lang w:val="en-IN"/>
+        </w:rPr>
+      </w:pPr>
+    </w:p>
+    <w:p>
+      <w:pPr>
+        <w:ind w:left="720" w:leftChars="0" w:firstLine="720" w:firstLineChars="0"/>
+        <w:jc w:val="both"/>
+        <w:rPr>
+          <w:rFonts w:hint="default" w:eastAsia="+Body"/>
+          <w:b w:val="0"/>
+          <w:bCs w:val="0"/>
+          <w:lang w:val="en-IN"/>
+        </w:rPr>
+      </w:pPr>
+    </w:p>
+    <w:p>
+      <w:pPr>
+        <w:ind w:left="720" w:leftChars="0" w:firstLine="720" w:firstLineChars="0"/>
+        <w:jc w:val="both"/>
+        <w:rPr>
+          <w:rFonts w:hint="default" w:eastAsia="+Body"/>
+          <w:b w:val="0"/>
+          <w:bCs w:val="0"/>
+          <w:lang w:val="en-IN"/>
+        </w:rPr>
+      </w:pPr>
+    </w:p>
+    <w:p>
+      <w:pPr>
+        <w:ind w:left="720" w:leftChars="0" w:firstLine="720" w:firstLineChars="0"/>
+        <w:jc w:val="both"/>
+        <w:rPr>
+          <w:rFonts w:hint="default" w:eastAsia="+Body"/>
+          <w:b w:val="0"/>
+          <w:bCs w:val="0"/>
+          <w:lang w:val="en-IN"/>
+        </w:rPr>
+      </w:pPr>
+    </w:p>
+    <w:p>
+      <w:pPr>
+        <w:jc w:val="both"/>
+        <w:rPr>
+          <w:rFonts w:hint="default" w:eastAsia="+Body"/>
+          <w:b w:val="0"/>
+          <w:bCs w:val="0"/>
+          <w:lang w:val="en-IN"/>
+        </w:rPr>
+      </w:pPr>
+    </w:p>
+    <w:p>
+      <w:pPr>
+        <w:jc w:val="both"/>
+        <w:rPr>
+          <w:rFonts w:hint="default" w:eastAsia="+Body"/>
+          <w:b w:val="0"/>
+          <w:bCs w:val="0"/>
+          <w:lang w:val="en-IN"/>
+        </w:rPr>
+      </w:pPr>
+    </w:p>
+    <w:p>
+      <w:pPr>
+        <w:jc w:val="both"/>
+        <w:rPr>
+          <w:rFonts w:hint="default" w:eastAsia="+Body"/>
+          <w:b w:val="0"/>
+          <w:bCs w:val="0"/>
+          <w:lang w:val="en-IN"/>
+        </w:rPr>
+      </w:pPr>
+    </w:p>
+    <w:p>
+      <w:pPr>
+        <w:jc w:val="both"/>
+        <w:rPr>
+          <w:rFonts w:hint="default" w:eastAsia="+Body"/>
+          <w:b w:val="0"/>
+          <w:bCs w:val="0"/>
+          <w:lang w:val="en-IN"/>
+        </w:rPr>
+      </w:pPr>
+    </w:p>
+    <w:p>
+      <w:pPr>
+        <w:jc w:val="both"/>
+        <w:rPr>
+          <w:rFonts w:hint="default" w:eastAsia="+Body"/>
+          <w:b w:val="0"/>
+          <w:bCs w:val="0"/>
+          <w:lang w:val="en-IN"/>
+        </w:rPr>
+      </w:pPr>
+    </w:p>
+    <w:p>
+      <w:pPr>
+        <w:jc w:val="both"/>
+        <w:rPr>
+          <w:rFonts w:hint="default" w:eastAsia="+Body"/>
+          <w:b w:val="0"/>
+          <w:bCs w:val="0"/>
+          <w:lang w:val="en-IN"/>
+        </w:rPr>
+      </w:pPr>
+    </w:p>
+    <w:p>
+      <w:pPr>
+        <w:jc w:val="both"/>
+        <w:rPr>
+          <w:rFonts w:hint="default" w:eastAsia="+Body"/>
+          <w:b w:val="0"/>
+          <w:bCs w:val="0"/>
+          <w:lang w:val="en-IN"/>
+        </w:rPr>
+      </w:pPr>
+    </w:p>
+    <w:p>
+      <w:pPr>
+        <w:jc w:val="both"/>
+        <w:rPr>
+          <w:rFonts w:hint="default" w:eastAsia="+Body"/>
+          <w:b w:val="0"/>
+          <w:bCs w:val="0"/>
+          <w:lang w:val="en-IN"/>
+        </w:rPr>
+      </w:pPr>
+    </w:p>
+    <w:p>
+      <w:pPr>
+        <w:jc w:val="both"/>
+        <w:rPr>
+          <w:rFonts w:hint="default" w:eastAsia="+Body"/>
+          <w:b w:val="0"/>
+          <w:bCs w:val="0"/>
+          <w:lang w:val="en-IN"/>
+        </w:rPr>
+      </w:pPr>
+    </w:p>
+    <w:p>
+      <w:pPr>
+        <w:jc w:val="both"/>
+        <w:rPr>
+          <w:rFonts w:hint="default" w:eastAsia="+Body"/>
+          <w:b w:val="0"/>
+          <w:bCs w:val="0"/>
+          <w:lang w:val="en-IN"/>
+        </w:rPr>
+      </w:pPr>
+    </w:p>
+    <w:p>
+      <w:pPr>
+        <w:jc w:val="both"/>
+        <w:rPr>
+          <w:rFonts w:hint="default" w:eastAsia="+Body"/>
+          <w:b w:val="0"/>
+          <w:bCs w:val="0"/>
+          <w:lang w:val="en-IN"/>
+        </w:rPr>
+      </w:pPr>
+    </w:p>
+    <w:p>
+      <w:pPr>
+        <w:jc w:val="both"/>
+        <w:rPr>
+          <w:rFonts w:hint="default" w:eastAsia="+Body"/>
+          <w:b w:val="0"/>
+          <w:bCs w:val="0"/>
+          <w:lang w:val="en-IN"/>
+        </w:rPr>
+      </w:pPr>
+    </w:p>
+    <w:p>
+      <w:pPr>
+        <w:jc w:val="both"/>
+        <w:rPr>
+          <w:rFonts w:hint="default" w:eastAsia="+Body"/>
+          <w:b w:val="0"/>
+          <w:bCs w:val="0"/>
+          <w:lang w:val="en-IN"/>
+        </w:rPr>
+      </w:pPr>
+    </w:p>
+    <w:p>
+      <w:pPr>
+        <w:jc w:val="both"/>
+        <w:rPr>
+          <w:rFonts w:hint="default" w:eastAsia="+Body"/>
+          <w:b w:val="0"/>
+          <w:bCs w:val="0"/>
+          <w:lang w:val="en-IN"/>
+        </w:rPr>
+      </w:pPr>
+    </w:p>
+    <w:p>
+      <w:pPr>
+        <w:jc w:val="both"/>
+        <w:rPr>
+          <w:rFonts w:hint="default" w:eastAsia="+Body"/>
+          <w:b w:val="0"/>
+          <w:bCs w:val="0"/>
+          <w:lang w:val="en-IN"/>
+        </w:rPr>
+      </w:pPr>
+    </w:p>
+    <w:p>
+      <w:pPr>
+        <w:jc w:val="both"/>
+        <w:rPr>
+          <w:rFonts w:hint="default" w:eastAsia="+Body"/>
+          <w:b w:val="0"/>
+          <w:bCs w:val="0"/>
+          <w:lang w:val="en-IN"/>
+        </w:rPr>
+      </w:pPr>
+    </w:p>
+    <w:p>
+      <w:pPr>
+        <w:jc w:val="both"/>
+        <w:rPr>
+          <w:rFonts w:hint="default" w:eastAsia="+Body"/>
+          <w:b w:val="0"/>
+          <w:bCs w:val="0"/>
+          <w:lang w:val="en-IN"/>
+        </w:rPr>
+      </w:pPr>
+    </w:p>
+    <w:p>
+      <w:pPr>
+        <w:jc w:val="both"/>
+        <w:rPr>
+          <w:rFonts w:hint="default" w:eastAsia="+Body"/>
+          <w:b w:val="0"/>
+          <w:bCs w:val="0"/>
+          <w:lang w:val="en-IN"/>
+        </w:rPr>
+      </w:pPr>
+    </w:p>
+    <w:p>
+      <w:pPr>
+        <w:jc w:val="both"/>
+        <w:rPr>
+          <w:rFonts w:hint="default" w:eastAsia="+Body"/>
+          <w:b w:val="0"/>
+          <w:bCs w:val="0"/>
+          <w:lang w:val="en-IN"/>
+        </w:rPr>
+      </w:pPr>
+    </w:p>
+    <w:p>
+      <w:pPr>
+        <w:jc w:val="both"/>
+        <w:rPr>
+          <w:rFonts w:hint="default" w:eastAsia="+Body"/>
+          <w:b w:val="0"/>
+          <w:bCs w:val="0"/>
+          <w:lang w:val="en-IN"/>
+        </w:rPr>
+      </w:pPr>
+    </w:p>
+    <w:p>
+      <w:pPr>
+        <w:jc w:val="both"/>
+        <w:rPr>
+          <w:rFonts w:hint="default" w:eastAsia="+Body"/>
+          <w:b w:val="0"/>
+          <w:bCs w:val="0"/>
+          <w:lang w:val="en-IN"/>
+        </w:rPr>
+      </w:pPr>
+    </w:p>
+    <w:p>
+      <w:pPr>
+        <w:jc w:val="both"/>
+        <w:rPr>
+          <w:rFonts w:hint="default" w:eastAsia="+Body"/>
+          <w:b w:val="0"/>
+          <w:bCs w:val="0"/>
+          <w:lang w:val="en-IN"/>
+        </w:rPr>
+      </w:pPr>
+    </w:p>
+    <w:p>
+      <w:pPr>
+        <w:jc w:val="both"/>
+        <w:rPr>
+          <w:rFonts w:hint="default" w:eastAsia="+Body"/>
+          <w:b w:val="0"/>
+          <w:bCs w:val="0"/>
+          <w:lang w:val="en-IN"/>
+        </w:rPr>
+      </w:pPr>
+    </w:p>
+    <w:p>
+      <w:pPr>
+        <w:jc w:val="both"/>
+        <w:rPr>
+          <w:rFonts w:hint="default" w:eastAsia="+Body"/>
+          <w:b w:val="0"/>
+          <w:bCs w:val="0"/>
+          <w:lang w:val="en-IN"/>
+        </w:rPr>
+      </w:pPr>
+    </w:p>
+    <w:p>
+      <w:pPr>
+        <w:rPr>
+          <w:rStyle w:val="5"/>
+          <w:rFonts w:hint="default" w:ascii="Helvetica" w:hAnsi="Helvetica"/>
           <w:color w:val="222222"/>
           <w:u w:val="single"/>
           <w:lang w:val="en-IN"/>
@@ -6689,19 +9145,41 @@
           <w:lang w:val="en-IN"/>
         </w:rPr>
       </w:pPr>
-      <w:r>
+    </w:p>
+    <w:p>
+      <w:pPr>
         <w:rPr>
           <w:rStyle w:val="5"/>
           <w:rFonts w:hint="default" w:ascii="Helvetica" w:hAnsi="Helvetica"/>
           <w:color w:val="222222"/>
           <w:u w:val="single"/>
           <w:lang w:val="en-IN"/>
+        </w:rPr>
+      </w:pPr>
+    </w:p>
+    <w:p>
+      <w:pPr>
+        <w:rPr>
+          <w:rStyle w:val="5"/>
+          <w:rFonts w:hint="default" w:ascii="Helvetica" w:hAnsi="Helvetica"/>
+          <w:color w:val="222222"/>
+          <w:u w:val="single"/>
+          <w:lang w:val="en-US"/>
+        </w:rPr>
+      </w:pPr>
+      <w:r>
+        <w:rPr>
+          <w:rStyle w:val="5"/>
+          <w:rFonts w:hint="default" w:ascii="Helvetica" w:hAnsi="Helvetica"/>
+          <w:color w:val="222222"/>
+          <w:u w:val="single"/>
+          <w:lang w:val="en-US"/>
         </w:rPr>
         <w:drawing>
           <wp:inline distT="0" distB="0" distL="114300" distR="114300">
-            <wp:extent cx="5938520" cy="1417320"/>
-            <wp:effectExtent l="0" t="0" r="5080" b="11430"/>
-            <wp:docPr id="5" name="Picture 5" descr="Qapp Db"/>
+            <wp:extent cx="5938520" cy="3583940"/>
+            <wp:effectExtent l="0" t="0" r="5080" b="16510"/>
+            <wp:docPr id="12" name="Picture 12" descr="qappdb"/>
             <wp:cNvGraphicFramePr>
               <a:graphicFrameLocks xmlns:a="http://schemas.openxmlformats.org/drawingml/2006/main" noChangeAspect="1"/>
             </wp:cNvGraphicFramePr>
@@ -6709,7 +9187,7 @@
               <a:graphicData uri="http://schemas.openxmlformats.org/drawingml/2006/picture">
                 <pic:pic xmlns:pic="http://schemas.openxmlformats.org/drawingml/2006/picture">
                   <pic:nvPicPr>
-                    <pic:cNvPr id="5" name="Picture 5" descr="Qapp Db"/>
+                    <pic:cNvPr id="12" name="Picture 12" descr="qappdb"/>
                     <pic:cNvPicPr>
                       <a:picLocks noChangeAspect="1"/>
                     </pic:cNvPicPr>
@@ -6723,7 +9201,7 @@
                   <pic:spPr>
                     <a:xfrm>
                       <a:off x="0" y="0"/>
-                      <a:ext cx="5938520" cy="1417320"/>
+                      <a:ext cx="5938520" cy="3583940"/>
                     </a:xfrm>
                     <a:prstGeom prst="rect">
                       <a:avLst/>
@@ -6760,60 +9238,244 @@
     </w:p>
     <w:p>
       <w:pPr>
-        <w:rPr>
-          <w:rStyle w:val="5"/>
-          <w:rFonts w:ascii="Helvetica" w:hAnsi="Helvetica"/>
-          <w:b w:val="0"/>
-          <w:bCs w:val="0"/>
-          <w:color w:val="222222"/>
-        </w:rPr>
-      </w:pPr>
-    </w:p>
-    <w:p>
-      <w:pPr>
-        <w:rPr>
-          <w:rStyle w:val="5"/>
-          <w:rFonts w:ascii="Helvetica" w:hAnsi="Helvetica"/>
-          <w:color w:val="222222"/>
-        </w:rPr>
-      </w:pPr>
-      <w:r>
+        <w:jc w:val="both"/>
+        <w:rPr>
+          <w:rFonts w:hint="default" w:eastAsia="+Body"/>
+          <w:b w:val="0"/>
+          <w:bCs w:val="0"/>
+          <w:lang w:val="en-IN"/>
+        </w:rPr>
+      </w:pPr>
+    </w:p>
+    <w:p>
+      <w:pPr>
+        <w:jc w:val="both"/>
+        <w:rPr>
+          <w:rFonts w:hint="default" w:eastAsia="+Body"/>
+          <w:b w:val="0"/>
+          <w:bCs w:val="0"/>
+          <w:lang w:val="en-IN"/>
+        </w:rPr>
+      </w:pPr>
+    </w:p>
+    <w:p>
+      <w:pPr>
+        <w:jc w:val="both"/>
+        <w:rPr>
+          <w:rFonts w:hint="default" w:eastAsia="+Body"/>
+          <w:b w:val="0"/>
+          <w:bCs w:val="0"/>
+          <w:lang w:val="en-IN"/>
+        </w:rPr>
+      </w:pPr>
+    </w:p>
+    <w:p>
+      <w:pPr>
+        <w:jc w:val="both"/>
+        <w:rPr>
+          <w:rFonts w:hint="default" w:eastAsia="+Body"/>
+          <w:b w:val="0"/>
+          <w:bCs w:val="0"/>
+          <w:lang w:val="en-IN"/>
+        </w:rPr>
+      </w:pPr>
+    </w:p>
+    <w:p>
+      <w:pPr>
+        <w:jc w:val="both"/>
+        <w:rPr>
+          <w:rFonts w:hint="default" w:eastAsia="+Body"/>
+          <w:b w:val="0"/>
+          <w:bCs w:val="0"/>
+          <w:lang w:val="en-IN"/>
+        </w:rPr>
+      </w:pPr>
+    </w:p>
+    <w:p>
+      <w:pPr>
+        <w:jc w:val="both"/>
+        <w:rPr>
+          <w:rFonts w:hint="default" w:eastAsia="+Body"/>
+          <w:b w:val="0"/>
+          <w:bCs w:val="0"/>
+          <w:lang w:val="en-IN"/>
+        </w:rPr>
+      </w:pPr>
+    </w:p>
+    <w:p>
+      <w:pPr>
+        <w:jc w:val="both"/>
+        <w:rPr>
+          <w:rFonts w:hint="default" w:eastAsia="+Body"/>
+          <w:b w:val="0"/>
+          <w:bCs w:val="0"/>
+          <w:lang w:val="en-IN"/>
+        </w:rPr>
+      </w:pPr>
+    </w:p>
+    <w:p>
+      <w:pPr>
+        <w:jc w:val="both"/>
+        <w:rPr>
+          <w:rFonts w:hint="default" w:eastAsia="+Body"/>
+          <w:b w:val="0"/>
+          <w:bCs w:val="0"/>
+          <w:lang w:val="en-IN"/>
+        </w:rPr>
+      </w:pPr>
+    </w:p>
+    <w:p>
+      <w:pPr>
+        <w:jc w:val="both"/>
+        <w:rPr>
+          <w:rFonts w:hint="default" w:eastAsia="+Body"/>
+          <w:b w:val="0"/>
+          <w:bCs w:val="0"/>
+          <w:lang w:val="en-IN"/>
+        </w:rPr>
+      </w:pPr>
+    </w:p>
+    <w:p>
+      <w:pPr>
+        <w:jc w:val="both"/>
+        <w:rPr>
+          <w:rFonts w:hint="default" w:eastAsia="+Body"/>
+          <w:b w:val="0"/>
+          <w:bCs w:val="0"/>
+          <w:lang w:val="en-IN"/>
+        </w:rPr>
+      </w:pPr>
+    </w:p>
+    <w:p>
+      <w:pPr>
+        <w:jc w:val="both"/>
+        <w:rPr>
+          <w:rFonts w:hint="default" w:eastAsia="+Body"/>
+          <w:b w:val="0"/>
+          <w:bCs w:val="0"/>
+          <w:lang w:val="en-IN"/>
+        </w:rPr>
+      </w:pPr>
+    </w:p>
+    <w:p>
+      <w:pPr>
+        <w:jc w:val="both"/>
+        <w:rPr>
+          <w:rFonts w:hint="default" w:eastAsia="+Body"/>
+          <w:b w:val="0"/>
+          <w:bCs w:val="0"/>
+          <w:lang w:val="en-IN"/>
+        </w:rPr>
+      </w:pPr>
+    </w:p>
+    <w:p>
+      <w:pPr>
+        <w:jc w:val="both"/>
+        <w:rPr>
+          <w:rFonts w:hint="default" w:eastAsia="+Body"/>
+          <w:b w:val="0"/>
+          <w:bCs w:val="0"/>
+          <w:lang w:val="en-IN"/>
+        </w:rPr>
+      </w:pPr>
+    </w:p>
+    <w:p>
+      <w:pPr>
+        <w:jc w:val="both"/>
+        <w:rPr>
+          <w:rFonts w:hint="default" w:eastAsia="+Body"/>
+          <w:b w:val="0"/>
+          <w:bCs w:val="0"/>
+          <w:lang w:val="en-IN"/>
+        </w:rPr>
+      </w:pPr>
+    </w:p>
+    <w:p>
+      <w:pPr>
+        <w:jc w:val="both"/>
+        <w:rPr>
+          <w:rFonts w:hint="default" w:eastAsia="+Body"/>
+          <w:b w:val="0"/>
+          <w:bCs w:val="0"/>
+          <w:lang w:val="en-IN"/>
+        </w:rPr>
+      </w:pPr>
+    </w:p>
+    <w:p>
+      <w:pPr>
+        <w:jc w:val="both"/>
+        <w:rPr>
+          <w:rFonts w:hint="default" w:eastAsia="+Body"/>
+          <w:b w:val="0"/>
+          <w:bCs w:val="0"/>
+          <w:lang w:val="en-IN"/>
+        </w:rPr>
+      </w:pPr>
+    </w:p>
+    <w:p>
+      <w:pPr>
+        <w:jc w:val="both"/>
+        <w:rPr>
+          <w:rFonts w:hint="default" w:eastAsia="+Body"/>
+          <w:b w:val="0"/>
+          <w:bCs w:val="0"/>
+          <w:lang w:val="en-IN"/>
+        </w:rPr>
+      </w:pPr>
+    </w:p>
+    <w:p>
+      <w:pPr>
+        <w:jc w:val="both"/>
+        <w:rPr>
+          <w:rFonts w:hint="default" w:eastAsia="+Body"/>
+          <w:b w:val="0"/>
+          <w:bCs w:val="0"/>
+          <w:lang w:val="en-IN"/>
+        </w:rPr>
+      </w:pPr>
+    </w:p>
+    <w:p>
+      <w:pPr>
+        <w:jc w:val="both"/>
         <w:rPr>
           <w:rStyle w:val="5"/>
           <w:rFonts w:hint="default" w:ascii="Helvetica" w:hAnsi="Helvetica"/>
           <w:color w:val="222222"/>
-          <w:lang w:val="en-IN"/>
-        </w:rPr>
-        <w:t>Users</w:t>
-      </w:r>
-      <w:r>
-        <w:rPr>
-          <w:rStyle w:val="5"/>
-          <w:rFonts w:ascii="Helvetica" w:hAnsi="Helvetica"/>
-          <w:color w:val="222222"/>
-        </w:rPr>
-        <w:t>:</w:t>
-      </w:r>
-    </w:p>
-    <w:p>
-      <w:pPr>
-        <w:rPr>
-          <w:rStyle w:val="5"/>
-          <w:rFonts w:ascii="Helvetica" w:hAnsi="Helvetica"/>
-          <w:color w:val="222222"/>
-        </w:rPr>
-      </w:pPr>
-      <w:r>
-        <w:rPr>
-          <w:rStyle w:val="5"/>
-          <w:rFonts w:ascii="Helvetica" w:hAnsi="Helvetica"/>
-          <w:color w:val="222222"/>
+          <w:lang w:val="en-US"/>
+        </w:rPr>
+      </w:pPr>
+      <w:r>
+        <w:rPr>
+          <w:rStyle w:val="5"/>
+          <w:rFonts w:hint="default" w:ascii="Helvetica" w:hAnsi="Helvetica"/>
+          <w:color w:val="222222"/>
+          <w:lang w:val="en-US"/>
+        </w:rPr>
+        <w:t>Admin:</w:t>
+      </w:r>
+    </w:p>
+    <w:p>
+      <w:pPr>
+        <w:jc w:val="both"/>
+        <w:rPr>
+          <w:rStyle w:val="5"/>
+          <w:rFonts w:hint="default" w:ascii="Helvetica" w:hAnsi="Helvetica"/>
+          <w:color w:val="222222"/>
+          <w:lang w:val="en-US"/>
+        </w:rPr>
+      </w:pPr>
+      <w:r>
+        <w:rPr>
+          <w:rStyle w:val="5"/>
+          <w:rFonts w:hint="default" w:ascii="Helvetica" w:hAnsi="Helvetica"/>
+          <w:color w:val="222222"/>
+          <w:lang w:val="en-US"/>
         </w:rPr>
         <w:drawing>
           <wp:inline distT="0" distB="0" distL="114300" distR="114300">
-            <wp:extent cx="5238750" cy="3343275"/>
-            <wp:effectExtent l="0" t="0" r="0" b="9525"/>
-            <wp:docPr id="7" name="Picture 7" descr="usersdb"/>
+            <wp:extent cx="4219575" cy="1209675"/>
+            <wp:effectExtent l="0" t="0" r="9525" b="9525"/>
+            <wp:docPr id="13" name="Picture 13" descr="admindb"/>
             <wp:cNvGraphicFramePr>
               <a:graphicFrameLocks xmlns:a="http://schemas.openxmlformats.org/drawingml/2006/main" noChangeAspect="1"/>
             </wp:cNvGraphicFramePr>
@@ -6821,7 +9483,7 @@
               <a:graphicData uri="http://schemas.openxmlformats.org/drawingml/2006/picture">
                 <pic:pic xmlns:pic="http://schemas.openxmlformats.org/drawingml/2006/picture">
                   <pic:nvPicPr>
-                    <pic:cNvPr id="7" name="Picture 7" descr="usersdb"/>
+                    <pic:cNvPr id="13" name="Picture 13" descr="admindb"/>
                     <pic:cNvPicPr>
                       <a:picLocks noChangeAspect="1"/>
                     </pic:cNvPicPr>
@@ -6835,7 +9497,7 @@
                   <pic:spPr>
                     <a:xfrm>
                       <a:off x="0" y="0"/>
-                      <a:ext cx="5238750" cy="3343275"/>
+                      <a:ext cx="4219575" cy="1209675"/>
                     </a:xfrm>
                     <a:prstGeom prst="rect">
                       <a:avLst/>
@@ -6850,6 +9512,181 @@
     </w:p>
     <w:p>
       <w:pPr>
+        <w:jc w:val="both"/>
+        <w:rPr>
+          <w:rFonts w:hint="default" w:eastAsia="+Body"/>
+          <w:b w:val="0"/>
+          <w:bCs w:val="0"/>
+          <w:lang w:val="en-IN"/>
+        </w:rPr>
+      </w:pPr>
+    </w:p>
+    <w:p>
+      <w:pPr>
+        <w:jc w:val="both"/>
+        <w:rPr>
+          <w:rFonts w:hint="default" w:eastAsia="+Body"/>
+          <w:b w:val="0"/>
+          <w:bCs w:val="0"/>
+          <w:lang w:val="en-IN"/>
+        </w:rPr>
+      </w:pPr>
+    </w:p>
+    <w:p>
+      <w:pPr>
+        <w:jc w:val="both"/>
+        <w:rPr>
+          <w:rFonts w:hint="default" w:eastAsia="+Body"/>
+          <w:b w:val="0"/>
+          <w:bCs w:val="0"/>
+          <w:lang w:val="en-IN"/>
+        </w:rPr>
+      </w:pPr>
+    </w:p>
+    <w:p>
+      <w:pPr>
+        <w:jc w:val="both"/>
+        <w:rPr>
+          <w:rFonts w:hint="default" w:eastAsia="+Body"/>
+          <w:b w:val="0"/>
+          <w:bCs w:val="0"/>
+          <w:lang w:val="en-IN"/>
+        </w:rPr>
+      </w:pPr>
+    </w:p>
+    <w:p>
+      <w:pPr>
+        <w:jc w:val="both"/>
+        <w:rPr>
+          <w:rFonts w:hint="default" w:eastAsia="+Body"/>
+          <w:b w:val="0"/>
+          <w:bCs w:val="0"/>
+          <w:lang w:val="en-IN"/>
+        </w:rPr>
+      </w:pPr>
+    </w:p>
+    <w:p>
+      <w:pPr>
+        <w:jc w:val="both"/>
+        <w:rPr>
+          <w:rFonts w:hint="default" w:eastAsia="+Body"/>
+          <w:b w:val="0"/>
+          <w:bCs w:val="0"/>
+          <w:lang w:val="en-IN"/>
+        </w:rPr>
+      </w:pPr>
+    </w:p>
+    <w:p>
+      <w:pPr>
+        <w:jc w:val="both"/>
+        <w:rPr>
+          <w:rFonts w:hint="default" w:eastAsia="+Body"/>
+          <w:b w:val="0"/>
+          <w:bCs w:val="0"/>
+          <w:lang w:val="en-IN"/>
+        </w:rPr>
+      </w:pPr>
+    </w:p>
+    <w:p>
+      <w:pPr>
+        <w:jc w:val="both"/>
+        <w:rPr>
+          <w:rFonts w:hint="default" w:eastAsia="+Body"/>
+          <w:b w:val="0"/>
+          <w:bCs w:val="0"/>
+          <w:lang w:val="en-IN"/>
+        </w:rPr>
+      </w:pPr>
+    </w:p>
+    <w:p>
+      <w:pPr>
+        <w:rPr>
+          <w:rStyle w:val="5"/>
+          <w:rFonts w:ascii="Helvetica" w:hAnsi="Helvetica"/>
+          <w:b w:val="0"/>
+          <w:bCs w:val="0"/>
+          <w:color w:val="222222"/>
+        </w:rPr>
+      </w:pPr>
+    </w:p>
+    <w:p>
+      <w:pPr>
+        <w:rPr>
+          <w:rStyle w:val="5"/>
+          <w:rFonts w:ascii="Helvetica" w:hAnsi="Helvetica"/>
+          <w:color w:val="222222"/>
+        </w:rPr>
+      </w:pPr>
+      <w:r>
+        <w:rPr>
+          <w:rStyle w:val="5"/>
+          <w:rFonts w:hint="default" w:ascii="Helvetica" w:hAnsi="Helvetica"/>
+          <w:color w:val="222222"/>
+          <w:lang w:val="en-IN"/>
+        </w:rPr>
+        <w:t>Patient</w:t>
+      </w:r>
+      <w:r>
+        <w:rPr>
+          <w:rStyle w:val="5"/>
+          <w:rFonts w:ascii="Helvetica" w:hAnsi="Helvetica"/>
+          <w:color w:val="222222"/>
+        </w:rPr>
+        <w:t>:</w:t>
+      </w:r>
+    </w:p>
+    <w:p>
+      <w:pPr>
+        <w:rPr>
+          <w:rStyle w:val="5"/>
+          <w:rFonts w:ascii="Helvetica" w:hAnsi="Helvetica"/>
+          <w:color w:val="222222"/>
+        </w:rPr>
+      </w:pPr>
+      <w:r>
+        <w:rPr>
+          <w:rStyle w:val="5"/>
+          <w:rFonts w:ascii="Helvetica" w:hAnsi="Helvetica"/>
+          <w:color w:val="222222"/>
+        </w:rPr>
+        <w:drawing>
+          <wp:inline distT="0" distB="0" distL="114300" distR="114300">
+            <wp:extent cx="3943350" cy="2276475"/>
+            <wp:effectExtent l="0" t="0" r="0" b="9525"/>
+            <wp:docPr id="7" name="Picture 7" descr="C:\Users\yespa\OneDrive\Desktop\ADB-Project\patientdb.jpgpatientdb"/>
+            <wp:cNvGraphicFramePr/>
+            <a:graphic xmlns:a="http://schemas.openxmlformats.org/drawingml/2006/main">
+              <a:graphicData uri="http://schemas.openxmlformats.org/drawingml/2006/picture">
+                <pic:pic xmlns:pic="http://schemas.openxmlformats.org/drawingml/2006/picture">
+                  <pic:nvPicPr>
+                    <pic:cNvPr id="7" name="Picture 7" descr="C:\Users\yespa\OneDrive\Desktop\ADB-Project\patientdb.jpgpatientdb"/>
+                    <pic:cNvPicPr/>
+                  </pic:nvPicPr>
+                  <pic:blipFill>
+                    <a:blip r:embed="rId7"/>
+                    <a:srcRect/>
+                    <a:stretch>
+                      <a:fillRect/>
+                    </a:stretch>
+                  </pic:blipFill>
+                  <pic:spPr>
+                    <a:xfrm>
+                      <a:off x="0" y="0"/>
+                      <a:ext cx="3943350" cy="2276475"/>
+                    </a:xfrm>
+                    <a:prstGeom prst="rect">
+                      <a:avLst/>
+                    </a:prstGeom>
+                  </pic:spPr>
+                </pic:pic>
+              </a:graphicData>
+            </a:graphic>
+          </wp:inline>
+        </w:drawing>
+      </w:r>
+    </w:p>
+    <w:p>
+      <w:pPr>
         <w:rPr>
           <w:rStyle w:val="5"/>
           <w:rFonts w:ascii="Helvetica" w:hAnsi="Helvetica"/>
@@ -6968,30 +9805,39 @@
       <w:pPr>
         <w:rPr>
           <w:rStyle w:val="5"/>
+          <w:rFonts w:ascii="Helvetica" w:hAnsi="Helvetica"/>
+          <w:color w:val="222222"/>
+        </w:rPr>
+      </w:pPr>
+    </w:p>
+    <w:p>
+      <w:pPr>
+        <w:rPr>
+          <w:rStyle w:val="5"/>
           <w:rFonts w:hint="default" w:ascii="Helvetica" w:hAnsi="Helvetica"/>
           <w:color w:val="222222"/>
           <w:lang w:val="en-IN"/>
         </w:rPr>
       </w:pPr>
-      <w:r>
+    </w:p>
+    <w:p>
+      <w:pPr>
         <w:rPr>
           <w:rStyle w:val="5"/>
           <w:rFonts w:hint="default" w:ascii="Helvetica" w:hAnsi="Helvetica"/>
           <w:color w:val="222222"/>
           <w:lang w:val="en-IN"/>
         </w:rPr>
-        <w:t>Doctors:</w:t>
-      </w:r>
-    </w:p>
-    <w:p>
-      <w:pPr>
+      </w:pPr>
+      <w:r>
         <w:rPr>
           <w:rStyle w:val="5"/>
           <w:rFonts w:hint="default" w:ascii="Helvetica" w:hAnsi="Helvetica"/>
           <w:color w:val="222222"/>
           <w:lang w:val="en-IN"/>
         </w:rPr>
-      </w:pPr>
+        <w:t>Doctor:</w:t>
+      </w:r>
     </w:p>
     <w:p>
       <w:pPr>
@@ -7013,7 +9859,7 @@
           <wp:inline distT="0" distB="0" distL="114300" distR="114300">
             <wp:extent cx="5941060" cy="3385185"/>
             <wp:effectExtent l="0" t="0" r="2540" b="5715"/>
-            <wp:docPr id="8" name="Picture 8" descr="docdata"/>
+            <wp:docPr id="8" name="Picture 8" descr="C:\Users\yespa\OneDrive\Desktop\ADB-Project\docdb.jpgdocdb"/>
             <wp:cNvGraphicFramePr>
               <a:graphicFrameLocks xmlns:a="http://schemas.openxmlformats.org/drawingml/2006/main" noChangeAspect="1"/>
             </wp:cNvGraphicFramePr>
@@ -7021,13 +9867,14 @@
               <a:graphicData uri="http://schemas.openxmlformats.org/drawingml/2006/picture">
                 <pic:pic xmlns:pic="http://schemas.openxmlformats.org/drawingml/2006/picture">
                   <pic:nvPicPr>
-                    <pic:cNvPr id="8" name="Picture 8" descr="docdata"/>
+                    <pic:cNvPr id="8" name="Picture 8" descr="C:\Users\yespa\OneDrive\Desktop\ADB-Project\docdb.jpgdocdb"/>
                     <pic:cNvPicPr>
                       <a:picLocks noChangeAspect="1"/>
                     </pic:cNvPicPr>
                   </pic:nvPicPr>
                   <pic:blipFill>
-                    <a:blip r:embed="rId7"/>
+                    <a:blip r:embed="rId8"/>
+                    <a:srcRect l="7259" r="7259"/>
                     <a:stretch>
                       <a:fillRect/>
                     </a:stretch>
@@ -7087,6 +9934,58 @@
           <w:lang w:val="en-IN"/>
         </w:rPr>
       </w:pPr>
+    </w:p>
+    <w:p>
+      <w:pPr>
+        <w:rPr>
+          <w:rStyle w:val="5"/>
+          <w:rFonts w:hint="default" w:ascii="Helvetica" w:hAnsi="Helvetica"/>
+          <w:color w:val="222222"/>
+          <w:lang w:val="en-IN"/>
+        </w:rPr>
+      </w:pPr>
+      <w:bookmarkStart w:id="0" w:name="_GoBack"/>
+      <w:bookmarkEnd w:id="0"/>
+    </w:p>
+    <w:p>
+      <w:pPr>
+        <w:rPr>
+          <w:rStyle w:val="5"/>
+          <w:rFonts w:hint="default" w:ascii="Helvetica" w:hAnsi="Helvetica"/>
+          <w:color w:val="222222"/>
+          <w:lang w:val="en-IN"/>
+        </w:rPr>
+      </w:pPr>
+    </w:p>
+    <w:p>
+      <w:pPr>
+        <w:rPr>
+          <w:rStyle w:val="5"/>
+          <w:rFonts w:hint="default" w:ascii="Helvetica" w:hAnsi="Helvetica"/>
+          <w:color w:val="222222"/>
+          <w:lang w:val="en-IN"/>
+        </w:rPr>
+      </w:pPr>
+    </w:p>
+    <w:p>
+      <w:pPr>
+        <w:rPr>
+          <w:rStyle w:val="5"/>
+          <w:rFonts w:hint="default" w:ascii="Helvetica" w:hAnsi="Helvetica"/>
+          <w:color w:val="222222"/>
+          <w:lang w:val="en-IN"/>
+        </w:rPr>
+      </w:pPr>
+    </w:p>
+    <w:p>
+      <w:pPr>
+        <w:rPr>
+          <w:rStyle w:val="5"/>
+          <w:rFonts w:hint="default" w:ascii="Helvetica" w:hAnsi="Helvetica"/>
+          <w:color w:val="222222"/>
+          <w:lang w:val="en-IN"/>
+        </w:rPr>
+      </w:pPr>
       <w:r>
         <w:rPr>
           <w:rStyle w:val="5"/>
@@ -7125,9 +10024,9 @@
         </w:rPr>
         <w:drawing>
           <wp:inline distT="0" distB="0" distL="114300" distR="114300">
-            <wp:extent cx="3771900" cy="3381375"/>
+            <wp:extent cx="3333750" cy="1343025"/>
             <wp:effectExtent l="0" t="0" r="0" b="9525"/>
-            <wp:docPr id="9" name="Picture 9" descr="operatordb"/>
+            <wp:docPr id="9" name="Picture 9" descr="C:\Users\yespa\OneDrive\Desktop\ADB-Project\opdb.jpgopdb"/>
             <wp:cNvGraphicFramePr>
               <a:graphicFrameLocks xmlns:a="http://schemas.openxmlformats.org/drawingml/2006/main" noChangeAspect="1"/>
             </wp:cNvGraphicFramePr>
@@ -7135,13 +10034,14 @@
               <a:graphicData uri="http://schemas.openxmlformats.org/drawingml/2006/picture">
                 <pic:pic xmlns:pic="http://schemas.openxmlformats.org/drawingml/2006/picture">
                   <pic:nvPicPr>
-                    <pic:cNvPr id="9" name="Picture 9" descr="operatordb"/>
+                    <pic:cNvPr id="9" name="Picture 9" descr="C:\Users\yespa\OneDrive\Desktop\ADB-Project\opdb.jpgopdb"/>
                     <pic:cNvPicPr>
                       <a:picLocks noChangeAspect="1"/>
                     </pic:cNvPicPr>
                   </pic:nvPicPr>
                   <pic:blipFill>
-                    <a:blip r:embed="rId8"/>
+                    <a:blip r:embed="rId9"/>
+                    <a:srcRect/>
                     <a:stretch>
                       <a:fillRect/>
                     </a:stretch>
@@ -7149,7 +10049,7 @@
                   <pic:spPr>
                     <a:xfrm>
                       <a:off x="0" y="0"/>
-                      <a:ext cx="3771900" cy="3381375"/>
+                      <a:ext cx="3333750" cy="1343025"/>
                     </a:xfrm>
                     <a:prstGeom prst="rect">
                       <a:avLst/>
@@ -7231,15 +10131,16 @@
           <w:lang w:val="en-IN"/>
         </w:rPr>
       </w:pPr>
-      <w:r>
+    </w:p>
+    <w:p>
+      <w:pPr>
         <w:rPr>
           <w:rStyle w:val="5"/>
           <w:rFonts w:hint="default" w:ascii="Helvetica" w:hAnsi="Helvetica"/>
           <w:color w:val="222222"/>
           <w:lang w:val="en-IN"/>
         </w:rPr>
-        <w:t>Appointments:</w:t>
-      </w:r>
+      </w:pPr>
     </w:p>
     <w:p>
       <w:pPr>
@@ -7260,12 +10161,33 @@
           <w:lang w:val="en-IN"/>
         </w:rPr>
       </w:pPr>
+      <w:r>
+        <w:rPr>
+          <w:rStyle w:val="5"/>
+          <w:rFonts w:hint="default" w:ascii="Helvetica" w:hAnsi="Helvetica"/>
+          <w:color w:val="222222"/>
+          <w:lang w:val="en-IN"/>
+        </w:rPr>
+        <w:t>Appointment:</w:t>
+      </w:r>
+    </w:p>
+    <w:p>
+      <w:pPr>
+        <w:rPr>
+          <w:rStyle w:val="5"/>
+          <w:rFonts w:hint="default" w:ascii="Helvetica" w:hAnsi="Helvetica"/>
+          <w:color w:val="222222"/>
+          <w:lang w:val="en-IN"/>
+        </w:rPr>
+      </w:pPr>
+    </w:p>
+    <w:p>
       <w:r>
         <w:drawing>
           <wp:inline distT="0" distB="0" distL="114300" distR="114300">
-            <wp:extent cx="3143250" cy="3924300"/>
-            <wp:effectExtent l="0" t="0" r="0" b="0"/>
-            <wp:docPr id="11" name="Picture 1"/>
+            <wp:extent cx="3676650" cy="2733675"/>
+            <wp:effectExtent l="0" t="0" r="0" b="9525"/>
+            <wp:docPr id="11" name="Picture 1" descr="C:\Users\yespa\OneDrive\Desktop\ADB-Project\appoidb.jpgappoidb"/>
             <wp:cNvGraphicFramePr>
               <a:graphicFrameLocks xmlns:a="http://schemas.openxmlformats.org/drawingml/2006/main" noChangeAspect="1"/>
             </wp:cNvGraphicFramePr>
@@ -7273,13 +10195,14 @@
               <a:graphicData uri="http://schemas.openxmlformats.org/drawingml/2006/picture">
                 <pic:pic xmlns:pic="http://schemas.openxmlformats.org/drawingml/2006/picture">
                   <pic:nvPicPr>
-                    <pic:cNvPr id="11" name="Picture 1"/>
+                    <pic:cNvPr id="11" name="Picture 1" descr="C:\Users\yespa\OneDrive\Desktop\ADB-Project\appoidb.jpgappoidb"/>
                     <pic:cNvPicPr>
                       <a:picLocks noChangeAspect="1"/>
                     </pic:cNvPicPr>
                   </pic:nvPicPr>
                   <pic:blipFill>
-                    <a:blip r:embed="rId9"/>
+                    <a:blip r:embed="rId10"/>
+                    <a:srcRect/>
                     <a:stretch>
                       <a:fillRect/>
                     </a:stretch>
@@ -7287,7 +10210,7 @@
                   <pic:spPr>
                     <a:xfrm>
                       <a:off x="0" y="0"/>
-                      <a:ext cx="3143250" cy="3924300"/>
+                      <a:ext cx="3676650" cy="2733675"/>
                     </a:xfrm>
                     <a:prstGeom prst="rect">
                       <a:avLst/>
@@ -7304,31 +10227,431 @@
         </w:drawing>
       </w:r>
     </w:p>
-    <w:p>
-      <w:pPr>
-        <w:rPr>
-          <w:rStyle w:val="5"/>
-          <w:rFonts w:ascii="Helvetica" w:hAnsi="Helvetica"/>
-          <w:b w:val="0"/>
-          <w:bCs w:val="0"/>
-          <w:color w:val="222222"/>
-        </w:rPr>
-      </w:pPr>
-    </w:p>
-    <w:p>
-      <w:pPr>
-        <w:rPr>
-          <w:rStyle w:val="5"/>
-          <w:rFonts w:ascii="Helvetica" w:hAnsi="Helvetica"/>
-          <w:b w:val="0"/>
-          <w:bCs w:val="0"/>
-          <w:color w:val="222222"/>
-        </w:rPr>
-      </w:pPr>
-    </w:p>
-    <w:p>
-      <w:bookmarkStart w:id="0" w:name="_GoBack"/>
-      <w:bookmarkEnd w:id="0"/>
+    <w:p/>
+    <w:p/>
+    <w:p/>
+    <w:p/>
+    <w:p/>
+    <w:p/>
+    <w:p/>
+    <w:p>
+      <w:pPr>
+        <w:rPr>
+          <w:rStyle w:val="5"/>
+          <w:rFonts w:hint="default" w:ascii="Helvetica" w:hAnsi="Helvetica"/>
+          <w:color w:val="222222"/>
+          <w:lang w:val="en-IN"/>
+        </w:rPr>
+      </w:pPr>
+      <w:r>
+        <w:rPr>
+          <w:rStyle w:val="5"/>
+          <w:rFonts w:hint="default" w:ascii="Helvetica" w:hAnsi="Helvetica"/>
+          <w:color w:val="222222"/>
+          <w:lang w:val="en-US"/>
+        </w:rPr>
+        <w:t>Prescription</w:t>
+      </w:r>
+      <w:r>
+        <w:rPr>
+          <w:rStyle w:val="5"/>
+          <w:rFonts w:hint="default" w:ascii="Helvetica" w:hAnsi="Helvetica"/>
+          <w:color w:val="222222"/>
+          <w:lang w:val="en-IN"/>
+        </w:rPr>
+        <w:t>:</w:t>
+      </w:r>
+    </w:p>
+    <w:p>
+      <w:pPr>
+        <w:rPr>
+          <w:rStyle w:val="5"/>
+          <w:rFonts w:hint="default" w:ascii="Helvetica" w:hAnsi="Helvetica"/>
+          <w:color w:val="222222"/>
+          <w:lang w:val="en-IN"/>
+        </w:rPr>
+      </w:pPr>
+    </w:p>
+    <w:p>
+      <w:pPr>
+        <w:rPr>
+          <w:rStyle w:val="5"/>
+          <w:rFonts w:hint="default" w:ascii="Helvetica" w:hAnsi="Helvetica"/>
+          <w:color w:val="222222"/>
+          <w:lang w:val="en-US"/>
+        </w:rPr>
+      </w:pPr>
+      <w:r>
+        <w:rPr>
+          <w:rStyle w:val="5"/>
+          <w:rFonts w:hint="default" w:ascii="Helvetica" w:hAnsi="Helvetica"/>
+          <w:color w:val="222222"/>
+          <w:lang w:val="en-US"/>
+        </w:rPr>
+        <w:drawing>
+          <wp:inline distT="0" distB="0" distL="114300" distR="114300">
+            <wp:extent cx="3543300" cy="1314450"/>
+            <wp:effectExtent l="0" t="0" r="0" b="0"/>
+            <wp:docPr id="19" name="Picture 19" descr="presdb"/>
+            <wp:cNvGraphicFramePr>
+              <a:graphicFrameLocks xmlns:a="http://schemas.openxmlformats.org/drawingml/2006/main" noChangeAspect="1"/>
+            </wp:cNvGraphicFramePr>
+            <a:graphic xmlns:a="http://schemas.openxmlformats.org/drawingml/2006/main">
+              <a:graphicData uri="http://schemas.openxmlformats.org/drawingml/2006/picture">
+                <pic:pic xmlns:pic="http://schemas.openxmlformats.org/drawingml/2006/picture">
+                  <pic:nvPicPr>
+                    <pic:cNvPr id="19" name="Picture 19" descr="presdb"/>
+                    <pic:cNvPicPr>
+                      <a:picLocks noChangeAspect="1"/>
+                    </pic:cNvPicPr>
+                  </pic:nvPicPr>
+                  <pic:blipFill>
+                    <a:blip r:embed="rId11"/>
+                    <a:stretch>
+                      <a:fillRect/>
+                    </a:stretch>
+                  </pic:blipFill>
+                  <pic:spPr>
+                    <a:xfrm>
+                      <a:off x="0" y="0"/>
+                      <a:ext cx="3543300" cy="1314450"/>
+                    </a:xfrm>
+                    <a:prstGeom prst="rect">
+                      <a:avLst/>
+                    </a:prstGeom>
+                  </pic:spPr>
+                </pic:pic>
+              </a:graphicData>
+            </a:graphic>
+          </wp:inline>
+        </w:drawing>
+      </w:r>
+    </w:p>
+    <w:p>
+      <w:pPr>
+        <w:rPr>
+          <w:rStyle w:val="5"/>
+          <w:rFonts w:hint="default" w:ascii="Helvetica" w:hAnsi="Helvetica"/>
+          <w:color w:val="222222"/>
+          <w:lang w:val="en-IN"/>
+        </w:rPr>
+      </w:pPr>
+    </w:p>
+    <w:p>
+      <w:pPr>
+        <w:rPr>
+          <w:rStyle w:val="5"/>
+          <w:rFonts w:hint="default" w:ascii="Helvetica" w:hAnsi="Helvetica"/>
+          <w:color w:val="222222"/>
+          <w:lang w:val="en-IN"/>
+        </w:rPr>
+      </w:pPr>
+    </w:p>
+    <w:p>
+      <w:pPr>
+        <w:rPr>
+          <w:rStyle w:val="5"/>
+          <w:rFonts w:hint="default" w:ascii="Helvetica" w:hAnsi="Helvetica"/>
+          <w:color w:val="222222"/>
+          <w:lang w:val="en-IN"/>
+        </w:rPr>
+      </w:pPr>
+    </w:p>
+    <w:p>
+      <w:pPr>
+        <w:rPr>
+          <w:rStyle w:val="5"/>
+          <w:rFonts w:hint="default" w:ascii="Helvetica" w:hAnsi="Helvetica"/>
+          <w:color w:val="222222"/>
+          <w:lang w:val="en-IN"/>
+        </w:rPr>
+      </w:pPr>
+    </w:p>
+    <w:p>
+      <w:pPr>
+        <w:rPr>
+          <w:rStyle w:val="5"/>
+          <w:rFonts w:hint="default" w:ascii="Helvetica" w:hAnsi="Helvetica"/>
+          <w:color w:val="222222"/>
+          <w:lang w:val="en-IN"/>
+        </w:rPr>
+      </w:pPr>
+    </w:p>
+    <w:p>
+      <w:pPr>
+        <w:rPr>
+          <w:rStyle w:val="5"/>
+          <w:rFonts w:hint="default" w:ascii="Helvetica" w:hAnsi="Helvetica"/>
+          <w:color w:val="222222"/>
+          <w:lang w:val="en-IN"/>
+        </w:rPr>
+      </w:pPr>
+    </w:p>
+    <w:p>
+      <w:pPr>
+        <w:rPr>
+          <w:rStyle w:val="5"/>
+          <w:rFonts w:hint="default" w:ascii="Helvetica" w:hAnsi="Helvetica"/>
+          <w:color w:val="222222"/>
+          <w:lang w:val="en-IN"/>
+        </w:rPr>
+      </w:pPr>
+    </w:p>
+    <w:p>
+      <w:pPr>
+        <w:rPr>
+          <w:rStyle w:val="5"/>
+          <w:rFonts w:hint="default" w:ascii="Helvetica" w:hAnsi="Helvetica"/>
+          <w:color w:val="222222"/>
+          <w:lang w:val="en-IN"/>
+        </w:rPr>
+      </w:pPr>
+    </w:p>
+    <w:p>
+      <w:pPr>
+        <w:rPr>
+          <w:rStyle w:val="5"/>
+          <w:rFonts w:hint="default" w:ascii="Helvetica" w:hAnsi="Helvetica"/>
+          <w:color w:val="222222"/>
+          <w:lang w:val="en-IN"/>
+        </w:rPr>
+      </w:pPr>
+    </w:p>
+    <w:p>
+      <w:pPr>
+        <w:rPr>
+          <w:rStyle w:val="5"/>
+          <w:rFonts w:hint="default" w:ascii="Helvetica" w:hAnsi="Helvetica"/>
+          <w:color w:val="222222"/>
+          <w:lang w:val="en-IN"/>
+        </w:rPr>
+      </w:pPr>
+    </w:p>
+    <w:p>
+      <w:pPr>
+        <w:rPr>
+          <w:rStyle w:val="5"/>
+          <w:rFonts w:hint="default" w:ascii="Helvetica" w:hAnsi="Helvetica"/>
+          <w:color w:val="222222"/>
+          <w:lang w:val="en-IN"/>
+        </w:rPr>
+      </w:pPr>
+    </w:p>
+    <w:p>
+      <w:pPr>
+        <w:rPr>
+          <w:rStyle w:val="5"/>
+          <w:rFonts w:hint="default" w:ascii="Helvetica" w:hAnsi="Helvetica"/>
+          <w:color w:val="222222"/>
+          <w:lang w:val="en-IN"/>
+        </w:rPr>
+      </w:pPr>
+    </w:p>
+    <w:p>
+      <w:pPr>
+        <w:rPr>
+          <w:rStyle w:val="5"/>
+          <w:rFonts w:hint="default" w:ascii="Helvetica" w:hAnsi="Helvetica"/>
+          <w:color w:val="222222"/>
+          <w:lang w:val="en-IN"/>
+        </w:rPr>
+      </w:pPr>
+    </w:p>
+    <w:p>
+      <w:pPr>
+        <w:rPr>
+          <w:rStyle w:val="5"/>
+          <w:rFonts w:hint="default" w:ascii="Helvetica" w:hAnsi="Helvetica"/>
+          <w:color w:val="222222"/>
+          <w:lang w:val="en-IN"/>
+        </w:rPr>
+      </w:pPr>
+    </w:p>
+    <w:p>
+      <w:pPr>
+        <w:rPr>
+          <w:rStyle w:val="5"/>
+          <w:rFonts w:hint="default" w:ascii="Helvetica" w:hAnsi="Helvetica"/>
+          <w:color w:val="222222"/>
+          <w:lang w:val="en-IN"/>
+        </w:rPr>
+      </w:pPr>
+    </w:p>
+    <w:p>
+      <w:pPr>
+        <w:rPr>
+          <w:rStyle w:val="5"/>
+          <w:rFonts w:hint="default" w:ascii="Helvetica" w:hAnsi="Helvetica"/>
+          <w:color w:val="222222"/>
+          <w:lang w:val="en-IN"/>
+        </w:rPr>
+      </w:pPr>
+      <w:r>
+        <w:rPr>
+          <w:rStyle w:val="5"/>
+          <w:rFonts w:hint="default" w:ascii="Helvetica" w:hAnsi="Helvetica"/>
+          <w:color w:val="222222"/>
+          <w:lang w:val="en-IN"/>
+        </w:rPr>
+        <w:br w:type="textWrapping"/>
+      </w:r>
+    </w:p>
+    <w:p>
+      <w:pPr>
+        <w:rPr>
+          <w:rStyle w:val="5"/>
+          <w:rFonts w:hint="default" w:ascii="Helvetica" w:hAnsi="Helvetica"/>
+          <w:color w:val="222222"/>
+          <w:lang w:val="en-US"/>
+        </w:rPr>
+      </w:pPr>
+      <w:r>
+        <w:rPr>
+          <w:rStyle w:val="5"/>
+          <w:rFonts w:hint="default" w:ascii="Helvetica" w:hAnsi="Helvetica"/>
+          <w:color w:val="222222"/>
+          <w:lang w:val="en-US"/>
+        </w:rPr>
+        <w:t>Payment:</w:t>
+      </w:r>
+    </w:p>
+    <w:p>
+      <w:r>
+        <w:rPr>
+          <w:rStyle w:val="5"/>
+          <w:rFonts w:hint="default" w:ascii="Helvetica" w:hAnsi="Helvetica"/>
+          <w:color w:val="222222"/>
+          <w:lang w:val="en-US"/>
+        </w:rPr>
+        <w:drawing>
+          <wp:inline distT="0" distB="0" distL="114300" distR="114300">
+            <wp:extent cx="3371850" cy="1190625"/>
+            <wp:effectExtent l="0" t="0" r="0" b="9525"/>
+            <wp:docPr id="20" name="Picture 20" descr="paydb"/>
+            <wp:cNvGraphicFramePr>
+              <a:graphicFrameLocks xmlns:a="http://schemas.openxmlformats.org/drawingml/2006/main" noChangeAspect="1"/>
+            </wp:cNvGraphicFramePr>
+            <a:graphic xmlns:a="http://schemas.openxmlformats.org/drawingml/2006/main">
+              <a:graphicData uri="http://schemas.openxmlformats.org/drawingml/2006/picture">
+                <pic:pic xmlns:pic="http://schemas.openxmlformats.org/drawingml/2006/picture">
+                  <pic:nvPicPr>
+                    <pic:cNvPr id="20" name="Picture 20" descr="paydb"/>
+                    <pic:cNvPicPr>
+                      <a:picLocks noChangeAspect="1"/>
+                    </pic:cNvPicPr>
+                  </pic:nvPicPr>
+                  <pic:blipFill>
+                    <a:blip r:embed="rId12"/>
+                    <a:stretch>
+                      <a:fillRect/>
+                    </a:stretch>
+                  </pic:blipFill>
+                  <pic:spPr>
+                    <a:xfrm>
+                      <a:off x="0" y="0"/>
+                      <a:ext cx="3371850" cy="1190625"/>
+                    </a:xfrm>
+                    <a:prstGeom prst="rect">
+                      <a:avLst/>
+                    </a:prstGeom>
+                  </pic:spPr>
+                </pic:pic>
+              </a:graphicData>
+            </a:graphic>
+          </wp:inline>
+        </w:drawing>
+      </w:r>
+    </w:p>
+    <w:p/>
+    <w:p/>
+    <w:p/>
+    <w:p/>
+    <w:p/>
+    <w:p/>
+    <w:p>
+      <w:pPr>
+        <w:rPr>
+          <w:rStyle w:val="5"/>
+          <w:rFonts w:hint="default" w:ascii="Helvetica" w:hAnsi="Helvetica"/>
+          <w:color w:val="222222"/>
+          <w:lang w:val="en-IN"/>
+        </w:rPr>
+      </w:pPr>
+      <w:r>
+        <w:rPr>
+          <w:rStyle w:val="5"/>
+          <w:rFonts w:hint="default" w:ascii="Helvetica" w:hAnsi="Helvetica"/>
+          <w:color w:val="222222"/>
+          <w:lang w:val="en-IN"/>
+        </w:rPr>
+        <w:t>TimeSlot:</w:t>
+      </w:r>
+    </w:p>
+    <w:p>
+      <w:pPr>
+        <w:rPr>
+          <w:rStyle w:val="5"/>
+          <w:rFonts w:hint="default" w:ascii="Helvetica" w:hAnsi="Helvetica"/>
+          <w:color w:val="222222"/>
+          <w:lang w:val="en-IN"/>
+        </w:rPr>
+      </w:pPr>
+    </w:p>
+    <w:p>
+      <w:pPr>
+        <w:rPr>
+          <w:rStyle w:val="5"/>
+          <w:rFonts w:hint="default" w:ascii="Helvetica" w:hAnsi="Helvetica"/>
+          <w:color w:val="222222"/>
+          <w:lang w:val="en-IN"/>
+        </w:rPr>
+      </w:pPr>
+      <w:r>
+        <w:rPr>
+          <w:rStyle w:val="5"/>
+          <w:rFonts w:hint="default" w:ascii="Helvetica" w:hAnsi="Helvetica"/>
+          <w:color w:val="222222"/>
+          <w:lang w:val="en-IN"/>
+        </w:rPr>
+        <w:drawing>
+          <wp:inline distT="0" distB="0" distL="114300" distR="114300">
+            <wp:extent cx="3448050" cy="1428750"/>
+            <wp:effectExtent l="0" t="0" r="0" b="0"/>
+            <wp:docPr id="5" name="Picture 5" descr="C:\Users\yespa\OneDrive\Desktop\ADB-Project\timeslot.jpgtimeslot"/>
+            <wp:cNvGraphicFramePr>
+              <a:graphicFrameLocks xmlns:a="http://schemas.openxmlformats.org/drawingml/2006/main" noChangeAspect="1"/>
+            </wp:cNvGraphicFramePr>
+            <a:graphic xmlns:a="http://schemas.openxmlformats.org/drawingml/2006/main">
+              <a:graphicData uri="http://schemas.openxmlformats.org/drawingml/2006/picture">
+                <pic:pic xmlns:pic="http://schemas.openxmlformats.org/drawingml/2006/picture">
+                  <pic:nvPicPr>
+                    <pic:cNvPr id="5" name="Picture 5" descr="C:\Users\yespa\OneDrive\Desktop\ADB-Project\timeslot.jpgtimeslot"/>
+                    <pic:cNvPicPr>
+                      <a:picLocks noChangeAspect="1"/>
+                    </pic:cNvPicPr>
+                  </pic:nvPicPr>
+                  <pic:blipFill>
+                    <a:blip r:embed="rId13"/>
+                    <a:srcRect/>
+                    <a:stretch>
+                      <a:fillRect/>
+                    </a:stretch>
+                  </pic:blipFill>
+                  <pic:spPr>
+                    <a:xfrm>
+                      <a:off x="0" y="0"/>
+                      <a:ext cx="3448050" cy="1428750"/>
+                    </a:xfrm>
+                    <a:prstGeom prst="rect">
+                      <a:avLst/>
+                    </a:prstGeom>
+                  </pic:spPr>
+                </pic:pic>
+              </a:graphicData>
+            </a:graphic>
+          </wp:inline>
+        </w:drawing>
+      </w:r>
     </w:p>
     <w:sectPr>
       <w:pgSz w:w="12240" w:h="15840"/>
@@ -7416,7 +10739,7 @@
     <w:lsdException w:qFormat="1" w:unhideWhenUsed="0" w:uiPriority="0" w:semiHidden="0" w:name="Title"/>
     <w:lsdException w:unhideWhenUsed="0" w:uiPriority="0" w:semiHidden="0" w:name="Closing"/>
     <w:lsdException w:unhideWhenUsed="0" w:uiPriority="0" w:semiHidden="0" w:name="Signature"/>
-    <w:lsdException w:unhideWhenUsed="0" w:uiPriority="0" w:name="Default Paragraph Font"/>
+    <w:lsdException w:qFormat="1" w:unhideWhenUsed="0" w:uiPriority="0" w:name="Default Paragraph Font"/>
     <w:lsdException w:unhideWhenUsed="0" w:uiPriority="0" w:semiHidden="0" w:name="Body Text"/>
     <w:lsdException w:unhideWhenUsed="0" w:uiPriority="0" w:semiHidden="0" w:name="Body Text Indent"/>
     <w:lsdException w:unhideWhenUsed="0" w:uiPriority="0" w:semiHidden="0" w:name="List Continue"/>
@@ -7454,7 +10777,7 @@
     <w:lsdException w:unhideWhenUsed="0" w:uiPriority="0" w:semiHidden="0" w:name="HTML Sample"/>
     <w:lsdException w:unhideWhenUsed="0" w:uiPriority="0" w:semiHidden="0" w:name="HTML Typewriter"/>
     <w:lsdException w:unhideWhenUsed="0" w:uiPriority="0" w:semiHidden="0" w:name="HTML Variable"/>
-    <w:lsdException w:unhideWhenUsed="0" w:uiPriority="0" w:name="Normal Table"/>
+    <w:lsdException w:qFormat="1" w:unhideWhenUsed="0" w:uiPriority="0" w:name="Normal Table"/>
     <w:lsdException w:unhideWhenUsed="0" w:uiPriority="0" w:semiHidden="0" w:name="annotation subject"/>
     <w:lsdException w:unhideWhenUsed="0" w:uiPriority="0" w:semiHidden="0" w:name="Table Simple 1"/>
     <w:lsdException w:unhideWhenUsed="0" w:uiPriority="0" w:semiHidden="0" w:name="Table Simple 2"/>
@@ -7614,11 +10937,13 @@
   <w:style w:type="character" w:default="1" w:styleId="2">
     <w:name w:val="Default Paragraph Font"/>
     <w:semiHidden/>
+    <w:qFormat/>
     <w:uiPriority w:val="0"/>
   </w:style>
   <w:style w:type="table" w:default="1" w:styleId="3">
     <w:name w:val="Normal Table"/>
     <w:semiHidden/>
+    <w:qFormat/>
     <w:uiPriority w:val="0"/>
     <w:tblPr>
       <w:tblCellMar>
